--- a/flutter_more_documents/f25_flutter_extras_of_basic.docx
+++ b/flutter_more_documents/f25_flutter_extras_of_basic.docx
@@ -15850,14 +15850,43 @@
           <w:szCs w:val="32"/>
         </w:rPr>
       </w:pPr>
-      <w:r>
-        <w:rPr>
-          <w:b/>
-          <w:bCs/>
-          <w:sz w:val="32"/>
-          <w:szCs w:val="32"/>
-        </w:rPr>
-        <w:t>Context Access Concepts (Extra):</w:t>
+      <w:proofErr w:type="spellStart"/>
+      <w:r>
+        <w:rPr>
+          <w:b/>
+          <w:bCs/>
+          <w:sz w:val="32"/>
+          <w:szCs w:val="32"/>
+        </w:rPr>
+        <w:t>Build</w:t>
+      </w:r>
+      <w:r>
+        <w:rPr>
+          <w:b/>
+          <w:bCs/>
+          <w:sz w:val="32"/>
+          <w:szCs w:val="32"/>
+        </w:rPr>
+        <w:t>Context</w:t>
+      </w:r>
+      <w:proofErr w:type="spellEnd"/>
+      <w:r>
+        <w:rPr>
+          <w:b/>
+          <w:bCs/>
+          <w:sz w:val="32"/>
+          <w:szCs w:val="32"/>
+        </w:rPr>
+        <w:t xml:space="preserve"> </w:t>
+      </w:r>
+      <w:r>
+        <w:rPr>
+          <w:b/>
+          <w:bCs/>
+          <w:sz w:val="32"/>
+          <w:szCs w:val="32"/>
+        </w:rPr>
+        <w:t>(Extra):</w:t>
       </w:r>
     </w:p>
     <w:p>
@@ -15875,13 +15904,6 @@
         </w:rPr>
         <w:t xml:space="preserve"># </w:t>
       </w:r>
-      <w:r>
-        <w:rPr>
-          <w:sz w:val="32"/>
-          <w:szCs w:val="32"/>
-        </w:rPr>
-        <w:t xml:space="preserve">In </w:t>
-      </w:r>
       <w:proofErr w:type="spellStart"/>
       <w:r>
         <w:rPr>
@@ -15890,7 +15912,7 @@
           <w:sz w:val="32"/>
           <w:szCs w:val="32"/>
         </w:rPr>
-        <w:t>StatelessWidget</w:t>
+        <w:t>BuildContext</w:t>
       </w:r>
       <w:proofErr w:type="spellEnd"/>
       <w:r>
@@ -15898,6 +15920,107 @@
           <w:sz w:val="32"/>
           <w:szCs w:val="32"/>
         </w:rPr>
+        <w:t xml:space="preserve"> is on object that represents the location of a widget in the widget hierarchy. It’s the location of a Widget in the Element Tree.</w:t>
+      </w:r>
+    </w:p>
+    <w:p>
+      <w:pPr>
+        <w:jc w:val="both"/>
+        <w:rPr>
+          <w:sz w:val="32"/>
+          <w:szCs w:val="32"/>
+        </w:rPr>
+      </w:pPr>
+      <w:r>
+        <w:rPr>
+          <w:sz w:val="32"/>
+          <w:szCs w:val="32"/>
+        </w:rPr>
+        <w:t># It’s used to:</w:t>
+      </w:r>
+    </w:p>
+    <w:p>
+      <w:pPr>
+        <w:pStyle w:val="ListParagraph"/>
+        <w:numPr>
+          <w:ilvl w:val="0"/>
+          <w:numId w:val="47"/>
+        </w:numPr>
+        <w:jc w:val="both"/>
+        <w:rPr>
+          <w:sz w:val="32"/>
+          <w:szCs w:val="32"/>
+        </w:rPr>
+      </w:pPr>
+      <w:r>
+        <w:rPr>
+          <w:sz w:val="32"/>
+          <w:szCs w:val="32"/>
+        </w:rPr>
+        <w:t>Access inherited widgets</w:t>
+      </w:r>
+    </w:p>
+    <w:p>
+      <w:pPr>
+        <w:pStyle w:val="ListParagraph"/>
+        <w:numPr>
+          <w:ilvl w:val="0"/>
+          <w:numId w:val="47"/>
+        </w:numPr>
+        <w:jc w:val="both"/>
+        <w:rPr>
+          <w:sz w:val="32"/>
+          <w:szCs w:val="32"/>
+        </w:rPr>
+      </w:pPr>
+      <w:r>
+        <w:rPr>
+          <w:sz w:val="32"/>
+          <w:szCs w:val="32"/>
+        </w:rPr>
+        <w:t xml:space="preserve">Get </w:t>
+      </w:r>
+      <w:r>
+        <w:rPr>
+          <w:b/>
+          <w:bCs/>
+          <w:sz w:val="32"/>
+          <w:szCs w:val="32"/>
+        </w:rPr>
+        <w:t>Theme</w:t>
+      </w:r>
+      <w:r>
+        <w:rPr>
+          <w:sz w:val="32"/>
+          <w:szCs w:val="32"/>
+        </w:rPr>
+        <w:t>,</w:t>
+      </w:r>
+      <w:r>
+        <w:rPr>
+          <w:b/>
+          <w:bCs/>
+          <w:sz w:val="32"/>
+          <w:szCs w:val="32"/>
+        </w:rPr>
+        <w:t xml:space="preserve"> </w:t>
+      </w:r>
+      <w:proofErr w:type="spellStart"/>
+      <w:r>
+        <w:rPr>
+          <w:b/>
+          <w:bCs/>
+          <w:sz w:val="32"/>
+          <w:szCs w:val="32"/>
+        </w:rPr>
+        <w:t>MediaQuery</w:t>
+      </w:r>
+      <w:proofErr w:type="spellEnd"/>
+      <w:r>
+        <w:rPr>
+          <w:sz w:val="32"/>
+          <w:szCs w:val="32"/>
+        </w:rPr>
         <w:t xml:space="preserve">, </w:t>
       </w:r>
       <w:r>
@@ -15907,50 +16030,67 @@
           <w:sz w:val="32"/>
           <w:szCs w:val="32"/>
         </w:rPr>
-        <w:t>context</w:t>
-      </w:r>
-      <w:r>
-        <w:rPr>
-          <w:sz w:val="32"/>
-          <w:szCs w:val="32"/>
-        </w:rPr>
-        <w:t xml:space="preserve"> is only available in the </w:t>
-      </w:r>
-      <w:proofErr w:type="gramStart"/>
-      <w:r>
-        <w:rPr>
-          <w:b/>
-          <w:bCs/>
-          <w:sz w:val="32"/>
-          <w:szCs w:val="32"/>
-        </w:rPr>
-        <w:t>build(</w:t>
-      </w:r>
-      <w:proofErr w:type="gramEnd"/>
-      <w:r>
-        <w:rPr>
-          <w:b/>
-          <w:bCs/>
-          <w:sz w:val="32"/>
-          <w:szCs w:val="32"/>
-        </w:rPr>
-        <w:t>)</w:t>
-      </w:r>
-      <w:r>
-        <w:rPr>
-          <w:sz w:val="32"/>
-          <w:szCs w:val="32"/>
-        </w:rPr>
-        <w:t xml:space="preserve"> method nowhere else. Not even in the methods (like </w:t>
-      </w:r>
-      <w:r>
-        <w:rPr>
-          <w:b/>
-          <w:bCs/>
-          <w:sz w:val="32"/>
-          <w:szCs w:val="32"/>
-        </w:rPr>
-        <w:t>_</w:t>
+        <w:t>Navigator</w:t>
+      </w:r>
+      <w:r>
+        <w:rPr>
+          <w:sz w:val="32"/>
+          <w:szCs w:val="32"/>
+        </w:rPr>
+        <w:t xml:space="preserve"> etc.</w:t>
+      </w:r>
+    </w:p>
+    <w:p>
+      <w:pPr>
+        <w:pStyle w:val="ListParagraph"/>
+        <w:numPr>
+          <w:ilvl w:val="0"/>
+          <w:numId w:val="47"/>
+        </w:numPr>
+        <w:jc w:val="both"/>
+        <w:rPr>
+          <w:sz w:val="32"/>
+          <w:szCs w:val="32"/>
+        </w:rPr>
+      </w:pPr>
+      <w:r>
+        <w:rPr>
+          <w:sz w:val="32"/>
+          <w:szCs w:val="32"/>
+        </w:rPr>
+        <w:t>Find data above the current widget in the tree</w:t>
+      </w:r>
+    </w:p>
+    <w:p>
+      <w:pPr>
+        <w:jc w:val="both"/>
+        <w:rPr>
+          <w:sz w:val="32"/>
+          <w:szCs w:val="32"/>
+        </w:rPr>
+      </w:pPr>
+      <w:r>
+        <w:rPr>
+          <w:sz w:val="32"/>
+          <w:szCs w:val="32"/>
+        </w:rPr>
+        <w:t># Common Mistakes are using</w:t>
+      </w:r>
+      <w:r>
+        <w:rPr>
+          <w:b/>
+          <w:bCs/>
+          <w:sz w:val="32"/>
+          <w:szCs w:val="32"/>
+        </w:rPr>
+        <w:t xml:space="preserve"> context</w:t>
+      </w:r>
+      <w:r>
+        <w:rPr>
+          <w:sz w:val="32"/>
+          <w:szCs w:val="32"/>
+        </w:rPr>
+        <w:t xml:space="preserve"> too early in </w:t>
       </w:r>
       <w:proofErr w:type="spellStart"/>
       <w:proofErr w:type="gramStart"/>
@@ -15961,7 +16101,7 @@
           <w:sz w:val="32"/>
           <w:szCs w:val="32"/>
         </w:rPr>
-        <w:t>onTap</w:t>
+        <w:t>initState</w:t>
       </w:r>
       <w:proofErr w:type="spellEnd"/>
       <w:r>
@@ -15988,58 +16128,49 @@
           <w:sz w:val="32"/>
           <w:szCs w:val="32"/>
         </w:rPr>
-        <w:t xml:space="preserve">)which are being called from the </w:t>
-      </w:r>
-      <w:r>
-        <w:rPr>
-          <w:b/>
-          <w:bCs/>
-          <w:sz w:val="32"/>
-          <w:szCs w:val="32"/>
-        </w:rPr>
-        <w:t xml:space="preserve">build() </w:t>
-      </w:r>
-      <w:r>
-        <w:rPr>
-          <w:sz w:val="32"/>
-          <w:szCs w:val="32"/>
-        </w:rPr>
-        <w:t>method (unless we pass it as parameter of the function)</w:t>
-      </w:r>
-    </w:p>
-    <w:p>
-      <w:pPr>
-        <w:jc w:val="both"/>
-        <w:rPr>
-          <w:sz w:val="32"/>
-          <w:szCs w:val="32"/>
-        </w:rPr>
-      </w:pPr>
-      <w:r>
-        <w:rPr>
-          <w:sz w:val="32"/>
-          <w:szCs w:val="32"/>
-        </w:rPr>
-        <w:t># But in</w:t>
-      </w:r>
-      <w:r>
-        <w:rPr>
-          <w:b/>
-          <w:bCs/>
-          <w:sz w:val="32"/>
-          <w:szCs w:val="32"/>
-        </w:rPr>
-        <w:t xml:space="preserve"> </w:t>
-      </w:r>
+        <w:t xml:space="preserve"> for inherited dependencies or storing </w:t>
+      </w:r>
+      <w:r>
+        <w:rPr>
+          <w:b/>
+          <w:bCs/>
+          <w:sz w:val="32"/>
+          <w:szCs w:val="32"/>
+        </w:rPr>
+        <w:t xml:space="preserve">context </w:t>
+      </w:r>
+      <w:r>
+        <w:rPr>
+          <w:sz w:val="32"/>
+          <w:szCs w:val="32"/>
+        </w:rPr>
+        <w:t>for too long in service or classes</w:t>
+      </w:r>
+    </w:p>
+    <w:p>
+      <w:pPr>
+        <w:jc w:val="both"/>
+        <w:rPr>
+          <w:sz w:val="32"/>
+          <w:szCs w:val="32"/>
+        </w:rPr>
+      </w:pPr>
+    </w:p>
+    <w:p>
+      <w:pPr>
+        <w:jc w:val="both"/>
+        <w:rPr>
+          <w:sz w:val="32"/>
+          <w:szCs w:val="32"/>
+        </w:rPr>
+      </w:pPr>
       <w:proofErr w:type="spellStart"/>
       <w:r>
         <w:rPr>
-          <w:b/>
-          <w:bCs/>
-          <w:sz w:val="32"/>
-          <w:szCs w:val="32"/>
-        </w:rPr>
-        <w:t>StatefulWidget</w:t>
+          <w:sz w:val="32"/>
+          <w:szCs w:val="32"/>
+        </w:rPr>
+        <w:t>BuidContext</w:t>
       </w:r>
       <w:proofErr w:type="spellEnd"/>
       <w:r>
@@ -16047,6 +16178,47 @@
           <w:sz w:val="32"/>
           <w:szCs w:val="32"/>
         </w:rPr>
+        <w:t xml:space="preserve"> Access Concepts:</w:t>
+      </w:r>
+    </w:p>
+    <w:p>
+      <w:pPr>
+        <w:jc w:val="both"/>
+        <w:rPr>
+          <w:sz w:val="32"/>
+          <w:szCs w:val="32"/>
+        </w:rPr>
+      </w:pPr>
+      <w:r>
+        <w:rPr>
+          <w:sz w:val="32"/>
+          <w:szCs w:val="32"/>
+        </w:rPr>
+        <w:t xml:space="preserve"># </w:t>
+      </w:r>
+      <w:r>
+        <w:rPr>
+          <w:sz w:val="32"/>
+          <w:szCs w:val="32"/>
+        </w:rPr>
+        <w:t xml:space="preserve">In </w:t>
+      </w:r>
+      <w:proofErr w:type="spellStart"/>
+      <w:r>
+        <w:rPr>
+          <w:b/>
+          <w:bCs/>
+          <w:sz w:val="32"/>
+          <w:szCs w:val="32"/>
+        </w:rPr>
+        <w:t>StatelessWidget</w:t>
+      </w:r>
+      <w:proofErr w:type="spellEnd"/>
+      <w:r>
+        <w:rPr>
+          <w:sz w:val="32"/>
+          <w:szCs w:val="32"/>
+        </w:rPr>
         <w:t xml:space="preserve">, </w:t>
       </w:r>
       <w:r>
@@ -16063,7 +16235,7 @@
           <w:sz w:val="32"/>
           <w:szCs w:val="32"/>
         </w:rPr>
-        <w:t xml:space="preserve"> is available in the </w:t>
+        <w:t xml:space="preserve"> is only available in the </w:t>
       </w:r>
       <w:proofErr w:type="gramStart"/>
       <w:r>
@@ -16083,162 +16255,6 @@
           <w:sz w:val="32"/>
           <w:szCs w:val="32"/>
         </w:rPr>
-        <w:t xml:space="preserve">) </w:t>
-      </w:r>
-      <w:r>
-        <w:rPr>
-          <w:sz w:val="32"/>
-          <w:szCs w:val="32"/>
-        </w:rPr>
-        <w:t>method and also in any method (like</w:t>
-      </w:r>
-      <w:r>
-        <w:rPr>
-          <w:b/>
-          <w:bCs/>
-          <w:sz w:val="32"/>
-          <w:szCs w:val="32"/>
-        </w:rPr>
-        <w:t xml:space="preserve"> _</w:t>
-      </w:r>
-      <w:proofErr w:type="spellStart"/>
-      <w:r>
-        <w:rPr>
-          <w:b/>
-          <w:bCs/>
-          <w:sz w:val="32"/>
-          <w:szCs w:val="32"/>
-        </w:rPr>
-        <w:t>onTap</w:t>
-      </w:r>
-      <w:proofErr w:type="spellEnd"/>
-      <w:r>
-        <w:rPr>
-          <w:b/>
-          <w:bCs/>
-          <w:sz w:val="32"/>
-          <w:szCs w:val="32"/>
-        </w:rPr>
-        <w:t xml:space="preserve">() </w:t>
-      </w:r>
-      <w:r>
-        <w:rPr>
-          <w:sz w:val="32"/>
-          <w:szCs w:val="32"/>
-        </w:rPr>
-        <w:t xml:space="preserve">which is called in </w:t>
-      </w:r>
-      <w:r>
-        <w:rPr>
-          <w:b/>
-          <w:bCs/>
-          <w:sz w:val="32"/>
-          <w:szCs w:val="32"/>
-        </w:rPr>
-        <w:t>build()</w:t>
-      </w:r>
-      <w:r>
-        <w:rPr>
-          <w:sz w:val="32"/>
-          <w:szCs w:val="32"/>
-        </w:rPr>
-        <w:t xml:space="preserve">) in the State class. We don’t need to even pass the </w:t>
-      </w:r>
-      <w:proofErr w:type="spellStart"/>
-      <w:r>
-        <w:rPr>
-          <w:b/>
-          <w:bCs/>
-          <w:sz w:val="32"/>
-          <w:szCs w:val="32"/>
-        </w:rPr>
-        <w:t>BuildContext</w:t>
-      </w:r>
-      <w:proofErr w:type="spellEnd"/>
-      <w:r>
-        <w:rPr>
-          <w:sz w:val="32"/>
-          <w:szCs w:val="32"/>
-        </w:rPr>
-        <w:t xml:space="preserve"> as function parameter.</w:t>
-      </w:r>
-    </w:p>
-    <w:p>
-      <w:pPr>
-        <w:jc w:val="both"/>
-        <w:rPr>
-          <w:sz w:val="32"/>
-          <w:szCs w:val="32"/>
-        </w:rPr>
-      </w:pPr>
-      <w:r>
-        <w:rPr>
-          <w:sz w:val="32"/>
-          <w:szCs w:val="32"/>
-        </w:rPr>
-        <w:t xml:space="preserve"># And </w:t>
-      </w:r>
-      <w:r>
-        <w:rPr>
-          <w:b/>
-          <w:bCs/>
-          <w:sz w:val="32"/>
-          <w:szCs w:val="32"/>
-        </w:rPr>
-        <w:t>context</w:t>
-      </w:r>
-      <w:r>
-        <w:rPr>
-          <w:sz w:val="32"/>
-          <w:szCs w:val="32"/>
-        </w:rPr>
-        <w:t xml:space="preserve"> is also available in </w:t>
-      </w:r>
-      <w:proofErr w:type="spellStart"/>
-      <w:r>
-        <w:rPr>
-          <w:b/>
-          <w:bCs/>
-          <w:sz w:val="32"/>
-          <w:szCs w:val="32"/>
-        </w:rPr>
-        <w:t>initState</w:t>
-      </w:r>
-      <w:proofErr w:type="spellEnd"/>
-      <w:r>
-        <w:rPr>
-          <w:sz w:val="32"/>
-          <w:szCs w:val="32"/>
-        </w:rPr>
-        <w:t xml:space="preserve"> and other lifecycle methods. But (VERY IMPORTANT) don’t use context in</w:t>
-      </w:r>
-      <w:r>
-        <w:rPr>
-          <w:b/>
-          <w:bCs/>
-          <w:sz w:val="32"/>
-          <w:szCs w:val="32"/>
-        </w:rPr>
-        <w:t xml:space="preserve"> </w:t>
-      </w:r>
-      <w:proofErr w:type="gramStart"/>
-      <w:r>
-        <w:rPr>
-          <w:b/>
-          <w:bCs/>
-          <w:sz w:val="32"/>
-          <w:szCs w:val="32"/>
-        </w:rPr>
-        <w:t>dispose(</w:t>
-      </w:r>
-      <w:proofErr w:type="gramEnd"/>
-      <w:r>
-        <w:rPr>
-          <w:b/>
-          <w:bCs/>
-          <w:sz w:val="32"/>
-          <w:szCs w:val="32"/>
-        </w:rPr>
         <w:t>)</w:t>
       </w:r>
       <w:r>
@@ -16246,122 +16262,16 @@
           <w:sz w:val="32"/>
           <w:szCs w:val="32"/>
         </w:rPr>
-        <w:t xml:space="preserve"> method because while screen  is disposing </w:t>
-      </w:r>
-      <w:r>
-        <w:rPr>
-          <w:b/>
-          <w:bCs/>
-          <w:sz w:val="32"/>
-          <w:szCs w:val="32"/>
-        </w:rPr>
-        <w:t>context</w:t>
-      </w:r>
-      <w:r>
-        <w:rPr>
-          <w:sz w:val="32"/>
-          <w:szCs w:val="32"/>
-        </w:rPr>
-        <w:t xml:space="preserve"> might not be even available and will throw error</w:t>
-      </w:r>
-    </w:p>
-    <w:p>
-      <w:pPr>
-        <w:jc w:val="both"/>
-        <w:rPr>
-          <w:sz w:val="32"/>
-          <w:szCs w:val="32"/>
-        </w:rPr>
-      </w:pPr>
-    </w:p>
-    <w:p>
-      <w:pPr>
-        <w:jc w:val="both"/>
-        <w:rPr>
-          <w:sz w:val="32"/>
-          <w:szCs w:val="32"/>
-        </w:rPr>
-      </w:pPr>
-    </w:p>
-    <w:p>
-      <w:pPr>
-        <w:jc w:val="both"/>
-        <w:rPr>
-          <w:b/>
-          <w:bCs/>
-          <w:sz w:val="32"/>
-          <w:szCs w:val="32"/>
-        </w:rPr>
-      </w:pPr>
-      <w:r>
-        <w:rPr>
-          <w:b/>
-          <w:bCs/>
-          <w:sz w:val="32"/>
-          <w:szCs w:val="32"/>
-        </w:rPr>
-        <w:t>Color/Size Picker (UI Pattern):</w:t>
-      </w:r>
-    </w:p>
-    <w:p>
-      <w:pPr>
-        <w:jc w:val="both"/>
-        <w:rPr>
-          <w:sz w:val="32"/>
-          <w:szCs w:val="32"/>
-        </w:rPr>
-      </w:pPr>
-      <w:r>
-        <w:rPr>
-          <w:sz w:val="32"/>
-          <w:szCs w:val="32"/>
-        </w:rPr>
-        <w:t xml:space="preserve"># </w:t>
-      </w:r>
-      <w:r>
-        <w:rPr>
-          <w:sz w:val="32"/>
-          <w:szCs w:val="32"/>
-        </w:rPr>
-        <w:t>See f45 advanced UI design doc</w:t>
-      </w:r>
-    </w:p>
-    <w:p>
-      <w:pPr>
-        <w:jc w:val="both"/>
-        <w:rPr>
-          <w:sz w:val="32"/>
-          <w:szCs w:val="32"/>
-        </w:rPr>
-      </w:pPr>
-    </w:p>
-    <w:p>
-      <w:pPr>
-        <w:jc w:val="both"/>
-        <w:rPr>
-          <w:sz w:val="32"/>
-          <w:szCs w:val="32"/>
-        </w:rPr>
-      </w:pPr>
-    </w:p>
-    <w:p>
-      <w:pPr>
-        <w:jc w:val="both"/>
-        <w:rPr>
-          <w:b/>
-          <w:bCs/>
-          <w:sz w:val="32"/>
-          <w:szCs w:val="32"/>
-        </w:rPr>
-      </w:pPr>
-      <w:r>
-        <w:rPr>
-          <w:b/>
-          <w:bCs/>
-          <w:sz w:val="32"/>
-          <w:szCs w:val="32"/>
-        </w:rPr>
-        <w:t xml:space="preserve">Platform Specific Asset Building (In </w:t>
+        <w:t xml:space="preserve"> method nowhere else. Not even in the methods (like </w:t>
+      </w:r>
+      <w:r>
+        <w:rPr>
+          <w:b/>
+          <w:bCs/>
+          <w:sz w:val="32"/>
+          <w:szCs w:val="32"/>
+        </w:rPr>
+        <w:t>_</w:t>
       </w:r>
       <w:proofErr w:type="spellStart"/>
       <w:proofErr w:type="gramStart"/>
@@ -16372,6 +16282,434 @@
           <w:sz w:val="32"/>
           <w:szCs w:val="32"/>
         </w:rPr>
+        <w:t>onTap</w:t>
+      </w:r>
+      <w:proofErr w:type="spellEnd"/>
+      <w:r>
+        <w:rPr>
+          <w:b/>
+          <w:bCs/>
+          <w:sz w:val="32"/>
+          <w:szCs w:val="32"/>
+        </w:rPr>
+        <w:t>(</w:t>
+      </w:r>
+      <w:proofErr w:type="gramEnd"/>
+      <w:r>
+        <w:rPr>
+          <w:b/>
+          <w:bCs/>
+          <w:sz w:val="32"/>
+          <w:szCs w:val="32"/>
+        </w:rPr>
+        <w:t>)</w:t>
+      </w:r>
+      <w:r>
+        <w:rPr>
+          <w:sz w:val="32"/>
+          <w:szCs w:val="32"/>
+        </w:rPr>
+        <w:t xml:space="preserve">)which are being called from the </w:t>
+      </w:r>
+      <w:r>
+        <w:rPr>
+          <w:b/>
+          <w:bCs/>
+          <w:sz w:val="32"/>
+          <w:szCs w:val="32"/>
+        </w:rPr>
+        <w:t xml:space="preserve">build() </w:t>
+      </w:r>
+      <w:r>
+        <w:rPr>
+          <w:sz w:val="32"/>
+          <w:szCs w:val="32"/>
+        </w:rPr>
+        <w:t>method (unless we pass it as parameter of the function)</w:t>
+      </w:r>
+    </w:p>
+    <w:p>
+      <w:pPr>
+        <w:jc w:val="both"/>
+        <w:rPr>
+          <w:sz w:val="32"/>
+          <w:szCs w:val="32"/>
+        </w:rPr>
+      </w:pPr>
+      <w:r>
+        <w:rPr>
+          <w:sz w:val="32"/>
+          <w:szCs w:val="32"/>
+        </w:rPr>
+        <w:t># But in</w:t>
+      </w:r>
+      <w:r>
+        <w:rPr>
+          <w:b/>
+          <w:bCs/>
+          <w:sz w:val="32"/>
+          <w:szCs w:val="32"/>
+        </w:rPr>
+        <w:t xml:space="preserve"> </w:t>
+      </w:r>
+      <w:proofErr w:type="spellStart"/>
+      <w:r>
+        <w:rPr>
+          <w:b/>
+          <w:bCs/>
+          <w:sz w:val="32"/>
+          <w:szCs w:val="32"/>
+        </w:rPr>
+        <w:t>StatefulWidget</w:t>
+      </w:r>
+      <w:proofErr w:type="spellEnd"/>
+      <w:r>
+        <w:rPr>
+          <w:sz w:val="32"/>
+          <w:szCs w:val="32"/>
+        </w:rPr>
+        <w:t xml:space="preserve">, </w:t>
+      </w:r>
+      <w:r>
+        <w:rPr>
+          <w:b/>
+          <w:bCs/>
+          <w:sz w:val="32"/>
+          <w:szCs w:val="32"/>
+        </w:rPr>
+        <w:t>context</w:t>
+      </w:r>
+      <w:r>
+        <w:rPr>
+          <w:sz w:val="32"/>
+          <w:szCs w:val="32"/>
+        </w:rPr>
+        <w:t xml:space="preserve"> is available in the </w:t>
+      </w:r>
+      <w:proofErr w:type="gramStart"/>
+      <w:r>
+        <w:rPr>
+          <w:b/>
+          <w:bCs/>
+          <w:sz w:val="32"/>
+          <w:szCs w:val="32"/>
+        </w:rPr>
+        <w:t>build(</w:t>
+      </w:r>
+      <w:proofErr w:type="gramEnd"/>
+      <w:r>
+        <w:rPr>
+          <w:b/>
+          <w:bCs/>
+          <w:sz w:val="32"/>
+          <w:szCs w:val="32"/>
+        </w:rPr>
+        <w:t xml:space="preserve">) </w:t>
+      </w:r>
+      <w:r>
+        <w:rPr>
+          <w:sz w:val="32"/>
+          <w:szCs w:val="32"/>
+        </w:rPr>
+        <w:t>method and also in any method (like</w:t>
+      </w:r>
+      <w:r>
+        <w:rPr>
+          <w:b/>
+          <w:bCs/>
+          <w:sz w:val="32"/>
+          <w:szCs w:val="32"/>
+        </w:rPr>
+        <w:t xml:space="preserve"> _</w:t>
+      </w:r>
+      <w:proofErr w:type="spellStart"/>
+      <w:r>
+        <w:rPr>
+          <w:b/>
+          <w:bCs/>
+          <w:sz w:val="32"/>
+          <w:szCs w:val="32"/>
+        </w:rPr>
+        <w:t>onTap</w:t>
+      </w:r>
+      <w:proofErr w:type="spellEnd"/>
+      <w:r>
+        <w:rPr>
+          <w:b/>
+          <w:bCs/>
+          <w:sz w:val="32"/>
+          <w:szCs w:val="32"/>
+        </w:rPr>
+        <w:t xml:space="preserve">() </w:t>
+      </w:r>
+      <w:r>
+        <w:rPr>
+          <w:sz w:val="32"/>
+          <w:szCs w:val="32"/>
+        </w:rPr>
+        <w:t xml:space="preserve">which is called in </w:t>
+      </w:r>
+      <w:r>
+        <w:rPr>
+          <w:b/>
+          <w:bCs/>
+          <w:sz w:val="32"/>
+          <w:szCs w:val="32"/>
+        </w:rPr>
+        <w:t>build()</w:t>
+      </w:r>
+      <w:r>
+        <w:rPr>
+          <w:sz w:val="32"/>
+          <w:szCs w:val="32"/>
+        </w:rPr>
+        <w:t xml:space="preserve">) in the State class. We don’t need to even pass the </w:t>
+      </w:r>
+      <w:proofErr w:type="spellStart"/>
+      <w:r>
+        <w:rPr>
+          <w:b/>
+          <w:bCs/>
+          <w:sz w:val="32"/>
+          <w:szCs w:val="32"/>
+        </w:rPr>
+        <w:t>BuildContext</w:t>
+      </w:r>
+      <w:proofErr w:type="spellEnd"/>
+      <w:r>
+        <w:rPr>
+          <w:sz w:val="32"/>
+          <w:szCs w:val="32"/>
+        </w:rPr>
+        <w:t xml:space="preserve"> as function parameter.</w:t>
+      </w:r>
+    </w:p>
+    <w:p>
+      <w:pPr>
+        <w:jc w:val="both"/>
+        <w:rPr>
+          <w:sz w:val="32"/>
+          <w:szCs w:val="32"/>
+        </w:rPr>
+      </w:pPr>
+      <w:r>
+        <w:rPr>
+          <w:sz w:val="32"/>
+          <w:szCs w:val="32"/>
+        </w:rPr>
+        <w:lastRenderedPageBreak/>
+        <w:t xml:space="preserve"># And </w:t>
+      </w:r>
+      <w:r>
+        <w:rPr>
+          <w:b/>
+          <w:bCs/>
+          <w:sz w:val="32"/>
+          <w:szCs w:val="32"/>
+        </w:rPr>
+        <w:t>context</w:t>
+      </w:r>
+      <w:r>
+        <w:rPr>
+          <w:sz w:val="32"/>
+          <w:szCs w:val="32"/>
+        </w:rPr>
+        <w:t xml:space="preserve"> is also available in </w:t>
+      </w:r>
+      <w:proofErr w:type="spellStart"/>
+      <w:r>
+        <w:rPr>
+          <w:b/>
+          <w:bCs/>
+          <w:sz w:val="32"/>
+          <w:szCs w:val="32"/>
+        </w:rPr>
+        <w:t>initState</w:t>
+      </w:r>
+      <w:proofErr w:type="spellEnd"/>
+      <w:r>
+        <w:rPr>
+          <w:sz w:val="32"/>
+          <w:szCs w:val="32"/>
+        </w:rPr>
+        <w:t xml:space="preserve"> and other lifecycle methods. But (VERY IMPORTANT) don’t use context in</w:t>
+      </w:r>
+      <w:r>
+        <w:rPr>
+          <w:b/>
+          <w:bCs/>
+          <w:sz w:val="32"/>
+          <w:szCs w:val="32"/>
+        </w:rPr>
+        <w:t xml:space="preserve"> </w:t>
+      </w:r>
+      <w:proofErr w:type="gramStart"/>
+      <w:r>
+        <w:rPr>
+          <w:b/>
+          <w:bCs/>
+          <w:sz w:val="32"/>
+          <w:szCs w:val="32"/>
+        </w:rPr>
+        <w:t>dispose(</w:t>
+      </w:r>
+      <w:proofErr w:type="gramEnd"/>
+      <w:r>
+        <w:rPr>
+          <w:b/>
+          <w:bCs/>
+          <w:sz w:val="32"/>
+          <w:szCs w:val="32"/>
+        </w:rPr>
+        <w:t>)</w:t>
+      </w:r>
+      <w:r>
+        <w:rPr>
+          <w:sz w:val="32"/>
+          <w:szCs w:val="32"/>
+        </w:rPr>
+        <w:t xml:space="preserve"> method because while screen  is disposing </w:t>
+      </w:r>
+      <w:r>
+        <w:rPr>
+          <w:b/>
+          <w:bCs/>
+          <w:sz w:val="32"/>
+          <w:szCs w:val="32"/>
+        </w:rPr>
+        <w:t>context</w:t>
+      </w:r>
+      <w:r>
+        <w:rPr>
+          <w:sz w:val="32"/>
+          <w:szCs w:val="32"/>
+        </w:rPr>
+        <w:t xml:space="preserve"> might not be even available and will throw error</w:t>
+      </w:r>
+    </w:p>
+    <w:p>
+      <w:pPr>
+        <w:jc w:val="both"/>
+        <w:rPr>
+          <w:sz w:val="32"/>
+          <w:szCs w:val="32"/>
+        </w:rPr>
+      </w:pPr>
+    </w:p>
+    <w:p>
+      <w:pPr>
+        <w:jc w:val="center"/>
+        <w:rPr>
+          <w:sz w:val="32"/>
+          <w:szCs w:val="32"/>
+        </w:rPr>
+      </w:pPr>
+      <w:r>
+        <w:rPr>
+          <w:sz w:val="32"/>
+          <w:szCs w:val="32"/>
+        </w:rPr>
+        <w:t>Break</w:t>
+      </w:r>
+    </w:p>
+    <w:p>
+      <w:pPr>
+        <w:jc w:val="both"/>
+        <w:rPr>
+          <w:sz w:val="32"/>
+          <w:szCs w:val="32"/>
+        </w:rPr>
+      </w:pPr>
+    </w:p>
+    <w:p>
+      <w:pPr>
+        <w:jc w:val="both"/>
+        <w:rPr>
+          <w:b/>
+          <w:bCs/>
+          <w:sz w:val="32"/>
+          <w:szCs w:val="32"/>
+        </w:rPr>
+      </w:pPr>
+      <w:r>
+        <w:rPr>
+          <w:b/>
+          <w:bCs/>
+          <w:sz w:val="32"/>
+          <w:szCs w:val="32"/>
+        </w:rPr>
+        <w:t>Color/Size Picker (UI Pattern):</w:t>
+      </w:r>
+    </w:p>
+    <w:p>
+      <w:pPr>
+        <w:jc w:val="both"/>
+        <w:rPr>
+          <w:sz w:val="32"/>
+          <w:szCs w:val="32"/>
+        </w:rPr>
+      </w:pPr>
+      <w:r>
+        <w:rPr>
+          <w:sz w:val="32"/>
+          <w:szCs w:val="32"/>
+        </w:rPr>
+        <w:t xml:space="preserve"># </w:t>
+      </w:r>
+      <w:r>
+        <w:rPr>
+          <w:sz w:val="32"/>
+          <w:szCs w:val="32"/>
+        </w:rPr>
+        <w:t>See f45 advanced UI design doc</w:t>
+      </w:r>
+    </w:p>
+    <w:p>
+      <w:pPr>
+        <w:jc w:val="both"/>
+        <w:rPr>
+          <w:sz w:val="32"/>
+          <w:szCs w:val="32"/>
+        </w:rPr>
+      </w:pPr>
+    </w:p>
+    <w:p>
+      <w:pPr>
+        <w:jc w:val="both"/>
+        <w:rPr>
+          <w:sz w:val="32"/>
+          <w:szCs w:val="32"/>
+        </w:rPr>
+      </w:pPr>
+    </w:p>
+    <w:p>
+      <w:pPr>
+        <w:jc w:val="both"/>
+        <w:rPr>
+          <w:b/>
+          <w:bCs/>
+          <w:sz w:val="32"/>
+          <w:szCs w:val="32"/>
+        </w:rPr>
+      </w:pPr>
+      <w:r>
+        <w:rPr>
+          <w:b/>
+          <w:bCs/>
+          <w:sz w:val="32"/>
+          <w:szCs w:val="32"/>
+        </w:rPr>
+        <w:t xml:space="preserve">Platform Specific Asset Building (In </w:t>
+      </w:r>
+      <w:proofErr w:type="spellStart"/>
+      <w:proofErr w:type="gramStart"/>
+      <w:r>
+        <w:rPr>
+          <w:b/>
+          <w:bCs/>
+          <w:sz w:val="32"/>
+          <w:szCs w:val="32"/>
+        </w:rPr>
         <w:t>pusec.yaml</w:t>
       </w:r>
       <w:proofErr w:type="spellEnd"/>
@@ -16399,7 +16737,6 @@
           <w:sz w:val="32"/>
           <w:szCs w:val="32"/>
         </w:rPr>
-        <w:lastRenderedPageBreak/>
         <w:t xml:space="preserve"># See f7 build </w:t>
       </w:r>
       <w:proofErr w:type="spellStart"/>
@@ -16646,6 +16983,7 @@
           <w:sz w:val="32"/>
           <w:szCs w:val="32"/>
         </w:rPr>
+        <w:lastRenderedPageBreak/>
         <w:t xml:space="preserve">  'assets/images/banner.jpg',</w:t>
       </w:r>
     </w:p>
@@ -16878,7 +17216,6 @@
           <w:sz w:val="32"/>
           <w:szCs w:val="32"/>
         </w:rPr>
-        <w:lastRenderedPageBreak/>
         <w:t># And image decoding can be expensive especially for:</w:t>
       </w:r>
     </w:p>
@@ -17154,6 +17491,7 @@
           <w:sz w:val="28"/>
           <w:szCs w:val="28"/>
         </w:rPr>
+        <w:lastRenderedPageBreak/>
         <w:t>Image appears</w:t>
       </w:r>
     </w:p>
@@ -17389,7 +17727,6 @@
           <w:sz w:val="32"/>
           <w:szCs w:val="32"/>
         </w:rPr>
-        <w:lastRenderedPageBreak/>
         <w:t># With precaching:</w:t>
       </w:r>
     </w:p>
@@ -17689,6 +18026,7 @@
           <w:sz w:val="32"/>
           <w:szCs w:val="32"/>
         </w:rPr>
+        <w:lastRenderedPageBreak/>
         <w:t>AssetImage</w:t>
       </w:r>
       <w:proofErr w:type="spellEnd"/>
@@ -18067,7 +18405,6 @@
           <w:sz w:val="32"/>
           <w:szCs w:val="32"/>
         </w:rPr>
-        <w:lastRenderedPageBreak/>
         <w:t xml:space="preserve">  context,</w:t>
       </w:r>
     </w:p>
@@ -18429,6 +18766,7 @@
           <w:sz w:val="32"/>
           <w:szCs w:val="32"/>
         </w:rPr>
+        <w:lastRenderedPageBreak/>
         <w:t xml:space="preserve">#Here, </w:t>
       </w:r>
       <w:proofErr w:type="spellStart"/>
@@ -18770,7 +19108,6 @@
           <w:sz w:val="32"/>
           <w:szCs w:val="32"/>
         </w:rPr>
-        <w:lastRenderedPageBreak/>
         <w:t>class _</w:t>
       </w:r>
       <w:proofErr w:type="spellStart"/>
@@ -19241,6 +19578,7 @@
           <w:sz w:val="32"/>
           <w:szCs w:val="32"/>
         </w:rPr>
+        <w:lastRenderedPageBreak/>
         <w:t xml:space="preserve">    return const </w:t>
       </w:r>
       <w:proofErr w:type="gramStart"/>
@@ -19520,7 +19858,6 @@
           <w:sz w:val="28"/>
           <w:szCs w:val="28"/>
         </w:rPr>
-        <w:lastRenderedPageBreak/>
         <w:t>Open page</w:t>
       </w:r>
     </w:p>
@@ -19797,6 +20134,7 @@
           <w:sz w:val="28"/>
           <w:szCs w:val="28"/>
         </w:rPr>
+        <w:lastRenderedPageBreak/>
         <w:t>Store cache</w:t>
       </w:r>
     </w:p>
@@ -20087,7 +20425,6 @@
           <w:sz w:val="32"/>
           <w:szCs w:val="32"/>
         </w:rPr>
-        <w:lastRenderedPageBreak/>
         <w:t xml:space="preserve">    </w:t>
       </w:r>
       <w:proofErr w:type="spellStart"/>
@@ -20437,6 +20774,7 @@
           <w:sz w:val="32"/>
           <w:szCs w:val="32"/>
         </w:rPr>
+        <w:lastRenderedPageBreak/>
         <w:t># This is a real production use case. Suppose the detail page has a huge product image:</w:t>
       </w:r>
     </w:p>
@@ -20619,7 +20957,6 @@
           <w:sz w:val="32"/>
           <w:szCs w:val="32"/>
         </w:rPr>
-        <w:lastRenderedPageBreak/>
         <w:t xml:space="preserve"># Use </w:t>
       </w:r>
       <w:proofErr w:type="spellStart"/>
@@ -20943,6 +21280,7 @@
           <w:sz w:val="32"/>
           <w:szCs w:val="32"/>
         </w:rPr>
+        <w:lastRenderedPageBreak/>
         <w:t>Long startup time</w:t>
       </w:r>
     </w:p>
@@ -21253,7 +21591,6 @@
           <w:sz w:val="32"/>
           <w:szCs w:val="32"/>
         </w:rPr>
-        <w:lastRenderedPageBreak/>
         <w:t>Hero images</w:t>
       </w:r>
     </w:p>
@@ -21627,6 +21964,7 @@
           <w:sz w:val="32"/>
           <w:szCs w:val="32"/>
         </w:rPr>
+        <w:lastRenderedPageBreak/>
         <w:t xml:space="preserve">const </w:t>
       </w:r>
       <w:proofErr w:type="gramStart"/>
@@ -21995,7 +22333,6 @@
           <w:sz w:val="32"/>
           <w:szCs w:val="32"/>
         </w:rPr>
-        <w:lastRenderedPageBreak/>
         <w:t xml:space="preserve">include: </w:t>
       </w:r>
       <w:proofErr w:type="spellStart"/>
@@ -22484,7 +22821,6 @@
           <w:sz w:val="32"/>
           <w:szCs w:val="32"/>
         </w:rPr>
-        <w:lastRenderedPageBreak/>
         <w:t>designer.flutterflow.io</w:t>
       </w:r>
     </w:p>
@@ -22710,6 +23046,7 @@
           <w:sz w:val="32"/>
           <w:szCs w:val="32"/>
         </w:rPr>
+        <w:lastRenderedPageBreak/>
         <w:t xml:space="preserve">State Management like </w:t>
       </w:r>
       <w:r>
@@ -23022,10 +23359,246 @@
     </w:p>
     <w:p>
       <w:pPr>
-        <w:jc w:val="both"/>
-        <w:rPr>
-          <w:b/>
-          <w:bCs/>
+        <w:jc w:val="center"/>
+        <w:rPr>
+          <w:sz w:val="32"/>
+          <w:szCs w:val="32"/>
+        </w:rPr>
+      </w:pPr>
+      <w:r>
+        <w:rPr>
+          <w:sz w:val="32"/>
+          <w:szCs w:val="32"/>
+        </w:rPr>
+        <w:t>Break</w:t>
+      </w:r>
+    </w:p>
+    <w:p>
+      <w:pPr>
+        <w:jc w:val="both"/>
+        <w:rPr>
+          <w:b/>
+          <w:bCs/>
+          <w:sz w:val="32"/>
+          <w:szCs w:val="32"/>
+        </w:rPr>
+      </w:pPr>
+    </w:p>
+    <w:p>
+      <w:pPr>
+        <w:jc w:val="both"/>
+        <w:rPr>
+          <w:b/>
+          <w:bCs/>
+          <w:sz w:val="32"/>
+          <w:szCs w:val="32"/>
+        </w:rPr>
+      </w:pPr>
+      <w:r>
+        <w:rPr>
+          <w:b/>
+          <w:bCs/>
+          <w:sz w:val="32"/>
+          <w:szCs w:val="32"/>
+        </w:rPr>
+        <w:t>Premium Flutter Packages:</w:t>
+      </w:r>
+    </w:p>
+    <w:p>
+      <w:pPr>
+        <w:jc w:val="both"/>
+        <w:rPr>
+          <w:sz w:val="32"/>
+          <w:szCs w:val="32"/>
+        </w:rPr>
+      </w:pPr>
+      <w:r>
+        <w:rPr>
+          <w:sz w:val="32"/>
+          <w:szCs w:val="32"/>
+        </w:rPr>
+        <w:t># Like:</w:t>
+      </w:r>
+    </w:p>
+    <w:p>
+      <w:pPr>
+        <w:pStyle w:val="ListParagraph"/>
+        <w:numPr>
+          <w:ilvl w:val="0"/>
+          <w:numId w:val="48"/>
+        </w:numPr>
+        <w:jc w:val="both"/>
+        <w:rPr>
+          <w:sz w:val="32"/>
+          <w:szCs w:val="32"/>
+        </w:rPr>
+      </w:pPr>
+      <w:r>
+        <w:rPr>
+          <w:sz w:val="32"/>
+          <w:szCs w:val="32"/>
+        </w:rPr>
+        <w:t>Animate</w:t>
+      </w:r>
+      <w:r>
+        <w:rPr>
+          <w:sz w:val="32"/>
+          <w:szCs w:val="32"/>
+        </w:rPr>
+        <w:t xml:space="preserve"> </w:t>
+      </w:r>
+      <w:r>
+        <w:rPr>
+          <w:sz w:val="32"/>
+          <w:szCs w:val="32"/>
+        </w:rPr>
+        <w:t>Do</w:t>
+      </w:r>
+    </w:p>
+    <w:p>
+      <w:pPr>
+        <w:pStyle w:val="ListParagraph"/>
+        <w:numPr>
+          <w:ilvl w:val="0"/>
+          <w:numId w:val="48"/>
+        </w:numPr>
+        <w:jc w:val="both"/>
+        <w:rPr>
+          <w:sz w:val="32"/>
+          <w:szCs w:val="32"/>
+        </w:rPr>
+      </w:pPr>
+      <w:r>
+        <w:rPr>
+          <w:sz w:val="32"/>
+          <w:szCs w:val="32"/>
+        </w:rPr>
+        <w:t>Responsive Framework</w:t>
+      </w:r>
+    </w:p>
+    <w:p>
+      <w:pPr>
+        <w:pStyle w:val="ListParagraph"/>
+        <w:numPr>
+          <w:ilvl w:val="0"/>
+          <w:numId w:val="48"/>
+        </w:numPr>
+        <w:jc w:val="both"/>
+        <w:rPr>
+          <w:sz w:val="32"/>
+          <w:szCs w:val="32"/>
+        </w:rPr>
+      </w:pPr>
+      <w:r>
+        <w:rPr>
+          <w:sz w:val="32"/>
+          <w:szCs w:val="32"/>
+        </w:rPr>
+        <w:t>Slidable</w:t>
+      </w:r>
+    </w:p>
+    <w:p>
+      <w:pPr>
+        <w:pStyle w:val="ListParagraph"/>
+        <w:numPr>
+          <w:ilvl w:val="0"/>
+          <w:numId w:val="48"/>
+        </w:numPr>
+        <w:jc w:val="both"/>
+        <w:rPr>
+          <w:sz w:val="32"/>
+          <w:szCs w:val="32"/>
+        </w:rPr>
+      </w:pPr>
+      <w:r>
+        <w:rPr>
+          <w:sz w:val="32"/>
+          <w:szCs w:val="32"/>
+        </w:rPr>
+        <w:t>Parallax</w:t>
+      </w:r>
+    </w:p>
+    <w:p>
+      <w:pPr>
+        <w:pStyle w:val="ListParagraph"/>
+        <w:numPr>
+          <w:ilvl w:val="0"/>
+          <w:numId w:val="48"/>
+        </w:numPr>
+        <w:jc w:val="both"/>
+        <w:rPr>
+          <w:sz w:val="32"/>
+          <w:szCs w:val="32"/>
+        </w:rPr>
+      </w:pPr>
+      <w:r>
+        <w:rPr>
+          <w:sz w:val="32"/>
+          <w:szCs w:val="32"/>
+        </w:rPr>
+        <w:t>Glass</w:t>
+      </w:r>
+    </w:p>
+    <w:p>
+      <w:pPr>
+        <w:pStyle w:val="ListParagraph"/>
+        <w:numPr>
+          <w:ilvl w:val="0"/>
+          <w:numId w:val="48"/>
+        </w:numPr>
+        <w:jc w:val="both"/>
+        <w:rPr>
+          <w:sz w:val="32"/>
+          <w:szCs w:val="32"/>
+        </w:rPr>
+      </w:pPr>
+      <w:r>
+        <w:rPr>
+          <w:sz w:val="32"/>
+          <w:szCs w:val="32"/>
+        </w:rPr>
+        <w:t>Shimmer</w:t>
+      </w:r>
+    </w:p>
+    <w:p>
+      <w:pPr>
+        <w:pStyle w:val="ListParagraph"/>
+        <w:numPr>
+          <w:ilvl w:val="0"/>
+          <w:numId w:val="48"/>
+        </w:numPr>
+        <w:jc w:val="both"/>
+        <w:rPr>
+          <w:sz w:val="32"/>
+          <w:szCs w:val="32"/>
+        </w:rPr>
+      </w:pPr>
+      <w:r>
+        <w:rPr>
+          <w:sz w:val="32"/>
+          <w:szCs w:val="32"/>
+        </w:rPr>
+        <w:t>Photo</w:t>
+      </w:r>
+      <w:r>
+        <w:rPr>
+          <w:sz w:val="32"/>
+          <w:szCs w:val="32"/>
+        </w:rPr>
+        <w:t xml:space="preserve"> </w:t>
+      </w:r>
+      <w:r>
+        <w:rPr>
+          <w:sz w:val="32"/>
+          <w:szCs w:val="32"/>
+        </w:rPr>
+        <w:t>View</w:t>
+      </w:r>
+    </w:p>
+    <w:p>
+      <w:pPr>
+        <w:jc w:val="both"/>
+        <w:rPr>
           <w:sz w:val="32"/>
           <w:szCs w:val="32"/>
         </w:rPr>
@@ -23862,6 +24435,119 @@
     </w:lvl>
   </w:abstractNum>
   <w:abstractNum w:abstractNumId="6" w15:restartNumberingAfterBreak="0">
+    <w:nsid w:val="0DE12E99"/>
+    <w:multiLevelType w:val="hybridMultilevel"/>
+    <w:tmpl w:val="DE003980"/>
+    <w:lvl w:ilvl="0" w:tplc="04090001">
+      <w:start w:val="1"/>
+      <w:numFmt w:val="bullet"/>
+      <w:lvlText w:val=""/>
+      <w:lvlJc w:val="left"/>
+      <w:pPr>
+        <w:ind w:left="360" w:hanging="360"/>
+      </w:pPr>
+      <w:rPr>
+        <w:rFonts w:ascii="Symbol" w:hAnsi="Symbol" w:hint="default"/>
+      </w:rPr>
+    </w:lvl>
+    <w:lvl w:ilvl="1" w:tplc="04090003" w:tentative="1">
+      <w:start w:val="1"/>
+      <w:numFmt w:val="bullet"/>
+      <w:lvlText w:val="o"/>
+      <w:lvlJc w:val="left"/>
+      <w:pPr>
+        <w:ind w:left="1080" w:hanging="360"/>
+      </w:pPr>
+      <w:rPr>
+        <w:rFonts w:ascii="Courier New" w:hAnsi="Courier New" w:cs="Courier New" w:hint="default"/>
+      </w:rPr>
+    </w:lvl>
+    <w:lvl w:ilvl="2" w:tplc="04090005" w:tentative="1">
+      <w:start w:val="1"/>
+      <w:numFmt w:val="bullet"/>
+      <w:lvlText w:val=""/>
+      <w:lvlJc w:val="left"/>
+      <w:pPr>
+        <w:ind w:left="1800" w:hanging="360"/>
+      </w:pPr>
+      <w:rPr>
+        <w:rFonts w:ascii="Wingdings" w:hAnsi="Wingdings" w:hint="default"/>
+      </w:rPr>
+    </w:lvl>
+    <w:lvl w:ilvl="3" w:tplc="04090001" w:tentative="1">
+      <w:start w:val="1"/>
+      <w:numFmt w:val="bullet"/>
+      <w:lvlText w:val=""/>
+      <w:lvlJc w:val="left"/>
+      <w:pPr>
+        <w:ind w:left="2520" w:hanging="360"/>
+      </w:pPr>
+      <w:rPr>
+        <w:rFonts w:ascii="Symbol" w:hAnsi="Symbol" w:hint="default"/>
+      </w:rPr>
+    </w:lvl>
+    <w:lvl w:ilvl="4" w:tplc="04090003" w:tentative="1">
+      <w:start w:val="1"/>
+      <w:numFmt w:val="bullet"/>
+      <w:lvlText w:val="o"/>
+      <w:lvlJc w:val="left"/>
+      <w:pPr>
+        <w:ind w:left="3240" w:hanging="360"/>
+      </w:pPr>
+      <w:rPr>
+        <w:rFonts w:ascii="Courier New" w:hAnsi="Courier New" w:cs="Courier New" w:hint="default"/>
+      </w:rPr>
+    </w:lvl>
+    <w:lvl w:ilvl="5" w:tplc="04090005" w:tentative="1">
+      <w:start w:val="1"/>
+      <w:numFmt w:val="bullet"/>
+      <w:lvlText w:val=""/>
+      <w:lvlJc w:val="left"/>
+      <w:pPr>
+        <w:ind w:left="3960" w:hanging="360"/>
+      </w:pPr>
+      <w:rPr>
+        <w:rFonts w:ascii="Wingdings" w:hAnsi="Wingdings" w:hint="default"/>
+      </w:rPr>
+    </w:lvl>
+    <w:lvl w:ilvl="6" w:tplc="04090001" w:tentative="1">
+      <w:start w:val="1"/>
+      <w:numFmt w:val="bullet"/>
+      <w:lvlText w:val=""/>
+      <w:lvlJc w:val="left"/>
+      <w:pPr>
+        <w:ind w:left="4680" w:hanging="360"/>
+      </w:pPr>
+      <w:rPr>
+        <w:rFonts w:ascii="Symbol" w:hAnsi="Symbol" w:hint="default"/>
+      </w:rPr>
+    </w:lvl>
+    <w:lvl w:ilvl="7" w:tplc="04090003" w:tentative="1">
+      <w:start w:val="1"/>
+      <w:numFmt w:val="bullet"/>
+      <w:lvlText w:val="o"/>
+      <w:lvlJc w:val="left"/>
+      <w:pPr>
+        <w:ind w:left="5400" w:hanging="360"/>
+      </w:pPr>
+      <w:rPr>
+        <w:rFonts w:ascii="Courier New" w:hAnsi="Courier New" w:cs="Courier New" w:hint="default"/>
+      </w:rPr>
+    </w:lvl>
+    <w:lvl w:ilvl="8" w:tplc="04090005" w:tentative="1">
+      <w:start w:val="1"/>
+      <w:numFmt w:val="bullet"/>
+      <w:lvlText w:val=""/>
+      <w:lvlJc w:val="left"/>
+      <w:pPr>
+        <w:ind w:left="6120" w:hanging="360"/>
+      </w:pPr>
+      <w:rPr>
+        <w:rFonts w:ascii="Wingdings" w:hAnsi="Wingdings" w:hint="default"/>
+      </w:rPr>
+    </w:lvl>
+  </w:abstractNum>
+  <w:abstractNum w:abstractNumId="7" w15:restartNumberingAfterBreak="0">
     <w:nsid w:val="0F5C63EE"/>
     <w:multiLevelType w:val="hybridMultilevel"/>
     <w:tmpl w:val="C9B4A58E"/>
@@ -23974,7 +24660,7 @@
       </w:rPr>
     </w:lvl>
   </w:abstractNum>
-  <w:abstractNum w:abstractNumId="7" w15:restartNumberingAfterBreak="0">
+  <w:abstractNum w:abstractNumId="8" w15:restartNumberingAfterBreak="0">
     <w:nsid w:val="12E0605E"/>
     <w:multiLevelType w:val="hybridMultilevel"/>
     <w:tmpl w:val="93CA4FD4"/>
@@ -24087,7 +24773,7 @@
       </w:rPr>
     </w:lvl>
   </w:abstractNum>
-  <w:abstractNum w:abstractNumId="8" w15:restartNumberingAfterBreak="0">
+  <w:abstractNum w:abstractNumId="9" w15:restartNumberingAfterBreak="0">
     <w:nsid w:val="1902169D"/>
     <w:multiLevelType w:val="hybridMultilevel"/>
     <w:tmpl w:val="94EA68F8"/>
@@ -24200,7 +24886,7 @@
       </w:rPr>
     </w:lvl>
   </w:abstractNum>
-  <w:abstractNum w:abstractNumId="9" w15:restartNumberingAfterBreak="0">
+  <w:abstractNum w:abstractNumId="10" w15:restartNumberingAfterBreak="0">
     <w:nsid w:val="23081385"/>
     <w:multiLevelType w:val="hybridMultilevel"/>
     <w:tmpl w:val="37FC427A"/>
@@ -24313,7 +24999,7 @@
       </w:rPr>
     </w:lvl>
   </w:abstractNum>
-  <w:abstractNum w:abstractNumId="10" w15:restartNumberingAfterBreak="0">
+  <w:abstractNum w:abstractNumId="11" w15:restartNumberingAfterBreak="0">
     <w:nsid w:val="29B24A28"/>
     <w:multiLevelType w:val="hybridMultilevel"/>
     <w:tmpl w:val="32B6DBA6"/>
@@ -24426,7 +25112,7 @@
       </w:rPr>
     </w:lvl>
   </w:abstractNum>
-  <w:abstractNum w:abstractNumId="11" w15:restartNumberingAfterBreak="0">
+  <w:abstractNum w:abstractNumId="12" w15:restartNumberingAfterBreak="0">
     <w:nsid w:val="2C002516"/>
     <w:multiLevelType w:val="hybridMultilevel"/>
     <w:tmpl w:val="F92A5D5C"/>
@@ -24539,7 +25225,7 @@
       </w:rPr>
     </w:lvl>
   </w:abstractNum>
-  <w:abstractNum w:abstractNumId="12" w15:restartNumberingAfterBreak="0">
+  <w:abstractNum w:abstractNumId="13" w15:restartNumberingAfterBreak="0">
     <w:nsid w:val="2C2F3459"/>
     <w:multiLevelType w:val="hybridMultilevel"/>
     <w:tmpl w:val="FAA2CF4A"/>
@@ -24652,7 +25338,7 @@
       </w:rPr>
     </w:lvl>
   </w:abstractNum>
-  <w:abstractNum w:abstractNumId="13" w15:restartNumberingAfterBreak="0">
+  <w:abstractNum w:abstractNumId="14" w15:restartNumberingAfterBreak="0">
     <w:nsid w:val="2D2C3643"/>
     <w:multiLevelType w:val="hybridMultilevel"/>
     <w:tmpl w:val="BCD27808"/>
@@ -24765,7 +25451,7 @@
       </w:rPr>
     </w:lvl>
   </w:abstractNum>
-  <w:abstractNum w:abstractNumId="14" w15:restartNumberingAfterBreak="0">
+  <w:abstractNum w:abstractNumId="15" w15:restartNumberingAfterBreak="0">
     <w:nsid w:val="2F550569"/>
     <w:multiLevelType w:val="hybridMultilevel"/>
     <w:tmpl w:val="8D6012B4"/>
@@ -24878,7 +25564,7 @@
       </w:rPr>
     </w:lvl>
   </w:abstractNum>
-  <w:abstractNum w:abstractNumId="15" w15:restartNumberingAfterBreak="0">
+  <w:abstractNum w:abstractNumId="16" w15:restartNumberingAfterBreak="0">
     <w:nsid w:val="2FE06FE8"/>
     <w:multiLevelType w:val="hybridMultilevel"/>
     <w:tmpl w:val="F0883B9E"/>
@@ -24991,7 +25677,120 @@
       </w:rPr>
     </w:lvl>
   </w:abstractNum>
-  <w:abstractNum w:abstractNumId="16" w15:restartNumberingAfterBreak="0">
+  <w:abstractNum w:abstractNumId="17" w15:restartNumberingAfterBreak="0">
+    <w:nsid w:val="33FB68E2"/>
+    <w:multiLevelType w:val="hybridMultilevel"/>
+    <w:tmpl w:val="C6F67506"/>
+    <w:lvl w:ilvl="0" w:tplc="04090001">
+      <w:start w:val="1"/>
+      <w:numFmt w:val="bullet"/>
+      <w:lvlText w:val=""/>
+      <w:lvlJc w:val="left"/>
+      <w:pPr>
+        <w:ind w:left="360" w:hanging="360"/>
+      </w:pPr>
+      <w:rPr>
+        <w:rFonts w:ascii="Symbol" w:hAnsi="Symbol" w:hint="default"/>
+      </w:rPr>
+    </w:lvl>
+    <w:lvl w:ilvl="1" w:tplc="04090003" w:tentative="1">
+      <w:start w:val="1"/>
+      <w:numFmt w:val="bullet"/>
+      <w:lvlText w:val="o"/>
+      <w:lvlJc w:val="left"/>
+      <w:pPr>
+        <w:ind w:left="1080" w:hanging="360"/>
+      </w:pPr>
+      <w:rPr>
+        <w:rFonts w:ascii="Courier New" w:hAnsi="Courier New" w:cs="Courier New" w:hint="default"/>
+      </w:rPr>
+    </w:lvl>
+    <w:lvl w:ilvl="2" w:tplc="04090005" w:tentative="1">
+      <w:start w:val="1"/>
+      <w:numFmt w:val="bullet"/>
+      <w:lvlText w:val=""/>
+      <w:lvlJc w:val="left"/>
+      <w:pPr>
+        <w:ind w:left="1800" w:hanging="360"/>
+      </w:pPr>
+      <w:rPr>
+        <w:rFonts w:ascii="Wingdings" w:hAnsi="Wingdings" w:hint="default"/>
+      </w:rPr>
+    </w:lvl>
+    <w:lvl w:ilvl="3" w:tplc="04090001" w:tentative="1">
+      <w:start w:val="1"/>
+      <w:numFmt w:val="bullet"/>
+      <w:lvlText w:val=""/>
+      <w:lvlJc w:val="left"/>
+      <w:pPr>
+        <w:ind w:left="2520" w:hanging="360"/>
+      </w:pPr>
+      <w:rPr>
+        <w:rFonts w:ascii="Symbol" w:hAnsi="Symbol" w:hint="default"/>
+      </w:rPr>
+    </w:lvl>
+    <w:lvl w:ilvl="4" w:tplc="04090003" w:tentative="1">
+      <w:start w:val="1"/>
+      <w:numFmt w:val="bullet"/>
+      <w:lvlText w:val="o"/>
+      <w:lvlJc w:val="left"/>
+      <w:pPr>
+        <w:ind w:left="3240" w:hanging="360"/>
+      </w:pPr>
+      <w:rPr>
+        <w:rFonts w:ascii="Courier New" w:hAnsi="Courier New" w:cs="Courier New" w:hint="default"/>
+      </w:rPr>
+    </w:lvl>
+    <w:lvl w:ilvl="5" w:tplc="04090005" w:tentative="1">
+      <w:start w:val="1"/>
+      <w:numFmt w:val="bullet"/>
+      <w:lvlText w:val=""/>
+      <w:lvlJc w:val="left"/>
+      <w:pPr>
+        <w:ind w:left="3960" w:hanging="360"/>
+      </w:pPr>
+      <w:rPr>
+        <w:rFonts w:ascii="Wingdings" w:hAnsi="Wingdings" w:hint="default"/>
+      </w:rPr>
+    </w:lvl>
+    <w:lvl w:ilvl="6" w:tplc="04090001" w:tentative="1">
+      <w:start w:val="1"/>
+      <w:numFmt w:val="bullet"/>
+      <w:lvlText w:val=""/>
+      <w:lvlJc w:val="left"/>
+      <w:pPr>
+        <w:ind w:left="4680" w:hanging="360"/>
+      </w:pPr>
+      <w:rPr>
+        <w:rFonts w:ascii="Symbol" w:hAnsi="Symbol" w:hint="default"/>
+      </w:rPr>
+    </w:lvl>
+    <w:lvl w:ilvl="7" w:tplc="04090003" w:tentative="1">
+      <w:start w:val="1"/>
+      <w:numFmt w:val="bullet"/>
+      <w:lvlText w:val="o"/>
+      <w:lvlJc w:val="left"/>
+      <w:pPr>
+        <w:ind w:left="5400" w:hanging="360"/>
+      </w:pPr>
+      <w:rPr>
+        <w:rFonts w:ascii="Courier New" w:hAnsi="Courier New" w:cs="Courier New" w:hint="default"/>
+      </w:rPr>
+    </w:lvl>
+    <w:lvl w:ilvl="8" w:tplc="04090005" w:tentative="1">
+      <w:start w:val="1"/>
+      <w:numFmt w:val="bullet"/>
+      <w:lvlText w:val=""/>
+      <w:lvlJc w:val="left"/>
+      <w:pPr>
+        <w:ind w:left="6120" w:hanging="360"/>
+      </w:pPr>
+      <w:rPr>
+        <w:rFonts w:ascii="Wingdings" w:hAnsi="Wingdings" w:hint="default"/>
+      </w:rPr>
+    </w:lvl>
+  </w:abstractNum>
+  <w:abstractNum w:abstractNumId="18" w15:restartNumberingAfterBreak="0">
     <w:nsid w:val="358A2910"/>
     <w:multiLevelType w:val="hybridMultilevel"/>
     <w:tmpl w:val="224034A8"/>
@@ -25104,7 +25903,7 @@
       </w:rPr>
     </w:lvl>
   </w:abstractNum>
-  <w:abstractNum w:abstractNumId="17" w15:restartNumberingAfterBreak="0">
+  <w:abstractNum w:abstractNumId="19" w15:restartNumberingAfterBreak="0">
     <w:nsid w:val="35CC1B49"/>
     <w:multiLevelType w:val="hybridMultilevel"/>
     <w:tmpl w:val="D2720906"/>
@@ -25217,7 +26016,7 @@
       </w:rPr>
     </w:lvl>
   </w:abstractNum>
-  <w:abstractNum w:abstractNumId="18" w15:restartNumberingAfterBreak="0">
+  <w:abstractNum w:abstractNumId="20" w15:restartNumberingAfterBreak="0">
     <w:nsid w:val="37476265"/>
     <w:multiLevelType w:val="hybridMultilevel"/>
     <w:tmpl w:val="129E8676"/>
@@ -25330,7 +26129,7 @@
       </w:rPr>
     </w:lvl>
   </w:abstractNum>
-  <w:abstractNum w:abstractNumId="19" w15:restartNumberingAfterBreak="0">
+  <w:abstractNum w:abstractNumId="21" w15:restartNumberingAfterBreak="0">
     <w:nsid w:val="379808DE"/>
     <w:multiLevelType w:val="hybridMultilevel"/>
     <w:tmpl w:val="C0EE2048"/>
@@ -25443,7 +26242,7 @@
       </w:rPr>
     </w:lvl>
   </w:abstractNum>
-  <w:abstractNum w:abstractNumId="20" w15:restartNumberingAfterBreak="0">
+  <w:abstractNum w:abstractNumId="22" w15:restartNumberingAfterBreak="0">
     <w:nsid w:val="3AF5136D"/>
     <w:multiLevelType w:val="hybridMultilevel"/>
     <w:tmpl w:val="EBA82A72"/>
@@ -25556,7 +26355,7 @@
       </w:rPr>
     </w:lvl>
   </w:abstractNum>
-  <w:abstractNum w:abstractNumId="21" w15:restartNumberingAfterBreak="0">
+  <w:abstractNum w:abstractNumId="23" w15:restartNumberingAfterBreak="0">
     <w:nsid w:val="3B056133"/>
     <w:multiLevelType w:val="hybridMultilevel"/>
     <w:tmpl w:val="756C256C"/>
@@ -25669,7 +26468,7 @@
       </w:rPr>
     </w:lvl>
   </w:abstractNum>
-  <w:abstractNum w:abstractNumId="22" w15:restartNumberingAfterBreak="0">
+  <w:abstractNum w:abstractNumId="24" w15:restartNumberingAfterBreak="0">
     <w:nsid w:val="431836C6"/>
     <w:multiLevelType w:val="hybridMultilevel"/>
     <w:tmpl w:val="28CA1800"/>
@@ -25782,7 +26581,7 @@
       </w:rPr>
     </w:lvl>
   </w:abstractNum>
-  <w:abstractNum w:abstractNumId="23" w15:restartNumberingAfterBreak="0">
+  <w:abstractNum w:abstractNumId="25" w15:restartNumberingAfterBreak="0">
     <w:nsid w:val="44024354"/>
     <w:multiLevelType w:val="hybridMultilevel"/>
     <w:tmpl w:val="5970B644"/>
@@ -25895,7 +26694,7 @@
       </w:rPr>
     </w:lvl>
   </w:abstractNum>
-  <w:abstractNum w:abstractNumId="24" w15:restartNumberingAfterBreak="0">
+  <w:abstractNum w:abstractNumId="26" w15:restartNumberingAfterBreak="0">
     <w:nsid w:val="480C411D"/>
     <w:multiLevelType w:val="hybridMultilevel"/>
     <w:tmpl w:val="7388BA3C"/>
@@ -26008,7 +26807,7 @@
       </w:rPr>
     </w:lvl>
   </w:abstractNum>
-  <w:abstractNum w:abstractNumId="25" w15:restartNumberingAfterBreak="0">
+  <w:abstractNum w:abstractNumId="27" w15:restartNumberingAfterBreak="0">
     <w:nsid w:val="49197AF3"/>
     <w:multiLevelType w:val="hybridMultilevel"/>
     <w:tmpl w:val="9DD46390"/>
@@ -26099,7 +26898,7 @@
       </w:pPr>
     </w:lvl>
   </w:abstractNum>
-  <w:abstractNum w:abstractNumId="26" w15:restartNumberingAfterBreak="0">
+  <w:abstractNum w:abstractNumId="28" w15:restartNumberingAfterBreak="0">
     <w:nsid w:val="50906B50"/>
     <w:multiLevelType w:val="hybridMultilevel"/>
     <w:tmpl w:val="6D3E464A"/>
@@ -26212,7 +27011,7 @@
       </w:rPr>
     </w:lvl>
   </w:abstractNum>
-  <w:abstractNum w:abstractNumId="27" w15:restartNumberingAfterBreak="0">
+  <w:abstractNum w:abstractNumId="29" w15:restartNumberingAfterBreak="0">
     <w:nsid w:val="53E12998"/>
     <w:multiLevelType w:val="hybridMultilevel"/>
     <w:tmpl w:val="EDD47322"/>
@@ -26325,7 +27124,7 @@
       </w:rPr>
     </w:lvl>
   </w:abstractNum>
-  <w:abstractNum w:abstractNumId="28" w15:restartNumberingAfterBreak="0">
+  <w:abstractNum w:abstractNumId="30" w15:restartNumberingAfterBreak="0">
     <w:nsid w:val="54296620"/>
     <w:multiLevelType w:val="hybridMultilevel"/>
     <w:tmpl w:val="51D4AF58"/>
@@ -26438,7 +27237,7 @@
       </w:rPr>
     </w:lvl>
   </w:abstractNum>
-  <w:abstractNum w:abstractNumId="29" w15:restartNumberingAfterBreak="0">
+  <w:abstractNum w:abstractNumId="31" w15:restartNumberingAfterBreak="0">
     <w:nsid w:val="56374B9F"/>
     <w:multiLevelType w:val="hybridMultilevel"/>
     <w:tmpl w:val="9C6EC418"/>
@@ -26551,7 +27350,7 @@
       </w:rPr>
     </w:lvl>
   </w:abstractNum>
-  <w:abstractNum w:abstractNumId="30" w15:restartNumberingAfterBreak="0">
+  <w:abstractNum w:abstractNumId="32" w15:restartNumberingAfterBreak="0">
     <w:nsid w:val="59F01BC5"/>
     <w:multiLevelType w:val="hybridMultilevel"/>
     <w:tmpl w:val="1F4295A8"/>
@@ -26664,7 +27463,7 @@
       </w:rPr>
     </w:lvl>
   </w:abstractNum>
-  <w:abstractNum w:abstractNumId="31" w15:restartNumberingAfterBreak="0">
+  <w:abstractNum w:abstractNumId="33" w15:restartNumberingAfterBreak="0">
     <w:nsid w:val="607C35FE"/>
     <w:multiLevelType w:val="hybridMultilevel"/>
     <w:tmpl w:val="3DB601F4"/>
@@ -26777,7 +27576,7 @@
       </w:rPr>
     </w:lvl>
   </w:abstractNum>
-  <w:abstractNum w:abstractNumId="32" w15:restartNumberingAfterBreak="0">
+  <w:abstractNum w:abstractNumId="34" w15:restartNumberingAfterBreak="0">
     <w:nsid w:val="62064957"/>
     <w:multiLevelType w:val="hybridMultilevel"/>
     <w:tmpl w:val="A97A2886"/>
@@ -26890,7 +27689,7 @@
       </w:rPr>
     </w:lvl>
   </w:abstractNum>
-  <w:abstractNum w:abstractNumId="33" w15:restartNumberingAfterBreak="0">
+  <w:abstractNum w:abstractNumId="35" w15:restartNumberingAfterBreak="0">
     <w:nsid w:val="62E236E0"/>
     <w:multiLevelType w:val="hybridMultilevel"/>
     <w:tmpl w:val="D5A48EA6"/>
@@ -27003,7 +27802,7 @@
       </w:rPr>
     </w:lvl>
   </w:abstractNum>
-  <w:abstractNum w:abstractNumId="34" w15:restartNumberingAfterBreak="0">
+  <w:abstractNum w:abstractNumId="36" w15:restartNumberingAfterBreak="0">
     <w:nsid w:val="64D51068"/>
     <w:multiLevelType w:val="hybridMultilevel"/>
     <w:tmpl w:val="FCFA9A84"/>
@@ -27094,7 +27893,7 @@
       </w:pPr>
     </w:lvl>
   </w:abstractNum>
-  <w:abstractNum w:abstractNumId="35" w15:restartNumberingAfterBreak="0">
+  <w:abstractNum w:abstractNumId="37" w15:restartNumberingAfterBreak="0">
     <w:nsid w:val="65330F4F"/>
     <w:multiLevelType w:val="hybridMultilevel"/>
     <w:tmpl w:val="010C95C8"/>
@@ -27207,7 +28006,7 @@
       </w:rPr>
     </w:lvl>
   </w:abstractNum>
-  <w:abstractNum w:abstractNumId="36" w15:restartNumberingAfterBreak="0">
+  <w:abstractNum w:abstractNumId="38" w15:restartNumberingAfterBreak="0">
     <w:nsid w:val="65BA6D9A"/>
     <w:multiLevelType w:val="hybridMultilevel"/>
     <w:tmpl w:val="F8128F4C"/>
@@ -27320,7 +28119,7 @@
       </w:rPr>
     </w:lvl>
   </w:abstractNum>
-  <w:abstractNum w:abstractNumId="37" w15:restartNumberingAfterBreak="0">
+  <w:abstractNum w:abstractNumId="39" w15:restartNumberingAfterBreak="0">
     <w:nsid w:val="67FB5EAA"/>
     <w:multiLevelType w:val="hybridMultilevel"/>
     <w:tmpl w:val="D2C2FA20"/>
@@ -27433,7 +28232,7 @@
       </w:rPr>
     </w:lvl>
   </w:abstractNum>
-  <w:abstractNum w:abstractNumId="38" w15:restartNumberingAfterBreak="0">
+  <w:abstractNum w:abstractNumId="40" w15:restartNumberingAfterBreak="0">
     <w:nsid w:val="69C62B35"/>
     <w:multiLevelType w:val="hybridMultilevel"/>
     <w:tmpl w:val="AD007F0A"/>
@@ -27546,7 +28345,7 @@
       </w:rPr>
     </w:lvl>
   </w:abstractNum>
-  <w:abstractNum w:abstractNumId="39" w15:restartNumberingAfterBreak="0">
+  <w:abstractNum w:abstractNumId="41" w15:restartNumberingAfterBreak="0">
     <w:nsid w:val="6FB2533A"/>
     <w:multiLevelType w:val="hybridMultilevel"/>
     <w:tmpl w:val="265C1622"/>
@@ -27659,7 +28458,7 @@
       </w:rPr>
     </w:lvl>
   </w:abstractNum>
-  <w:abstractNum w:abstractNumId="40" w15:restartNumberingAfterBreak="0">
+  <w:abstractNum w:abstractNumId="42" w15:restartNumberingAfterBreak="0">
     <w:nsid w:val="73D74127"/>
     <w:multiLevelType w:val="hybridMultilevel"/>
     <w:tmpl w:val="73E46174"/>
@@ -27772,7 +28571,7 @@
       </w:rPr>
     </w:lvl>
   </w:abstractNum>
-  <w:abstractNum w:abstractNumId="41" w15:restartNumberingAfterBreak="0">
+  <w:abstractNum w:abstractNumId="43" w15:restartNumberingAfterBreak="0">
     <w:nsid w:val="756D39DE"/>
     <w:multiLevelType w:val="hybridMultilevel"/>
     <w:tmpl w:val="4C3C0014"/>
@@ -27885,7 +28684,7 @@
       </w:rPr>
     </w:lvl>
   </w:abstractNum>
-  <w:abstractNum w:abstractNumId="42" w15:restartNumberingAfterBreak="0">
+  <w:abstractNum w:abstractNumId="44" w15:restartNumberingAfterBreak="0">
     <w:nsid w:val="76A13F40"/>
     <w:multiLevelType w:val="hybridMultilevel"/>
     <w:tmpl w:val="8A28AE40"/>
@@ -27998,7 +28797,7 @@
       </w:rPr>
     </w:lvl>
   </w:abstractNum>
-  <w:abstractNum w:abstractNumId="43" w15:restartNumberingAfterBreak="0">
+  <w:abstractNum w:abstractNumId="45" w15:restartNumberingAfterBreak="0">
     <w:nsid w:val="78E708D2"/>
     <w:multiLevelType w:val="hybridMultilevel"/>
     <w:tmpl w:val="3920D09A"/>
@@ -28111,7 +28910,7 @@
       </w:rPr>
     </w:lvl>
   </w:abstractNum>
-  <w:abstractNum w:abstractNumId="44" w15:restartNumberingAfterBreak="0">
+  <w:abstractNum w:abstractNumId="46" w15:restartNumberingAfterBreak="0">
     <w:nsid w:val="7C08012D"/>
     <w:multiLevelType w:val="hybridMultilevel"/>
     <w:tmpl w:val="712C2978"/>
@@ -28224,7 +29023,7 @@
       </w:rPr>
     </w:lvl>
   </w:abstractNum>
-  <w:abstractNum w:abstractNumId="45" w15:restartNumberingAfterBreak="0">
+  <w:abstractNum w:abstractNumId="47" w15:restartNumberingAfterBreak="0">
     <w:nsid w:val="7F693639"/>
     <w:multiLevelType w:val="hybridMultilevel"/>
     <w:tmpl w:val="DCF061EC"/>
@@ -28338,25 +29137,25 @@
     </w:lvl>
   </w:abstractNum>
   <w:num w:numId="1" w16cid:durableId="1301378533">
-    <w:abstractNumId w:val="16"/>
+    <w:abstractNumId w:val="18"/>
   </w:num>
   <w:num w:numId="2" w16cid:durableId="1216090696">
-    <w:abstractNumId w:val="41"/>
+    <w:abstractNumId w:val="43"/>
   </w:num>
   <w:num w:numId="3" w16cid:durableId="1143933083">
-    <w:abstractNumId w:val="33"/>
+    <w:abstractNumId w:val="35"/>
   </w:num>
   <w:num w:numId="4" w16cid:durableId="379090341">
     <w:abstractNumId w:val="2"/>
   </w:num>
   <w:num w:numId="5" w16cid:durableId="1672678930">
-    <w:abstractNumId w:val="39"/>
+    <w:abstractNumId w:val="41"/>
   </w:num>
   <w:num w:numId="6" w16cid:durableId="520703883">
-    <w:abstractNumId w:val="27"/>
+    <w:abstractNumId w:val="29"/>
   </w:num>
   <w:num w:numId="7" w16cid:durableId="115415679">
-    <w:abstractNumId w:val="22"/>
+    <w:abstractNumId w:val="24"/>
   </w:num>
   <w:num w:numId="8" w16cid:durableId="931430024">
     <w:abstractNumId w:val="4"/>
@@ -28365,115 +29164,121 @@
     <w:abstractNumId w:val="1"/>
   </w:num>
   <w:num w:numId="10" w16cid:durableId="1705130326">
-    <w:abstractNumId w:val="37"/>
+    <w:abstractNumId w:val="39"/>
   </w:num>
   <w:num w:numId="11" w16cid:durableId="771435815">
-    <w:abstractNumId w:val="40"/>
+    <w:abstractNumId w:val="42"/>
   </w:num>
   <w:num w:numId="12" w16cid:durableId="1534996773">
-    <w:abstractNumId w:val="6"/>
+    <w:abstractNumId w:val="7"/>
   </w:num>
   <w:num w:numId="13" w16cid:durableId="63720590">
-    <w:abstractNumId w:val="20"/>
+    <w:abstractNumId w:val="22"/>
   </w:num>
   <w:num w:numId="14" w16cid:durableId="531769308">
-    <w:abstractNumId w:val="29"/>
+    <w:abstractNumId w:val="31"/>
   </w:num>
   <w:num w:numId="15" w16cid:durableId="1873304858">
     <w:abstractNumId w:val="0"/>
   </w:num>
   <w:num w:numId="16" w16cid:durableId="204684528">
-    <w:abstractNumId w:val="44"/>
+    <w:abstractNumId w:val="46"/>
   </w:num>
   <w:num w:numId="17" w16cid:durableId="1399398763">
-    <w:abstractNumId w:val="18"/>
+    <w:abstractNumId w:val="20"/>
   </w:num>
   <w:num w:numId="18" w16cid:durableId="279144317">
-    <w:abstractNumId w:val="35"/>
+    <w:abstractNumId w:val="37"/>
   </w:num>
   <w:num w:numId="19" w16cid:durableId="1560240668">
-    <w:abstractNumId w:val="7"/>
+    <w:abstractNumId w:val="8"/>
   </w:num>
   <w:num w:numId="20" w16cid:durableId="1333023394">
-    <w:abstractNumId w:val="32"/>
+    <w:abstractNumId w:val="34"/>
   </w:num>
   <w:num w:numId="21" w16cid:durableId="1556966288">
-    <w:abstractNumId w:val="19"/>
+    <w:abstractNumId w:val="21"/>
   </w:num>
   <w:num w:numId="22" w16cid:durableId="1851673138">
-    <w:abstractNumId w:val="9"/>
+    <w:abstractNumId w:val="10"/>
   </w:num>
   <w:num w:numId="23" w16cid:durableId="948393976">
     <w:abstractNumId w:val="5"/>
   </w:num>
   <w:num w:numId="24" w16cid:durableId="366151325">
+    <w:abstractNumId w:val="30"/>
+  </w:num>
+  <w:num w:numId="25" w16cid:durableId="1308441164">
+    <w:abstractNumId w:val="23"/>
+  </w:num>
+  <w:num w:numId="26" w16cid:durableId="1744138132">
+    <w:abstractNumId w:val="25"/>
+  </w:num>
+  <w:num w:numId="27" w16cid:durableId="950941188">
+    <w:abstractNumId w:val="27"/>
+  </w:num>
+  <w:num w:numId="28" w16cid:durableId="555042732">
     <w:abstractNumId w:val="28"/>
   </w:num>
-  <w:num w:numId="25" w16cid:durableId="1308441164">
-    <w:abstractNumId w:val="21"/>
+  <w:num w:numId="29" w16cid:durableId="256183794">
+    <w:abstractNumId w:val="13"/>
   </w:num>
-  <w:num w:numId="26" w16cid:durableId="1744138132">
-    <w:abstractNumId w:val="23"/>
-  </w:num>
-  <w:num w:numId="27" w16cid:durableId="950941188">
-    <w:abstractNumId w:val="25"/>
-  </w:num>
-  <w:num w:numId="28" w16cid:durableId="555042732">
-    <w:abstractNumId w:val="26"/>
-  </w:num>
-  <w:num w:numId="29" w16cid:durableId="256183794">
+  <w:num w:numId="30" w16cid:durableId="1396199897">
     <w:abstractNumId w:val="12"/>
   </w:num>
-  <w:num w:numId="30" w16cid:durableId="1396199897">
-    <w:abstractNumId w:val="11"/>
-  </w:num>
   <w:num w:numId="31" w16cid:durableId="1761100776">
-    <w:abstractNumId w:val="31"/>
+    <w:abstractNumId w:val="33"/>
   </w:num>
   <w:num w:numId="32" w16cid:durableId="210845980">
-    <w:abstractNumId w:val="45"/>
+    <w:abstractNumId w:val="47"/>
   </w:num>
   <w:num w:numId="33" w16cid:durableId="244415424">
-    <w:abstractNumId w:val="30"/>
+    <w:abstractNumId w:val="32"/>
   </w:num>
   <w:num w:numId="34" w16cid:durableId="373848333">
-    <w:abstractNumId w:val="17"/>
+    <w:abstractNumId w:val="19"/>
   </w:num>
   <w:num w:numId="35" w16cid:durableId="1866938912">
-    <w:abstractNumId w:val="14"/>
+    <w:abstractNumId w:val="15"/>
   </w:num>
   <w:num w:numId="36" w16cid:durableId="1075513857">
     <w:abstractNumId w:val="3"/>
   </w:num>
   <w:num w:numId="37" w16cid:durableId="185867612">
-    <w:abstractNumId w:val="42"/>
+    <w:abstractNumId w:val="44"/>
   </w:num>
   <w:num w:numId="38" w16cid:durableId="1304889511">
-    <w:abstractNumId w:val="13"/>
+    <w:abstractNumId w:val="14"/>
   </w:num>
   <w:num w:numId="39" w16cid:durableId="572349668">
+    <w:abstractNumId w:val="40"/>
+  </w:num>
+  <w:num w:numId="40" w16cid:durableId="1356888524">
+    <w:abstractNumId w:val="26"/>
+  </w:num>
+  <w:num w:numId="41" w16cid:durableId="371075047">
+    <w:abstractNumId w:val="45"/>
+  </w:num>
+  <w:num w:numId="42" w16cid:durableId="1905867672">
     <w:abstractNumId w:val="38"/>
   </w:num>
-  <w:num w:numId="40" w16cid:durableId="1356888524">
-    <w:abstractNumId w:val="24"/>
+  <w:num w:numId="43" w16cid:durableId="159547294">
+    <w:abstractNumId w:val="9"/>
   </w:num>
-  <w:num w:numId="41" w16cid:durableId="371075047">
-    <w:abstractNumId w:val="43"/>
+  <w:num w:numId="44" w16cid:durableId="687147689">
+    <w:abstractNumId w:val="16"/>
   </w:num>
-  <w:num w:numId="42" w16cid:durableId="1905867672">
+  <w:num w:numId="45" w16cid:durableId="2076080223">
+    <w:abstractNumId w:val="11"/>
+  </w:num>
+  <w:num w:numId="46" w16cid:durableId="448938711">
     <w:abstractNumId w:val="36"/>
   </w:num>
-  <w:num w:numId="43" w16cid:durableId="159547294">
-    <w:abstractNumId w:val="8"/>
+  <w:num w:numId="47" w16cid:durableId="1749108047">
+    <w:abstractNumId w:val="17"/>
   </w:num>
-  <w:num w:numId="44" w16cid:durableId="687147689">
-    <w:abstractNumId w:val="15"/>
-  </w:num>
-  <w:num w:numId="45" w16cid:durableId="2076080223">
-    <w:abstractNumId w:val="10"/>
-  </w:num>
-  <w:num w:numId="46" w16cid:durableId="448938711">
-    <w:abstractNumId w:val="34"/>
+  <w:num w:numId="48" w16cid:durableId="1801259795">
+    <w:abstractNumId w:val="6"/>
   </w:num>
 </w:numbering>
 </file>

--- a/flutter_more_documents/f25_flutter_extras_of_basic.docx
+++ b/flutter_more_documents/f25_flutter_extras_of_basic.docx
@@ -83,27 +83,7 @@
           <w:sz w:val="32"/>
           <w:szCs w:val="32"/>
         </w:rPr>
-        <w:t xml:space="preserve">ing </w:t>
-      </w:r>
-      <w:proofErr w:type="gramStart"/>
-      <w:r>
-        <w:rPr>
-          <w:b/>
-          <w:bCs/>
-          <w:sz w:val="32"/>
-          <w:szCs w:val="32"/>
-        </w:rPr>
-        <w:t>build(</w:t>
-      </w:r>
-      <w:proofErr w:type="gramEnd"/>
-      <w:r>
-        <w:rPr>
-          <w:b/>
-          <w:bCs/>
-          <w:sz w:val="32"/>
-          <w:szCs w:val="32"/>
-        </w:rPr>
-        <w:t>)</w:t>
+        <w:t>ing build()</w:t>
       </w:r>
       <w:r>
         <w:rPr>
@@ -130,25 +110,14 @@
         </w:rPr>
         <w:t xml:space="preserve"># When our </w:t>
       </w:r>
-      <w:proofErr w:type="gramStart"/>
-      <w:r>
-        <w:rPr>
-          <w:b/>
-          <w:bCs/>
-          <w:sz w:val="32"/>
-          <w:szCs w:val="32"/>
-        </w:rPr>
-        <w:t>build(</w:t>
-      </w:r>
-      <w:proofErr w:type="gramEnd"/>
-      <w:r>
-        <w:rPr>
-          <w:b/>
-          <w:bCs/>
-          <w:sz w:val="32"/>
-          <w:szCs w:val="32"/>
-        </w:rPr>
-        <w:t xml:space="preserve">) </w:t>
+      <w:r>
+        <w:rPr>
+          <w:b/>
+          <w:bCs/>
+          <w:sz w:val="32"/>
+          <w:szCs w:val="32"/>
+        </w:rPr>
+        <w:t xml:space="preserve">build() </w:t>
       </w:r>
       <w:r>
         <w:rPr>
@@ -226,20 +195,9 @@
           <w:sz w:val="32"/>
           <w:szCs w:val="32"/>
         </w:rPr>
-        <w:t xml:space="preserve">Widget </w:t>
-      </w:r>
-      <w:proofErr w:type="gramStart"/>
-      <w:r>
-        <w:rPr>
-          <w:b/>
-          <w:bCs/>
-          <w:sz w:val="32"/>
-          <w:szCs w:val="32"/>
-        </w:rPr>
-        <w:t>build(</w:t>
+        <w:t>Widget build(</w:t>
       </w:r>
       <w:proofErr w:type="spellStart"/>
-      <w:proofErr w:type="gramEnd"/>
       <w:r>
         <w:rPr>
           <w:b/>
@@ -277,50 +235,28 @@
           <w:sz w:val="32"/>
           <w:szCs w:val="32"/>
         </w:rPr>
-        <w:t xml:space="preserve">  return </w:t>
-      </w:r>
-      <w:proofErr w:type="gramStart"/>
-      <w:r>
-        <w:rPr>
-          <w:b/>
-          <w:bCs/>
-          <w:sz w:val="32"/>
-          <w:szCs w:val="32"/>
-        </w:rPr>
-        <w:t>Scaffold(</w:t>
-      </w:r>
-      <w:proofErr w:type="gramEnd"/>
-    </w:p>
-    <w:p>
-      <w:pPr>
-        <w:jc w:val="both"/>
-        <w:rPr>
-          <w:b/>
-          <w:bCs/>
-          <w:sz w:val="32"/>
-          <w:szCs w:val="32"/>
-        </w:rPr>
-      </w:pPr>
-      <w:r>
-        <w:rPr>
-          <w:b/>
-          <w:bCs/>
-          <w:sz w:val="32"/>
-          <w:szCs w:val="32"/>
-        </w:rPr>
-        <w:t xml:space="preserve">    body: </w:t>
-      </w:r>
-      <w:proofErr w:type="gramStart"/>
-      <w:r>
-        <w:rPr>
-          <w:b/>
-          <w:bCs/>
-          <w:sz w:val="32"/>
-          <w:szCs w:val="32"/>
-        </w:rPr>
-        <w:t>Column(</w:t>
-      </w:r>
-      <w:proofErr w:type="gramEnd"/>
+        <w:t xml:space="preserve">  return Scaffold(</w:t>
+      </w:r>
+    </w:p>
+    <w:p>
+      <w:pPr>
+        <w:jc w:val="both"/>
+        <w:rPr>
+          <w:b/>
+          <w:bCs/>
+          <w:sz w:val="32"/>
+          <w:szCs w:val="32"/>
+        </w:rPr>
+      </w:pPr>
+      <w:r>
+        <w:rPr>
+          <w:b/>
+          <w:bCs/>
+          <w:sz w:val="32"/>
+          <w:szCs w:val="32"/>
+        </w:rPr>
+        <w:t xml:space="preserve">    body: Column(</w:t>
+      </w:r>
     </w:p>
     <w:p>
       <w:pPr>
@@ -620,21 +556,9 @@
           <w:sz w:val="32"/>
           <w:szCs w:val="32"/>
         </w:rPr>
-        <w:t xml:space="preserve">Widget </w:t>
-      </w:r>
-      <w:proofErr w:type="gramStart"/>
-      <w:r>
-        <w:rPr>
-          <w:b/>
-          <w:bCs/>
-          <w:color w:val="D86DCB" w:themeColor="accent5" w:themeTint="99"/>
-          <w:sz w:val="32"/>
-          <w:szCs w:val="32"/>
-        </w:rPr>
-        <w:t>build(</w:t>
+        <w:t>Widget build(</w:t>
       </w:r>
       <w:proofErr w:type="spellStart"/>
-      <w:proofErr w:type="gramEnd"/>
       <w:r>
         <w:rPr>
           <w:b/>
@@ -677,54 +601,30 @@
           <w:szCs w:val="32"/>
         </w:rPr>
         <w:lastRenderedPageBreak/>
-        <w:t xml:space="preserve">    return </w:t>
-      </w:r>
-      <w:proofErr w:type="gramStart"/>
-      <w:r>
-        <w:rPr>
-          <w:b/>
-          <w:bCs/>
-          <w:color w:val="D86DCB" w:themeColor="accent5" w:themeTint="99"/>
-          <w:sz w:val="32"/>
-          <w:szCs w:val="32"/>
-        </w:rPr>
-        <w:t>Scaffold(</w:t>
-      </w:r>
-      <w:proofErr w:type="gramEnd"/>
-    </w:p>
-    <w:p>
-      <w:pPr>
-        <w:jc w:val="both"/>
-        <w:rPr>
-          <w:b/>
-          <w:bCs/>
-          <w:color w:val="D86DCB" w:themeColor="accent5" w:themeTint="99"/>
-          <w:sz w:val="32"/>
-          <w:szCs w:val="32"/>
-        </w:rPr>
-      </w:pPr>
-      <w:r>
-        <w:rPr>
-          <w:b/>
-          <w:bCs/>
-          <w:color w:val="D86DCB" w:themeColor="accent5" w:themeTint="99"/>
-          <w:sz w:val="32"/>
-          <w:szCs w:val="32"/>
-        </w:rPr>
-        <w:t xml:space="preserve">      body: </w:t>
-      </w:r>
-      <w:proofErr w:type="gramStart"/>
-      <w:r>
-        <w:rPr>
-          <w:b/>
-          <w:bCs/>
-          <w:color w:val="D86DCB" w:themeColor="accent5" w:themeTint="99"/>
-          <w:sz w:val="32"/>
-          <w:szCs w:val="32"/>
-        </w:rPr>
-        <w:t>Column(</w:t>
-      </w:r>
-      <w:proofErr w:type="gramEnd"/>
+        <w:t xml:space="preserve">    return Scaffold(</w:t>
+      </w:r>
+    </w:p>
+    <w:p>
+      <w:pPr>
+        <w:jc w:val="both"/>
+        <w:rPr>
+          <w:b/>
+          <w:bCs/>
+          <w:color w:val="D86DCB" w:themeColor="accent5" w:themeTint="99"/>
+          <w:sz w:val="32"/>
+          <w:szCs w:val="32"/>
+        </w:rPr>
+      </w:pPr>
+      <w:r>
+        <w:rPr>
+          <w:b/>
+          <w:bCs/>
+          <w:color w:val="D86DCB" w:themeColor="accent5" w:themeTint="99"/>
+          <w:sz w:val="32"/>
+          <w:szCs w:val="32"/>
+        </w:rPr>
+        <w:t xml:space="preserve">      body: Column(</w:t>
+      </w:r>
     </w:p>
     <w:p>
       <w:pPr>
@@ -770,7 +670,6 @@
         <w:t xml:space="preserve">          </w:t>
       </w:r>
       <w:proofErr w:type="spellStart"/>
-      <w:proofErr w:type="gramStart"/>
       <w:r>
         <w:rPr>
           <w:b/>
@@ -790,18 +689,7 @@
           <w:sz w:val="32"/>
           <w:szCs w:val="32"/>
         </w:rPr>
-        <w:t>(</w:t>
-      </w:r>
-      <w:proofErr w:type="gramEnd"/>
-      <w:r>
-        <w:rPr>
-          <w:b/>
-          <w:bCs/>
-          <w:color w:val="D86DCB" w:themeColor="accent5" w:themeTint="99"/>
-          <w:sz w:val="32"/>
-          <w:szCs w:val="32"/>
-        </w:rPr>
-        <w:t>),</w:t>
+        <w:t>(),</w:t>
       </w:r>
     </w:p>
     <w:p>
@@ -827,7 +715,6 @@
         <w:t xml:space="preserve">  </w:t>
       </w:r>
       <w:proofErr w:type="spellStart"/>
-      <w:proofErr w:type="gramStart"/>
       <w:r>
         <w:rPr>
           <w:b/>
@@ -847,43 +734,411 @@
           <w:sz w:val="32"/>
           <w:szCs w:val="32"/>
         </w:rPr>
+        <w:t>(),</w:t>
+      </w:r>
+    </w:p>
+    <w:p>
+      <w:pPr>
+        <w:jc w:val="both"/>
+        <w:rPr>
+          <w:b/>
+          <w:bCs/>
+          <w:color w:val="D86DCB" w:themeColor="accent5" w:themeTint="99"/>
+          <w:sz w:val="32"/>
+          <w:szCs w:val="32"/>
+        </w:rPr>
+      </w:pPr>
+      <w:r>
+        <w:rPr>
+          <w:b/>
+          <w:bCs/>
+          <w:color w:val="D86DCB" w:themeColor="accent5" w:themeTint="99"/>
+          <w:sz w:val="32"/>
+          <w:szCs w:val="32"/>
+        </w:rPr>
+        <w:t xml:space="preserve">          </w:t>
+      </w:r>
+      <w:proofErr w:type="spellStart"/>
+      <w:r>
+        <w:rPr>
+          <w:b/>
+          <w:bCs/>
+          <w:color w:val="D86DCB" w:themeColor="accent5" w:themeTint="99"/>
+          <w:sz w:val="32"/>
+          <w:szCs w:val="32"/>
+        </w:rPr>
+        <w:t>buildHourly</w:t>
+      </w:r>
+      <w:proofErr w:type="spellEnd"/>
+      <w:r>
+        <w:rPr>
+          <w:b/>
+          <w:bCs/>
+          <w:color w:val="D86DCB" w:themeColor="accent5" w:themeTint="99"/>
+          <w:sz w:val="32"/>
+          <w:szCs w:val="32"/>
+        </w:rPr>
+        <w:t>(),</w:t>
+      </w:r>
+    </w:p>
+    <w:p>
+      <w:pPr>
+        <w:jc w:val="both"/>
+        <w:rPr>
+          <w:b/>
+          <w:bCs/>
+          <w:color w:val="D86DCB" w:themeColor="accent5" w:themeTint="99"/>
+          <w:sz w:val="32"/>
+          <w:szCs w:val="32"/>
+        </w:rPr>
+      </w:pPr>
+      <w:r>
+        <w:rPr>
+          <w:b/>
+          <w:bCs/>
+          <w:color w:val="D86DCB" w:themeColor="accent5" w:themeTint="99"/>
+          <w:sz w:val="32"/>
+          <w:szCs w:val="32"/>
+        </w:rPr>
+        <w:t xml:space="preserve">          </w:t>
+      </w:r>
+      <w:proofErr w:type="spellStart"/>
+      <w:r>
+        <w:rPr>
+          <w:b/>
+          <w:bCs/>
+          <w:color w:val="D86DCB" w:themeColor="accent5" w:themeTint="99"/>
+          <w:sz w:val="32"/>
+          <w:szCs w:val="32"/>
+        </w:rPr>
+        <w:t>buildDaily</w:t>
+      </w:r>
+      <w:proofErr w:type="spellEnd"/>
+      <w:r>
+        <w:rPr>
+          <w:b/>
+          <w:bCs/>
+          <w:color w:val="D86DCB" w:themeColor="accent5" w:themeTint="99"/>
+          <w:sz w:val="32"/>
+          <w:szCs w:val="32"/>
+        </w:rPr>
+        <w:t>(),</w:t>
+      </w:r>
+    </w:p>
+    <w:p>
+      <w:pPr>
+        <w:jc w:val="both"/>
+        <w:rPr>
+          <w:b/>
+          <w:bCs/>
+          <w:color w:val="D86DCB" w:themeColor="accent5" w:themeTint="99"/>
+          <w:sz w:val="32"/>
+          <w:szCs w:val="32"/>
+        </w:rPr>
+      </w:pPr>
+      <w:r>
+        <w:rPr>
+          <w:b/>
+          <w:bCs/>
+          <w:color w:val="D86DCB" w:themeColor="accent5" w:themeTint="99"/>
+          <w:sz w:val="32"/>
+          <w:szCs w:val="32"/>
+        </w:rPr>
+        <w:t xml:space="preserve">     …</w:t>
+      </w:r>
+    </w:p>
+    <w:p>
+      <w:pPr>
+        <w:jc w:val="both"/>
+        <w:rPr>
+          <w:b/>
+          <w:bCs/>
+          <w:color w:val="D86DCB" w:themeColor="accent5" w:themeTint="99"/>
+          <w:sz w:val="32"/>
+          <w:szCs w:val="32"/>
+        </w:rPr>
+      </w:pPr>
+      <w:r>
+        <w:rPr>
+          <w:b/>
+          <w:bCs/>
+          <w:color w:val="D86DCB" w:themeColor="accent5" w:themeTint="99"/>
+          <w:sz w:val="32"/>
+          <w:szCs w:val="32"/>
+        </w:rPr>
+        <w:t xml:space="preserve">  }</w:t>
+      </w:r>
+    </w:p>
+    <w:p>
+      <w:pPr>
+        <w:jc w:val="both"/>
+        <w:rPr>
+          <w:sz w:val="32"/>
+          <w:szCs w:val="32"/>
+        </w:rPr>
+      </w:pPr>
+      <w:r>
+        <w:rPr>
+          <w:sz w:val="32"/>
+          <w:szCs w:val="32"/>
+        </w:rPr>
+        <w:t># Splitting builds</w:t>
+      </w:r>
+    </w:p>
+    <w:p>
+      <w:pPr>
+        <w:jc w:val="both"/>
+        <w:rPr>
+          <w:b/>
+          <w:bCs/>
+          <w:color w:val="D86DCB" w:themeColor="accent5" w:themeTint="99"/>
+          <w:sz w:val="32"/>
+          <w:szCs w:val="32"/>
+        </w:rPr>
+      </w:pPr>
+      <w:r>
+        <w:rPr>
+          <w:b/>
+          <w:bCs/>
+          <w:color w:val="D86DCB" w:themeColor="accent5" w:themeTint="99"/>
+          <w:sz w:val="32"/>
+          <w:szCs w:val="32"/>
+        </w:rPr>
+        <w:t xml:space="preserve">Padding </w:t>
+      </w:r>
+      <w:proofErr w:type="spellStart"/>
+      <w:r>
+        <w:rPr>
+          <w:b/>
+          <w:bCs/>
+          <w:color w:val="D86DCB" w:themeColor="accent5" w:themeTint="99"/>
+          <w:sz w:val="32"/>
+          <w:szCs w:val="32"/>
+        </w:rPr>
+        <w:t>buildTopCard</w:t>
+      </w:r>
+      <w:proofErr w:type="spellEnd"/>
+      <w:r>
+        <w:rPr>
+          <w:b/>
+          <w:bCs/>
+          <w:color w:val="D86DCB" w:themeColor="accent5" w:themeTint="99"/>
+          <w:sz w:val="32"/>
+          <w:szCs w:val="32"/>
+        </w:rPr>
         <w:t>(</w:t>
       </w:r>
-      <w:proofErr w:type="gramEnd"/>
-      <w:r>
-        <w:rPr>
-          <w:b/>
-          <w:bCs/>
-          <w:color w:val="D86DCB" w:themeColor="accent5" w:themeTint="99"/>
-          <w:sz w:val="32"/>
-          <w:szCs w:val="32"/>
-        </w:rPr>
-        <w:t>),</w:t>
-      </w:r>
-    </w:p>
-    <w:p>
-      <w:pPr>
-        <w:jc w:val="both"/>
-        <w:rPr>
-          <w:b/>
-          <w:bCs/>
-          <w:color w:val="D86DCB" w:themeColor="accent5" w:themeTint="99"/>
-          <w:sz w:val="32"/>
-          <w:szCs w:val="32"/>
-        </w:rPr>
-      </w:pPr>
-      <w:r>
-        <w:rPr>
-          <w:b/>
-          <w:bCs/>
-          <w:color w:val="D86DCB" w:themeColor="accent5" w:themeTint="99"/>
-          <w:sz w:val="32"/>
-          <w:szCs w:val="32"/>
-        </w:rPr>
-        <w:t xml:space="preserve">          </w:t>
-      </w:r>
       <w:proofErr w:type="spellStart"/>
-      <w:proofErr w:type="gramStart"/>
+      <w:r>
+        <w:rPr>
+          <w:b/>
+          <w:bCs/>
+          <w:color w:val="D86DCB" w:themeColor="accent5" w:themeTint="99"/>
+          <w:sz w:val="32"/>
+          <w:szCs w:val="32"/>
+        </w:rPr>
+        <w:t>BuildContext</w:t>
+      </w:r>
+      <w:proofErr w:type="spellEnd"/>
+      <w:r>
+        <w:rPr>
+          <w:b/>
+          <w:bCs/>
+          <w:color w:val="D86DCB" w:themeColor="accent5" w:themeTint="99"/>
+          <w:sz w:val="32"/>
+          <w:szCs w:val="32"/>
+        </w:rPr>
+        <w:t xml:space="preserve"> context) {</w:t>
+      </w:r>
+    </w:p>
+    <w:p>
+      <w:pPr>
+        <w:jc w:val="both"/>
+        <w:rPr>
+          <w:b/>
+          <w:bCs/>
+          <w:color w:val="D86DCB" w:themeColor="accent5" w:themeTint="99"/>
+          <w:sz w:val="32"/>
+          <w:szCs w:val="32"/>
+        </w:rPr>
+      </w:pPr>
+      <w:r>
+        <w:rPr>
+          <w:b/>
+          <w:bCs/>
+          <w:color w:val="D86DCB" w:themeColor="accent5" w:themeTint="99"/>
+          <w:sz w:val="32"/>
+          <w:szCs w:val="32"/>
+        </w:rPr>
+        <w:t xml:space="preserve">    return Padding(…);</w:t>
+      </w:r>
+    </w:p>
+    <w:p>
+      <w:pPr>
+        <w:jc w:val="both"/>
+        <w:rPr>
+          <w:b/>
+          <w:bCs/>
+          <w:color w:val="D86DCB" w:themeColor="accent5" w:themeTint="99"/>
+          <w:sz w:val="32"/>
+          <w:szCs w:val="32"/>
+        </w:rPr>
+      </w:pPr>
+      <w:r>
+        <w:rPr>
+          <w:b/>
+          <w:bCs/>
+          <w:color w:val="D86DCB" w:themeColor="accent5" w:themeTint="99"/>
+          <w:sz w:val="32"/>
+          <w:szCs w:val="32"/>
+        </w:rPr>
+        <w:t>}</w:t>
+      </w:r>
+    </w:p>
+    <w:p>
+      <w:pPr>
+        <w:jc w:val="both"/>
+        <w:rPr>
+          <w:b/>
+          <w:bCs/>
+          <w:color w:val="D86DCB" w:themeColor="accent5" w:themeTint="99"/>
+          <w:sz w:val="32"/>
+          <w:szCs w:val="32"/>
+        </w:rPr>
+      </w:pPr>
+      <w:proofErr w:type="spellStart"/>
+      <w:r>
+        <w:rPr>
+          <w:b/>
+          <w:bCs/>
+          <w:color w:val="D86DCB" w:themeColor="accent5" w:themeTint="99"/>
+          <w:sz w:val="32"/>
+          <w:szCs w:val="32"/>
+        </w:rPr>
+        <w:t>GridView</w:t>
+      </w:r>
+      <w:proofErr w:type="spellEnd"/>
+      <w:r>
+        <w:rPr>
+          <w:b/>
+          <w:bCs/>
+          <w:color w:val="D86DCB" w:themeColor="accent5" w:themeTint="99"/>
+          <w:sz w:val="32"/>
+          <w:szCs w:val="32"/>
+        </w:rPr>
+        <w:t xml:space="preserve"> </w:t>
+      </w:r>
+      <w:proofErr w:type="spellStart"/>
+      <w:r>
+        <w:rPr>
+          <w:b/>
+          <w:bCs/>
+          <w:color w:val="D86DCB" w:themeColor="accent5" w:themeTint="99"/>
+          <w:sz w:val="32"/>
+          <w:szCs w:val="32"/>
+        </w:rPr>
+        <w:t>buildGrid</w:t>
+      </w:r>
+      <w:proofErr w:type="spellEnd"/>
+      <w:r>
+        <w:rPr>
+          <w:b/>
+          <w:bCs/>
+          <w:color w:val="D86DCB" w:themeColor="accent5" w:themeTint="99"/>
+          <w:sz w:val="32"/>
+          <w:szCs w:val="32"/>
+        </w:rPr>
+        <w:t>() {</w:t>
+      </w:r>
+    </w:p>
+    <w:p>
+      <w:pPr>
+        <w:jc w:val="both"/>
+        <w:rPr>
+          <w:b/>
+          <w:bCs/>
+          <w:color w:val="D86DCB" w:themeColor="accent5" w:themeTint="99"/>
+          <w:sz w:val="32"/>
+          <w:szCs w:val="32"/>
+        </w:rPr>
+      </w:pPr>
+      <w:r>
+        <w:rPr>
+          <w:b/>
+          <w:bCs/>
+          <w:color w:val="D86DCB" w:themeColor="accent5" w:themeTint="99"/>
+          <w:sz w:val="32"/>
+          <w:szCs w:val="32"/>
+        </w:rPr>
+        <w:t xml:space="preserve">    return </w:t>
+      </w:r>
+      <w:proofErr w:type="spellStart"/>
+      <w:r>
+        <w:rPr>
+          <w:b/>
+          <w:bCs/>
+          <w:color w:val="D86DCB" w:themeColor="accent5" w:themeTint="99"/>
+          <w:sz w:val="32"/>
+          <w:szCs w:val="32"/>
+        </w:rPr>
+        <w:t>GridView.count</w:t>
+      </w:r>
+      <w:proofErr w:type="spellEnd"/>
+      <w:r>
+        <w:rPr>
+          <w:b/>
+          <w:bCs/>
+          <w:color w:val="D86DCB" w:themeColor="accent5" w:themeTint="99"/>
+          <w:sz w:val="32"/>
+          <w:szCs w:val="32"/>
+        </w:rPr>
+        <w:t>();</w:t>
+      </w:r>
+    </w:p>
+    <w:p>
+      <w:pPr>
+        <w:jc w:val="both"/>
+        <w:rPr>
+          <w:b/>
+          <w:bCs/>
+          <w:color w:val="D86DCB" w:themeColor="accent5" w:themeTint="99"/>
+          <w:sz w:val="32"/>
+          <w:szCs w:val="32"/>
+        </w:rPr>
+      </w:pPr>
+      <w:r>
+        <w:rPr>
+          <w:b/>
+          <w:bCs/>
+          <w:color w:val="D86DCB" w:themeColor="accent5" w:themeTint="99"/>
+          <w:sz w:val="32"/>
+          <w:szCs w:val="32"/>
+        </w:rPr>
+        <w:t>}</w:t>
+      </w:r>
+    </w:p>
+    <w:p>
+      <w:pPr>
+        <w:jc w:val="both"/>
+        <w:rPr>
+          <w:b/>
+          <w:bCs/>
+          <w:color w:val="D86DCB" w:themeColor="accent5" w:themeTint="99"/>
+          <w:sz w:val="32"/>
+          <w:szCs w:val="32"/>
+        </w:rPr>
+      </w:pPr>
+      <w:r>
+        <w:rPr>
+          <w:b/>
+          <w:bCs/>
+          <w:color w:val="D86DCB" w:themeColor="accent5" w:themeTint="99"/>
+          <w:sz w:val="32"/>
+          <w:szCs w:val="32"/>
+        </w:rPr>
+        <w:t xml:space="preserve">Padding </w:t>
+      </w:r>
+      <w:proofErr w:type="spellStart"/>
       <w:r>
         <w:rPr>
           <w:b/>
@@ -903,52 +1158,419 @@
           <w:sz w:val="32"/>
           <w:szCs w:val="32"/>
         </w:rPr>
+        <w:t>() {</w:t>
+      </w:r>
+    </w:p>
+    <w:p>
+      <w:pPr>
+        <w:jc w:val="both"/>
+        <w:rPr>
+          <w:b/>
+          <w:bCs/>
+          <w:color w:val="D86DCB" w:themeColor="accent5" w:themeTint="99"/>
+          <w:sz w:val="32"/>
+          <w:szCs w:val="32"/>
+        </w:rPr>
+      </w:pPr>
+      <w:r>
+        <w:rPr>
+          <w:b/>
+          <w:bCs/>
+          <w:color w:val="D86DCB" w:themeColor="accent5" w:themeTint="99"/>
+          <w:sz w:val="32"/>
+          <w:szCs w:val="32"/>
+        </w:rPr>
+        <w:t xml:space="preserve">    return Padding();</w:t>
+      </w:r>
+    </w:p>
+    <w:p>
+      <w:pPr>
+        <w:jc w:val="both"/>
+        <w:rPr>
+          <w:b/>
+          <w:bCs/>
+          <w:color w:val="D86DCB" w:themeColor="accent5" w:themeTint="99"/>
+          <w:sz w:val="32"/>
+          <w:szCs w:val="32"/>
+        </w:rPr>
+      </w:pPr>
+      <w:r>
+        <w:rPr>
+          <w:b/>
+          <w:bCs/>
+          <w:color w:val="D86DCB" w:themeColor="accent5" w:themeTint="99"/>
+          <w:sz w:val="32"/>
+          <w:szCs w:val="32"/>
+        </w:rPr>
+        <w:t>}</w:t>
+      </w:r>
+    </w:p>
+    <w:p>
+      <w:pPr>
+        <w:jc w:val="both"/>
+        <w:rPr>
+          <w:b/>
+          <w:bCs/>
+          <w:color w:val="D86DCB" w:themeColor="accent5" w:themeTint="99"/>
+          <w:sz w:val="32"/>
+          <w:szCs w:val="32"/>
+        </w:rPr>
+      </w:pPr>
+      <w:r>
+        <w:rPr>
+          <w:b/>
+          <w:bCs/>
+          <w:color w:val="D86DCB" w:themeColor="accent5" w:themeTint="99"/>
+          <w:sz w:val="32"/>
+          <w:szCs w:val="32"/>
+        </w:rPr>
+        <w:t xml:space="preserve">Padding </w:t>
+      </w:r>
+      <w:proofErr w:type="spellStart"/>
+      <w:r>
+        <w:rPr>
+          <w:b/>
+          <w:bCs/>
+          <w:color w:val="D86DCB" w:themeColor="accent5" w:themeTint="99"/>
+          <w:sz w:val="32"/>
+          <w:szCs w:val="32"/>
+        </w:rPr>
+        <w:t>buildDaily</w:t>
+      </w:r>
+      <w:proofErr w:type="spellEnd"/>
+      <w:r>
+        <w:rPr>
+          <w:b/>
+          <w:bCs/>
+          <w:color w:val="D86DCB" w:themeColor="accent5" w:themeTint="99"/>
+          <w:sz w:val="32"/>
+          <w:szCs w:val="32"/>
+        </w:rPr>
+        <w:t>() {</w:t>
+      </w:r>
+    </w:p>
+    <w:p>
+      <w:pPr>
+        <w:jc w:val="both"/>
+        <w:rPr>
+          <w:b/>
+          <w:bCs/>
+          <w:color w:val="D86DCB" w:themeColor="accent5" w:themeTint="99"/>
+          <w:sz w:val="32"/>
+          <w:szCs w:val="32"/>
+        </w:rPr>
+      </w:pPr>
+      <w:r>
+        <w:rPr>
+          <w:b/>
+          <w:bCs/>
+          <w:color w:val="D86DCB" w:themeColor="accent5" w:themeTint="99"/>
+          <w:sz w:val="32"/>
+          <w:szCs w:val="32"/>
+        </w:rPr>
+        <w:t xml:space="preserve">    return Padding();</w:t>
+      </w:r>
+    </w:p>
+    <w:p>
+      <w:pPr>
+        <w:jc w:val="both"/>
+        <w:rPr>
+          <w:b/>
+          <w:bCs/>
+          <w:color w:val="D86DCB" w:themeColor="accent5" w:themeTint="99"/>
+          <w:sz w:val="32"/>
+          <w:szCs w:val="32"/>
+        </w:rPr>
+      </w:pPr>
+      <w:r>
+        <w:rPr>
+          <w:b/>
+          <w:bCs/>
+          <w:color w:val="D86DCB" w:themeColor="accent5" w:themeTint="99"/>
+          <w:sz w:val="32"/>
+          <w:szCs w:val="32"/>
+        </w:rPr>
+        <w:t>}</w:t>
+      </w:r>
+    </w:p>
+    <w:p>
+      <w:pPr>
+        <w:jc w:val="both"/>
+        <w:rPr>
+          <w:b/>
+          <w:bCs/>
+          <w:sz w:val="32"/>
+          <w:szCs w:val="32"/>
+        </w:rPr>
+      </w:pPr>
+    </w:p>
+    <w:p>
+      <w:pPr>
+        <w:jc w:val="center"/>
+        <w:rPr>
+          <w:sz w:val="32"/>
+          <w:szCs w:val="32"/>
+        </w:rPr>
+      </w:pPr>
+      <w:r>
+        <w:rPr>
+          <w:sz w:val="32"/>
+          <w:szCs w:val="32"/>
+        </w:rPr>
+        <w:lastRenderedPageBreak/>
+        <w:t>Break</w:t>
+      </w:r>
+    </w:p>
+    <w:p>
+      <w:pPr>
+        <w:jc w:val="both"/>
+        <w:rPr>
+          <w:b/>
+          <w:bCs/>
+          <w:sz w:val="32"/>
+          <w:szCs w:val="32"/>
+        </w:rPr>
+      </w:pPr>
+    </w:p>
+    <w:p>
+      <w:pPr>
+        <w:jc w:val="both"/>
+        <w:rPr>
+          <w:b/>
+          <w:bCs/>
+          <w:sz w:val="32"/>
+          <w:szCs w:val="32"/>
+        </w:rPr>
+      </w:pPr>
+      <w:r>
+        <w:rPr>
+          <w:b/>
+          <w:bCs/>
+          <w:sz w:val="32"/>
+          <w:szCs w:val="32"/>
+        </w:rPr>
+        <w:t>Keeping Callback Methods Out of UI (Clean Code):</w:t>
+      </w:r>
+    </w:p>
+    <w:p>
+      <w:pPr>
+        <w:jc w:val="both"/>
+        <w:rPr>
+          <w:sz w:val="32"/>
+          <w:szCs w:val="32"/>
+        </w:rPr>
+      </w:pPr>
+      <w:r>
+        <w:rPr>
+          <w:sz w:val="32"/>
+          <w:szCs w:val="32"/>
+        </w:rPr>
+        <w:t xml:space="preserve"># define the </w:t>
+      </w:r>
+      <w:proofErr w:type="spellStart"/>
+      <w:r>
+        <w:rPr>
+          <w:b/>
+          <w:bCs/>
+          <w:sz w:val="32"/>
+          <w:szCs w:val="32"/>
+        </w:rPr>
+        <w:t>VoidCallback</w:t>
+      </w:r>
+      <w:proofErr w:type="spellEnd"/>
+      <w:r>
+        <w:rPr>
+          <w:sz w:val="32"/>
+          <w:szCs w:val="32"/>
+        </w:rPr>
+        <w:t xml:space="preserve"> methods like </w:t>
+      </w:r>
+      <w:r>
+        <w:rPr>
+          <w:b/>
+          <w:bCs/>
+          <w:sz w:val="32"/>
+          <w:szCs w:val="32"/>
+        </w:rPr>
+        <w:t>_</w:t>
+      </w:r>
+      <w:proofErr w:type="spellStart"/>
+      <w:r>
+        <w:rPr>
+          <w:b/>
+          <w:bCs/>
+          <w:sz w:val="32"/>
+          <w:szCs w:val="32"/>
+        </w:rPr>
+        <w:t>ontap</w:t>
+      </w:r>
+      <w:proofErr w:type="spellEnd"/>
+      <w:r>
+        <w:rPr>
+          <w:b/>
+          <w:bCs/>
+          <w:sz w:val="32"/>
+          <w:szCs w:val="32"/>
+        </w:rPr>
+        <w:t>()</w:t>
+      </w:r>
+      <w:r>
+        <w:rPr>
+          <w:sz w:val="32"/>
+          <w:szCs w:val="32"/>
+        </w:rPr>
+        <w:t xml:space="preserve"> outside the UI’s </w:t>
+      </w:r>
+      <w:r>
+        <w:rPr>
+          <w:b/>
+          <w:bCs/>
+          <w:sz w:val="32"/>
+          <w:szCs w:val="32"/>
+        </w:rPr>
+        <w:t>build()</w:t>
+      </w:r>
+      <w:r>
+        <w:rPr>
+          <w:sz w:val="32"/>
+          <w:szCs w:val="32"/>
+        </w:rPr>
+        <w:t xml:space="preserve"> method and after it (in the last). And then just assign it to the </w:t>
+      </w:r>
+      <w:proofErr w:type="spellStart"/>
+      <w:r>
+        <w:rPr>
+          <w:b/>
+          <w:bCs/>
+          <w:sz w:val="32"/>
+          <w:szCs w:val="32"/>
+        </w:rPr>
+        <w:t>onTap</w:t>
+      </w:r>
+      <w:proofErr w:type="spellEnd"/>
+      <w:r>
+        <w:rPr>
+          <w:b/>
+          <w:bCs/>
+          <w:sz w:val="32"/>
+          <w:szCs w:val="32"/>
+        </w:rPr>
+        <w:t>:</w:t>
+      </w:r>
+      <w:r>
+        <w:rPr>
+          <w:sz w:val="32"/>
+          <w:szCs w:val="32"/>
+        </w:rPr>
+        <w:t xml:space="preserve"> property to keep the UI Clean (Best Practice)</w:t>
+      </w:r>
+    </w:p>
+    <w:p>
+      <w:pPr>
+        <w:jc w:val="both"/>
+        <w:rPr>
+          <w:sz w:val="32"/>
+          <w:szCs w:val="32"/>
+        </w:rPr>
+      </w:pPr>
+      <w:r>
+        <w:rPr>
+          <w:sz w:val="32"/>
+          <w:szCs w:val="32"/>
+        </w:rPr>
+        <w:t xml:space="preserve"># Same thing for </w:t>
+      </w:r>
+      <w:proofErr w:type="spellStart"/>
+      <w:r>
+        <w:rPr>
+          <w:b/>
+          <w:bCs/>
+          <w:sz w:val="32"/>
+          <w:szCs w:val="32"/>
+        </w:rPr>
+        <w:t>ValueChanged</w:t>
+      </w:r>
+      <w:proofErr w:type="spellEnd"/>
+      <w:r>
+        <w:rPr>
+          <w:b/>
+          <w:bCs/>
+          <w:sz w:val="32"/>
+          <w:szCs w:val="32"/>
+        </w:rPr>
+        <w:t>&lt;T&gt;</w:t>
+      </w:r>
+      <w:r>
+        <w:rPr>
+          <w:sz w:val="32"/>
+          <w:szCs w:val="32"/>
+        </w:rPr>
+        <w:t xml:space="preserve"> too (fits in directly)</w:t>
+      </w:r>
+    </w:p>
+    <w:p>
+      <w:pPr>
+        <w:jc w:val="both"/>
+        <w:rPr>
+          <w:b/>
+          <w:bCs/>
+          <w:color w:val="D86DCB" w:themeColor="accent5" w:themeTint="99"/>
+          <w:sz w:val="32"/>
+          <w:szCs w:val="32"/>
+        </w:rPr>
+      </w:pPr>
+      <w:r>
+        <w:rPr>
+          <w:b/>
+          <w:bCs/>
+          <w:color w:val="D86DCB" w:themeColor="accent5" w:themeTint="99"/>
+          <w:sz w:val="32"/>
+          <w:szCs w:val="32"/>
+        </w:rPr>
+        <w:t>…</w:t>
+      </w:r>
+    </w:p>
+    <w:p>
+      <w:pPr>
+        <w:jc w:val="both"/>
+        <w:rPr>
+          <w:b/>
+          <w:bCs/>
+          <w:color w:val="D86DCB" w:themeColor="accent5" w:themeTint="99"/>
+          <w:sz w:val="32"/>
+          <w:szCs w:val="32"/>
+        </w:rPr>
+      </w:pPr>
+      <w:r>
+        <w:rPr>
+          <w:b/>
+          <w:bCs/>
+          <w:color w:val="D86DCB" w:themeColor="accent5" w:themeTint="99"/>
+          <w:sz w:val="32"/>
+          <w:szCs w:val="32"/>
+        </w:rPr>
+        <w:t>Widget build</w:t>
+      </w:r>
+      <w:r>
+        <w:rPr>
+          <w:b/>
+          <w:bCs/>
+          <w:color w:val="D86DCB" w:themeColor="accent5" w:themeTint="99"/>
+          <w:sz w:val="32"/>
+          <w:szCs w:val="32"/>
+        </w:rPr>
         <w:t>(</w:t>
       </w:r>
-      <w:proofErr w:type="gramEnd"/>
-      <w:r>
-        <w:rPr>
-          <w:b/>
-          <w:bCs/>
-          <w:color w:val="D86DCB" w:themeColor="accent5" w:themeTint="99"/>
-          <w:sz w:val="32"/>
-          <w:szCs w:val="32"/>
-        </w:rPr>
-        <w:t>),</w:t>
-      </w:r>
-    </w:p>
-    <w:p>
-      <w:pPr>
-        <w:jc w:val="both"/>
-        <w:rPr>
-          <w:b/>
-          <w:bCs/>
-          <w:color w:val="D86DCB" w:themeColor="accent5" w:themeTint="99"/>
-          <w:sz w:val="32"/>
-          <w:szCs w:val="32"/>
-        </w:rPr>
-      </w:pPr>
-      <w:r>
-        <w:rPr>
-          <w:b/>
-          <w:bCs/>
-          <w:color w:val="D86DCB" w:themeColor="accent5" w:themeTint="99"/>
-          <w:sz w:val="32"/>
-          <w:szCs w:val="32"/>
-        </w:rPr>
-        <w:t xml:space="preserve">          </w:t>
-      </w:r>
       <w:proofErr w:type="spellStart"/>
-      <w:proofErr w:type="gramStart"/>
-      <w:r>
-        <w:rPr>
-          <w:b/>
-          <w:bCs/>
-          <w:color w:val="D86DCB" w:themeColor="accent5" w:themeTint="99"/>
-          <w:sz w:val="32"/>
-          <w:szCs w:val="32"/>
-        </w:rPr>
-        <w:t>buildDaily</w:t>
+      <w:r>
+        <w:rPr>
+          <w:b/>
+          <w:bCs/>
+          <w:color w:val="D86DCB" w:themeColor="accent5" w:themeTint="99"/>
+          <w:sz w:val="32"/>
+          <w:szCs w:val="32"/>
+        </w:rPr>
+        <w:t>BuildContext</w:t>
       </w:r>
       <w:proofErr w:type="spellEnd"/>
       <w:r>
@@ -959,112 +1581,72 @@
           <w:sz w:val="32"/>
           <w:szCs w:val="32"/>
         </w:rPr>
-        <w:t>(</w:t>
-      </w:r>
-      <w:proofErr w:type="gramEnd"/>
-      <w:r>
-        <w:rPr>
-          <w:b/>
-          <w:bCs/>
-          <w:color w:val="D86DCB" w:themeColor="accent5" w:themeTint="99"/>
-          <w:sz w:val="32"/>
-          <w:szCs w:val="32"/>
-        </w:rPr>
-        <w:t>),</w:t>
-      </w:r>
-    </w:p>
-    <w:p>
-      <w:pPr>
-        <w:jc w:val="both"/>
-        <w:rPr>
-          <w:b/>
-          <w:bCs/>
-          <w:color w:val="D86DCB" w:themeColor="accent5" w:themeTint="99"/>
-          <w:sz w:val="32"/>
-          <w:szCs w:val="32"/>
-        </w:rPr>
-      </w:pPr>
-      <w:r>
-        <w:rPr>
-          <w:b/>
-          <w:bCs/>
-          <w:color w:val="D86DCB" w:themeColor="accent5" w:themeTint="99"/>
-          <w:sz w:val="32"/>
-          <w:szCs w:val="32"/>
-        </w:rPr>
-        <w:t xml:space="preserve">     …</w:t>
-      </w:r>
-    </w:p>
-    <w:p>
-      <w:pPr>
-        <w:jc w:val="both"/>
-        <w:rPr>
-          <w:b/>
-          <w:bCs/>
-          <w:color w:val="D86DCB" w:themeColor="accent5" w:themeTint="99"/>
-          <w:sz w:val="32"/>
-          <w:szCs w:val="32"/>
-        </w:rPr>
-      </w:pPr>
-      <w:r>
-        <w:rPr>
-          <w:b/>
-          <w:bCs/>
-          <w:color w:val="D86DCB" w:themeColor="accent5" w:themeTint="99"/>
-          <w:sz w:val="32"/>
-          <w:szCs w:val="32"/>
-        </w:rPr>
-        <w:t xml:space="preserve">  }</w:t>
-      </w:r>
-    </w:p>
-    <w:p>
-      <w:pPr>
-        <w:jc w:val="both"/>
-        <w:rPr>
-          <w:sz w:val="32"/>
-          <w:szCs w:val="32"/>
-        </w:rPr>
-      </w:pPr>
-      <w:r>
-        <w:rPr>
-          <w:sz w:val="32"/>
-          <w:szCs w:val="32"/>
-        </w:rPr>
-        <w:t># Splitting builds</w:t>
-      </w:r>
-    </w:p>
-    <w:p>
-      <w:pPr>
-        <w:jc w:val="both"/>
-        <w:rPr>
-          <w:b/>
-          <w:bCs/>
-          <w:color w:val="D86DCB" w:themeColor="accent5" w:themeTint="99"/>
-          <w:sz w:val="32"/>
-          <w:szCs w:val="32"/>
-        </w:rPr>
-      </w:pPr>
-      <w:r>
-        <w:rPr>
-          <w:b/>
-          <w:bCs/>
-          <w:color w:val="D86DCB" w:themeColor="accent5" w:themeTint="99"/>
-          <w:sz w:val="32"/>
-          <w:szCs w:val="32"/>
-        </w:rPr>
-        <w:t xml:space="preserve">Padding </w:t>
+        <w:t xml:space="preserve"> context</w:t>
+      </w:r>
+      <w:r>
+        <w:rPr>
+          <w:b/>
+          <w:bCs/>
+          <w:color w:val="D86DCB" w:themeColor="accent5" w:themeTint="99"/>
+          <w:sz w:val="32"/>
+          <w:szCs w:val="32"/>
+        </w:rPr>
+        <w:t>) {</w:t>
+      </w:r>
+    </w:p>
+    <w:p>
+      <w:pPr>
+        <w:jc w:val="both"/>
+        <w:rPr>
+          <w:b/>
+          <w:bCs/>
+          <w:color w:val="D86DCB" w:themeColor="accent5" w:themeTint="99"/>
+          <w:sz w:val="32"/>
+          <w:szCs w:val="32"/>
+        </w:rPr>
+      </w:pPr>
+      <w:r>
+        <w:rPr>
+          <w:b/>
+          <w:bCs/>
+          <w:color w:val="D86DCB" w:themeColor="accent5" w:themeTint="99"/>
+          <w:sz w:val="32"/>
+          <w:szCs w:val="32"/>
+        </w:rPr>
+        <w:t xml:space="preserve">   …</w:t>
+      </w:r>
+    </w:p>
+    <w:p>
+      <w:pPr>
+        <w:jc w:val="both"/>
+        <w:rPr>
+          <w:b/>
+          <w:bCs/>
+          <w:color w:val="D86DCB" w:themeColor="accent5" w:themeTint="99"/>
+          <w:sz w:val="32"/>
+          <w:szCs w:val="32"/>
+        </w:rPr>
+      </w:pPr>
+      <w:r>
+        <w:rPr>
+          <w:b/>
+          <w:bCs/>
+          <w:color w:val="D86DCB" w:themeColor="accent5" w:themeTint="99"/>
+          <w:sz w:val="32"/>
+          <w:szCs w:val="32"/>
+        </w:rPr>
+        <w:t xml:space="preserve">   </w:t>
       </w:r>
       <w:proofErr w:type="spellStart"/>
-      <w:proofErr w:type="gramStart"/>
-      <w:r>
-        <w:rPr>
-          <w:b/>
-          <w:bCs/>
-          <w:color w:val="D86DCB" w:themeColor="accent5" w:themeTint="99"/>
-          <w:sz w:val="32"/>
-          <w:szCs w:val="32"/>
-        </w:rPr>
-        <w:t>buildTopCard</w:t>
+      <w:r>
+        <w:rPr>
+          <w:b/>
+          <w:bCs/>
+          <w:color w:val="D86DCB" w:themeColor="accent5" w:themeTint="99"/>
+          <w:sz w:val="32"/>
+          <w:szCs w:val="32"/>
+        </w:rPr>
+        <w:t>onTap</w:t>
       </w:r>
       <w:proofErr w:type="spellEnd"/>
       <w:r>
@@ -1075,19 +1657,18 @@
           <w:sz w:val="32"/>
           <w:szCs w:val="32"/>
         </w:rPr>
-        <w:t>(</w:t>
+        <w:t>: _</w:t>
       </w:r>
       <w:proofErr w:type="spellStart"/>
-      <w:proofErr w:type="gramEnd"/>
-      <w:r>
-        <w:rPr>
-          <w:b/>
-          <w:bCs/>
-          <w:color w:val="D86DCB" w:themeColor="accent5" w:themeTint="99"/>
-          <w:sz w:val="32"/>
-          <w:szCs w:val="32"/>
-        </w:rPr>
-        <w:t>BuildContext</w:t>
+      <w:r>
+        <w:rPr>
+          <w:b/>
+          <w:bCs/>
+          <w:color w:val="D86DCB" w:themeColor="accent5" w:themeTint="99"/>
+          <w:sz w:val="32"/>
+          <w:szCs w:val="32"/>
+        </w:rPr>
+        <w:t>onTap</w:t>
       </w:r>
       <w:proofErr w:type="spellEnd"/>
       <w:r>
@@ -1098,51 +1679,95 @@
           <w:sz w:val="32"/>
           <w:szCs w:val="32"/>
         </w:rPr>
-        <w:t xml:space="preserve"> context) {</w:t>
-      </w:r>
-    </w:p>
-    <w:p>
-      <w:pPr>
-        <w:jc w:val="both"/>
-        <w:rPr>
-          <w:b/>
-          <w:bCs/>
-          <w:color w:val="D86DCB" w:themeColor="accent5" w:themeTint="99"/>
-          <w:sz w:val="32"/>
-          <w:szCs w:val="32"/>
-        </w:rPr>
-      </w:pPr>
-      <w:r>
-        <w:rPr>
-          <w:b/>
-          <w:bCs/>
-          <w:color w:val="D86DCB" w:themeColor="accent5" w:themeTint="99"/>
-          <w:sz w:val="32"/>
-          <w:szCs w:val="32"/>
-        </w:rPr>
-        <w:t xml:space="preserve">    return </w:t>
-      </w:r>
-      <w:proofErr w:type="gramStart"/>
-      <w:r>
-        <w:rPr>
-          <w:b/>
-          <w:bCs/>
-          <w:color w:val="D86DCB" w:themeColor="accent5" w:themeTint="99"/>
-          <w:sz w:val="32"/>
-          <w:szCs w:val="32"/>
-        </w:rPr>
-        <w:t>Padding(</w:t>
-      </w:r>
-      <w:proofErr w:type="gramEnd"/>
-      <w:r>
-        <w:rPr>
-          <w:b/>
-          <w:bCs/>
-          <w:color w:val="D86DCB" w:themeColor="accent5" w:themeTint="99"/>
-          <w:sz w:val="32"/>
-          <w:szCs w:val="32"/>
-        </w:rPr>
-        <w:t>…);</w:t>
+        <w:t>,</w:t>
+      </w:r>
+    </w:p>
+    <w:p>
+      <w:pPr>
+        <w:jc w:val="both"/>
+        <w:rPr>
+          <w:b/>
+          <w:bCs/>
+          <w:color w:val="D86DCB" w:themeColor="accent5" w:themeTint="99"/>
+          <w:sz w:val="32"/>
+          <w:szCs w:val="32"/>
+        </w:rPr>
+      </w:pPr>
+      <w:r>
+        <w:rPr>
+          <w:b/>
+          <w:bCs/>
+          <w:color w:val="D86DCB" w:themeColor="accent5" w:themeTint="99"/>
+          <w:sz w:val="32"/>
+          <w:szCs w:val="32"/>
+        </w:rPr>
+        <w:t xml:space="preserve">   </w:t>
+      </w:r>
+      <w:proofErr w:type="spellStart"/>
+      <w:r>
+        <w:rPr>
+          <w:b/>
+          <w:bCs/>
+          <w:color w:val="D86DCB" w:themeColor="accent5" w:themeTint="99"/>
+          <w:sz w:val="32"/>
+          <w:szCs w:val="32"/>
+        </w:rPr>
+        <w:t>onChanged</w:t>
+      </w:r>
+      <w:proofErr w:type="spellEnd"/>
+      <w:r>
+        <w:rPr>
+          <w:b/>
+          <w:bCs/>
+          <w:color w:val="D86DCB" w:themeColor="accent5" w:themeTint="99"/>
+          <w:sz w:val="32"/>
+          <w:szCs w:val="32"/>
+        </w:rPr>
+        <w:t>: _</w:t>
+      </w:r>
+      <w:proofErr w:type="spellStart"/>
+      <w:r>
+        <w:rPr>
+          <w:b/>
+          <w:bCs/>
+          <w:color w:val="D86DCB" w:themeColor="accent5" w:themeTint="99"/>
+          <w:sz w:val="32"/>
+          <w:szCs w:val="32"/>
+        </w:rPr>
+        <w:t>onChanged</w:t>
+      </w:r>
+      <w:proofErr w:type="spellEnd"/>
+      <w:r>
+        <w:rPr>
+          <w:b/>
+          <w:bCs/>
+          <w:color w:val="D86DCB" w:themeColor="accent5" w:themeTint="99"/>
+          <w:sz w:val="32"/>
+          <w:szCs w:val="32"/>
+        </w:rPr>
+        <w:t xml:space="preserve"> // fits in directly</w:t>
+      </w:r>
+    </w:p>
+    <w:p>
+      <w:pPr>
+        <w:jc w:val="both"/>
+        <w:rPr>
+          <w:b/>
+          <w:bCs/>
+          <w:color w:val="D86DCB" w:themeColor="accent5" w:themeTint="99"/>
+          <w:sz w:val="32"/>
+          <w:szCs w:val="32"/>
+        </w:rPr>
+      </w:pPr>
+      <w:r>
+        <w:rPr>
+          <w:b/>
+          <w:bCs/>
+          <w:color w:val="D86DCB" w:themeColor="accent5" w:themeTint="99"/>
+          <w:sz w:val="32"/>
+          <w:szCs w:val="32"/>
+        </w:rPr>
+        <w:t xml:space="preserve">   …</w:t>
       </w:r>
     </w:p>
     <w:p>
@@ -1178,6 +1803,16 @@
           <w:szCs w:val="32"/>
         </w:rPr>
       </w:pPr>
+      <w:r>
+        <w:rPr>
+          <w:b/>
+          <w:bCs/>
+          <w:color w:val="D86DCB" w:themeColor="accent5" w:themeTint="99"/>
+          <w:sz w:val="32"/>
+          <w:szCs w:val="32"/>
+        </w:rPr>
+        <w:t>void _</w:t>
+      </w:r>
       <w:proofErr w:type="spellStart"/>
       <w:r>
         <w:rPr>
@@ -1187,7 +1822,7 @@
           <w:sz w:val="32"/>
           <w:szCs w:val="32"/>
         </w:rPr>
-        <w:t>GridView</w:t>
+        <w:t>onTap</w:t>
       </w:r>
       <w:proofErr w:type="spellEnd"/>
       <w:r>
@@ -1198,19 +1833,125 @@
           <w:sz w:val="32"/>
           <w:szCs w:val="32"/>
         </w:rPr>
+        <w:t>(…)</w:t>
+      </w:r>
+      <w:r>
+        <w:rPr>
+          <w:b/>
+          <w:bCs/>
+          <w:color w:val="D86DCB" w:themeColor="accent5" w:themeTint="99"/>
+          <w:sz w:val="32"/>
+          <w:szCs w:val="32"/>
+        </w:rPr>
         <w:t xml:space="preserve"> </w:t>
       </w:r>
+      <w:r>
+        <w:rPr>
+          <w:b/>
+          <w:bCs/>
+          <w:color w:val="D86DCB" w:themeColor="accent5" w:themeTint="99"/>
+          <w:sz w:val="32"/>
+          <w:szCs w:val="32"/>
+        </w:rPr>
+        <w:t>{</w:t>
+      </w:r>
+      <w:r>
+        <w:rPr>
+          <w:b/>
+          <w:bCs/>
+          <w:color w:val="D86DCB" w:themeColor="accent5" w:themeTint="99"/>
+          <w:sz w:val="32"/>
+          <w:szCs w:val="32"/>
+        </w:rPr>
+        <w:tab/>
+        <w:t>// Keeping callback out of UI</w:t>
+      </w:r>
+    </w:p>
+    <w:p>
+      <w:pPr>
+        <w:jc w:val="both"/>
+        <w:rPr>
+          <w:b/>
+          <w:bCs/>
+          <w:color w:val="D86DCB" w:themeColor="accent5" w:themeTint="99"/>
+          <w:sz w:val="32"/>
+          <w:szCs w:val="32"/>
+        </w:rPr>
+      </w:pPr>
+      <w:r>
+        <w:rPr>
+          <w:b/>
+          <w:bCs/>
+          <w:color w:val="D86DCB" w:themeColor="accent5" w:themeTint="99"/>
+          <w:sz w:val="32"/>
+          <w:szCs w:val="32"/>
+        </w:rPr>
+        <w:t xml:space="preserve">   …</w:t>
+      </w:r>
+    </w:p>
+    <w:p>
+      <w:pPr>
+        <w:jc w:val="both"/>
+        <w:rPr>
+          <w:b/>
+          <w:bCs/>
+          <w:color w:val="D86DCB" w:themeColor="accent5" w:themeTint="99"/>
+          <w:sz w:val="32"/>
+          <w:szCs w:val="32"/>
+        </w:rPr>
+      </w:pPr>
+      <w:r>
+        <w:rPr>
+          <w:b/>
+          <w:bCs/>
+          <w:color w:val="D86DCB" w:themeColor="accent5" w:themeTint="99"/>
+          <w:sz w:val="32"/>
+          <w:szCs w:val="32"/>
+        </w:rPr>
+        <w:t>}</w:t>
+      </w:r>
+    </w:p>
+    <w:p>
+      <w:pPr>
+        <w:jc w:val="both"/>
+        <w:rPr>
+          <w:b/>
+          <w:bCs/>
+          <w:color w:val="D86DCB" w:themeColor="accent5" w:themeTint="99"/>
+          <w:sz w:val="32"/>
+          <w:szCs w:val="32"/>
+        </w:rPr>
+      </w:pPr>
+      <w:r>
+        <w:rPr>
+          <w:b/>
+          <w:bCs/>
+          <w:color w:val="D86DCB" w:themeColor="accent5" w:themeTint="99"/>
+          <w:sz w:val="32"/>
+          <w:szCs w:val="32"/>
+        </w:rPr>
+        <w:t>void _</w:t>
+      </w:r>
       <w:proofErr w:type="spellStart"/>
-      <w:proofErr w:type="gramStart"/>
-      <w:r>
-        <w:rPr>
-          <w:b/>
-          <w:bCs/>
-          <w:color w:val="D86DCB" w:themeColor="accent5" w:themeTint="99"/>
-          <w:sz w:val="32"/>
-          <w:szCs w:val="32"/>
-        </w:rPr>
-        <w:t>buildGrid</w:t>
+      <w:r>
+        <w:rPr>
+          <w:b/>
+          <w:bCs/>
+          <w:color w:val="D86DCB" w:themeColor="accent5" w:themeTint="99"/>
+          <w:sz w:val="32"/>
+          <w:szCs w:val="32"/>
+        </w:rPr>
+        <w:t>on</w:t>
+      </w:r>
+      <w:r>
+        <w:rPr>
+          <w:b/>
+          <w:bCs/>
+          <w:color w:val="D86DCB" w:themeColor="accent5" w:themeTint="99"/>
+          <w:sz w:val="32"/>
+          <w:szCs w:val="32"/>
+        </w:rPr>
+        <w:t>Changed</w:t>
       </w:r>
       <w:proofErr w:type="spellEnd"/>
       <w:r>
@@ -1221,9 +1962,8 @@
           <w:sz w:val="32"/>
           <w:szCs w:val="32"/>
         </w:rPr>
-        <w:t>(</w:t>
-      </w:r>
-      <w:proofErr w:type="gramEnd"/>
+        <w:t>(int index</w:t>
+      </w:r>
       <w:r>
         <w:rPr>
           <w:b/>
@@ -1254,29 +1994,7 @@
           <w:sz w:val="32"/>
           <w:szCs w:val="32"/>
         </w:rPr>
-        <w:t xml:space="preserve">    return </w:t>
-      </w:r>
-      <w:proofErr w:type="spellStart"/>
-      <w:r>
-        <w:rPr>
-          <w:b/>
-          <w:bCs/>
-          <w:color w:val="D86DCB" w:themeColor="accent5" w:themeTint="99"/>
-          <w:sz w:val="32"/>
-          <w:szCs w:val="32"/>
-        </w:rPr>
-        <w:t>GridView.count</w:t>
-      </w:r>
-      <w:proofErr w:type="spellEnd"/>
-      <w:r>
-        <w:rPr>
-          <w:b/>
-          <w:bCs/>
-          <w:color w:val="D86DCB" w:themeColor="accent5" w:themeTint="99"/>
-          <w:sz w:val="32"/>
-          <w:szCs w:val="32"/>
-        </w:rPr>
-        <w:t>();</w:t>
+        <w:t xml:space="preserve">   …</w:t>
       </w:r>
     </w:p>
     <w:p>
@@ -1305,244 +2023,25 @@
       <w:pPr>
         <w:jc w:val="both"/>
         <w:rPr>
-          <w:b/>
-          <w:bCs/>
-          <w:color w:val="D86DCB" w:themeColor="accent5" w:themeTint="99"/>
-          <w:sz w:val="32"/>
-          <w:szCs w:val="32"/>
-        </w:rPr>
-      </w:pPr>
-      <w:r>
-        <w:rPr>
-          <w:b/>
-          <w:bCs/>
-          <w:color w:val="D86DCB" w:themeColor="accent5" w:themeTint="99"/>
-          <w:sz w:val="32"/>
-          <w:szCs w:val="32"/>
-        </w:rPr>
-        <w:t xml:space="preserve">Padding </w:t>
-      </w:r>
-      <w:proofErr w:type="spellStart"/>
-      <w:proofErr w:type="gramStart"/>
-      <w:r>
-        <w:rPr>
-          <w:b/>
-          <w:bCs/>
-          <w:color w:val="D86DCB" w:themeColor="accent5" w:themeTint="99"/>
-          <w:sz w:val="32"/>
-          <w:szCs w:val="32"/>
-        </w:rPr>
-        <w:t>buildHourly</w:t>
-      </w:r>
-      <w:proofErr w:type="spellEnd"/>
-      <w:r>
-        <w:rPr>
-          <w:b/>
-          <w:bCs/>
-          <w:color w:val="D86DCB" w:themeColor="accent5" w:themeTint="99"/>
-          <w:sz w:val="32"/>
-          <w:szCs w:val="32"/>
-        </w:rPr>
-        <w:t>(</w:t>
-      </w:r>
-      <w:proofErr w:type="gramEnd"/>
-      <w:r>
-        <w:rPr>
-          <w:b/>
-          <w:bCs/>
-          <w:color w:val="D86DCB" w:themeColor="accent5" w:themeTint="99"/>
-          <w:sz w:val="32"/>
-          <w:szCs w:val="32"/>
-        </w:rPr>
-        <w:t>) {</w:t>
-      </w:r>
-    </w:p>
-    <w:p>
-      <w:pPr>
-        <w:jc w:val="both"/>
-        <w:rPr>
-          <w:b/>
-          <w:bCs/>
-          <w:color w:val="D86DCB" w:themeColor="accent5" w:themeTint="99"/>
-          <w:sz w:val="32"/>
-          <w:szCs w:val="32"/>
-        </w:rPr>
-      </w:pPr>
-      <w:r>
-        <w:rPr>
-          <w:b/>
-          <w:bCs/>
-          <w:color w:val="D86DCB" w:themeColor="accent5" w:themeTint="99"/>
-          <w:sz w:val="32"/>
-          <w:szCs w:val="32"/>
-        </w:rPr>
-        <w:t xml:space="preserve">    return </w:t>
-      </w:r>
-      <w:proofErr w:type="gramStart"/>
-      <w:r>
-        <w:rPr>
-          <w:b/>
-          <w:bCs/>
-          <w:color w:val="D86DCB" w:themeColor="accent5" w:themeTint="99"/>
-          <w:sz w:val="32"/>
-          <w:szCs w:val="32"/>
-        </w:rPr>
-        <w:t>Padding(</w:t>
-      </w:r>
-      <w:proofErr w:type="gramEnd"/>
-      <w:r>
-        <w:rPr>
-          <w:b/>
-          <w:bCs/>
-          <w:color w:val="D86DCB" w:themeColor="accent5" w:themeTint="99"/>
-          <w:sz w:val="32"/>
-          <w:szCs w:val="32"/>
-        </w:rPr>
-        <w:t>);</w:t>
-      </w:r>
-    </w:p>
-    <w:p>
-      <w:pPr>
-        <w:jc w:val="both"/>
-        <w:rPr>
-          <w:b/>
-          <w:bCs/>
-          <w:color w:val="D86DCB" w:themeColor="accent5" w:themeTint="99"/>
-          <w:sz w:val="32"/>
-          <w:szCs w:val="32"/>
-        </w:rPr>
-      </w:pPr>
-      <w:r>
-        <w:rPr>
-          <w:b/>
-          <w:bCs/>
-          <w:color w:val="D86DCB" w:themeColor="accent5" w:themeTint="99"/>
-          <w:sz w:val="32"/>
-          <w:szCs w:val="32"/>
-        </w:rPr>
-        <w:t>}</w:t>
-      </w:r>
-    </w:p>
-    <w:p>
-      <w:pPr>
-        <w:jc w:val="both"/>
-        <w:rPr>
-          <w:b/>
-          <w:bCs/>
-          <w:color w:val="D86DCB" w:themeColor="accent5" w:themeTint="99"/>
-          <w:sz w:val="32"/>
-          <w:szCs w:val="32"/>
-        </w:rPr>
-      </w:pPr>
-      <w:r>
-        <w:rPr>
-          <w:b/>
-          <w:bCs/>
-          <w:color w:val="D86DCB" w:themeColor="accent5" w:themeTint="99"/>
-          <w:sz w:val="32"/>
-          <w:szCs w:val="32"/>
-        </w:rPr>
-        <w:t xml:space="preserve">Padding </w:t>
-      </w:r>
-      <w:proofErr w:type="spellStart"/>
-      <w:proofErr w:type="gramStart"/>
-      <w:r>
-        <w:rPr>
-          <w:b/>
-          <w:bCs/>
-          <w:color w:val="D86DCB" w:themeColor="accent5" w:themeTint="99"/>
-          <w:sz w:val="32"/>
-          <w:szCs w:val="32"/>
-        </w:rPr>
-        <w:t>buildDaily</w:t>
-      </w:r>
-      <w:proofErr w:type="spellEnd"/>
-      <w:r>
-        <w:rPr>
-          <w:b/>
-          <w:bCs/>
-          <w:color w:val="D86DCB" w:themeColor="accent5" w:themeTint="99"/>
-          <w:sz w:val="32"/>
-          <w:szCs w:val="32"/>
-        </w:rPr>
-        <w:t>(</w:t>
-      </w:r>
-      <w:proofErr w:type="gramEnd"/>
-      <w:r>
-        <w:rPr>
-          <w:b/>
-          <w:bCs/>
-          <w:color w:val="D86DCB" w:themeColor="accent5" w:themeTint="99"/>
-          <w:sz w:val="32"/>
-          <w:szCs w:val="32"/>
-        </w:rPr>
-        <w:t>) {</w:t>
-      </w:r>
-    </w:p>
-    <w:p>
-      <w:pPr>
-        <w:jc w:val="both"/>
-        <w:rPr>
-          <w:b/>
-          <w:bCs/>
-          <w:color w:val="D86DCB" w:themeColor="accent5" w:themeTint="99"/>
-          <w:sz w:val="32"/>
-          <w:szCs w:val="32"/>
-        </w:rPr>
-      </w:pPr>
-      <w:r>
-        <w:rPr>
-          <w:b/>
-          <w:bCs/>
-          <w:color w:val="D86DCB" w:themeColor="accent5" w:themeTint="99"/>
-          <w:sz w:val="32"/>
-          <w:szCs w:val="32"/>
-        </w:rPr>
-        <w:t xml:space="preserve">    return </w:t>
-      </w:r>
-      <w:proofErr w:type="gramStart"/>
-      <w:r>
-        <w:rPr>
-          <w:b/>
-          <w:bCs/>
-          <w:color w:val="D86DCB" w:themeColor="accent5" w:themeTint="99"/>
-          <w:sz w:val="32"/>
-          <w:szCs w:val="32"/>
-        </w:rPr>
-        <w:t>Padding(</w:t>
-      </w:r>
-      <w:proofErr w:type="gramEnd"/>
-      <w:r>
-        <w:rPr>
-          <w:b/>
-          <w:bCs/>
-          <w:color w:val="D86DCB" w:themeColor="accent5" w:themeTint="99"/>
-          <w:sz w:val="32"/>
-          <w:szCs w:val="32"/>
-        </w:rPr>
-        <w:t>);</w:t>
-      </w:r>
-    </w:p>
-    <w:p>
-      <w:pPr>
-        <w:jc w:val="both"/>
-        <w:rPr>
-          <w:b/>
-          <w:bCs/>
-          <w:color w:val="D86DCB" w:themeColor="accent5" w:themeTint="99"/>
-          <w:sz w:val="32"/>
-          <w:szCs w:val="32"/>
-        </w:rPr>
-      </w:pPr>
-      <w:r>
-        <w:rPr>
-          <w:b/>
-          <w:bCs/>
-          <w:color w:val="D86DCB" w:themeColor="accent5" w:themeTint="99"/>
-          <w:sz w:val="32"/>
-          <w:szCs w:val="32"/>
-        </w:rPr>
-        <w:t>}</w:t>
+          <w:sz w:val="32"/>
+          <w:szCs w:val="32"/>
+        </w:rPr>
+      </w:pPr>
+    </w:p>
+    <w:p>
+      <w:pPr>
+        <w:jc w:val="center"/>
+        <w:rPr>
+          <w:sz w:val="32"/>
+          <w:szCs w:val="32"/>
+        </w:rPr>
+      </w:pPr>
+      <w:r>
+        <w:rPr>
+          <w:sz w:val="32"/>
+          <w:szCs w:val="32"/>
+        </w:rPr>
+        <w:t>Break</w:t>
       </w:r>
     </w:p>
     <w:p>
@@ -1848,7 +2347,6 @@
         <w:t xml:space="preserve">initializes the Flutter engine + binding before we use certain features that require Flutter to be fully ready before </w:t>
       </w:r>
       <w:proofErr w:type="spellStart"/>
-      <w:proofErr w:type="gramStart"/>
       <w:r>
         <w:rPr>
           <w:b/>
@@ -1866,17 +2364,7 @@
           <w:sz w:val="32"/>
           <w:szCs w:val="32"/>
         </w:rPr>
-        <w:t>(</w:t>
-      </w:r>
-      <w:proofErr w:type="gramEnd"/>
-      <w:r>
-        <w:rPr>
-          <w:b/>
-          <w:bCs/>
-          <w:sz w:val="32"/>
-          <w:szCs w:val="32"/>
-        </w:rPr>
-        <w:t>)</w:t>
+        <w:t>()</w:t>
       </w:r>
       <w:r>
         <w:rPr>
@@ -1949,27 +2437,7 @@
           <w:sz w:val="32"/>
           <w:szCs w:val="32"/>
         </w:rPr>
-        <w:t xml:space="preserve"> </w:t>
-      </w:r>
-      <w:proofErr w:type="gramStart"/>
-      <w:r>
-        <w:rPr>
-          <w:b/>
-          <w:bCs/>
-          <w:sz w:val="32"/>
-          <w:szCs w:val="32"/>
-        </w:rPr>
-        <w:t>main(</w:t>
-      </w:r>
-      <w:proofErr w:type="gramEnd"/>
-      <w:r>
-        <w:rPr>
-          <w:b/>
-          <w:bCs/>
-          <w:sz w:val="32"/>
-          <w:szCs w:val="32"/>
-        </w:rPr>
-        <w:t>)</w:t>
+        <w:t xml:space="preserve"> main()</w:t>
       </w:r>
       <w:r>
         <w:rPr>
@@ -2013,15 +2481,7 @@
           <w:sz w:val="32"/>
           <w:szCs w:val="32"/>
         </w:rPr>
-        <w:t xml:space="preserve">We </w:t>
-      </w:r>
-      <w:proofErr w:type="gramStart"/>
-      <w:r>
-        <w:rPr>
-          <w:sz w:val="32"/>
-          <w:szCs w:val="32"/>
-        </w:rPr>
-        <w:t xml:space="preserve">load </w:t>
+        <w:t xml:space="preserve">We load </w:t>
       </w:r>
       <w:r>
         <w:rPr>
@@ -2032,7 +2492,6 @@
         </w:rPr>
         <w:t>.env</w:t>
       </w:r>
-      <w:proofErr w:type="gramEnd"/>
     </w:p>
     <w:p>
       <w:pPr>
@@ -2100,25 +2559,14 @@
         </w:rPr>
         <w:t xml:space="preserve"># Don’t use it when our </w:t>
       </w:r>
-      <w:proofErr w:type="gramStart"/>
-      <w:r>
-        <w:rPr>
-          <w:b/>
-          <w:bCs/>
-          <w:sz w:val="32"/>
-          <w:szCs w:val="32"/>
-        </w:rPr>
-        <w:t>main(</w:t>
-      </w:r>
-      <w:proofErr w:type="gramEnd"/>
-      <w:r>
-        <w:rPr>
-          <w:b/>
-          <w:bCs/>
-          <w:sz w:val="32"/>
-          <w:szCs w:val="32"/>
-        </w:rPr>
-        <w:t xml:space="preserve">) </w:t>
+      <w:r>
+        <w:rPr>
+          <w:b/>
+          <w:bCs/>
+          <w:sz w:val="32"/>
+          <w:szCs w:val="32"/>
+        </w:rPr>
+        <w:t xml:space="preserve">main() </w:t>
       </w:r>
       <w:r>
         <w:rPr>
@@ -2159,27 +2607,15 @@
           <w:szCs w:val="32"/>
         </w:rPr>
       </w:pPr>
-      <w:proofErr w:type="gramStart"/>
-      <w:r>
-        <w:rPr>
-          <w:b/>
-          <w:bCs/>
-          <w:color w:val="D86DCB" w:themeColor="accent5" w:themeTint="99"/>
-          <w:sz w:val="32"/>
-          <w:szCs w:val="32"/>
-        </w:rPr>
-        <w:t>main(</w:t>
-      </w:r>
-      <w:proofErr w:type="gramEnd"/>
-      <w:r>
-        <w:rPr>
-          <w:b/>
-          <w:bCs/>
-          <w:color w:val="D86DCB" w:themeColor="accent5" w:themeTint="99"/>
-          <w:sz w:val="32"/>
-          <w:szCs w:val="32"/>
-        </w:rPr>
-        <w:t>) async {</w:t>
+      <w:r>
+        <w:rPr>
+          <w:b/>
+          <w:bCs/>
+          <w:color w:val="D86DCB" w:themeColor="accent5" w:themeTint="99"/>
+          <w:sz w:val="32"/>
+          <w:szCs w:val="32"/>
+        </w:rPr>
+        <w:t>main() async {</w:t>
       </w:r>
     </w:p>
     <w:p>
@@ -2248,7 +2684,6 @@
         <w:t xml:space="preserve">  await </w:t>
       </w:r>
       <w:proofErr w:type="spellStart"/>
-      <w:proofErr w:type="gramStart"/>
       <w:r>
         <w:rPr>
           <w:b/>
@@ -2260,7 +2695,6 @@
         <w:t>dotenv.load</w:t>
       </w:r>
       <w:proofErr w:type="spellEnd"/>
-      <w:proofErr w:type="gramEnd"/>
       <w:r>
         <w:rPr>
           <w:b/>
@@ -2316,7 +2750,6 @@
         <w:t xml:space="preserve">  </w:t>
       </w:r>
       <w:proofErr w:type="spellStart"/>
-      <w:proofErr w:type="gramStart"/>
       <w:r>
         <w:rPr>
           <w:b/>
@@ -2336,18 +2769,7 @@
           <w:sz w:val="32"/>
           <w:szCs w:val="32"/>
         </w:rPr>
-        <w:t>(</w:t>
-      </w:r>
-      <w:proofErr w:type="gramEnd"/>
-      <w:r>
-        <w:rPr>
-          <w:b/>
-          <w:bCs/>
-          <w:color w:val="D86DCB" w:themeColor="accent5" w:themeTint="99"/>
-          <w:sz w:val="32"/>
-          <w:szCs w:val="32"/>
-        </w:rPr>
-        <w:t xml:space="preserve">const </w:t>
+        <w:t xml:space="preserve">(const </w:t>
       </w:r>
       <w:proofErr w:type="spellStart"/>
       <w:r>
@@ -2453,7 +2875,6 @@
         </w:rPr>
       </w:pPr>
       <w:proofErr w:type="spellStart"/>
-      <w:proofErr w:type="gramStart"/>
       <w:r>
         <w:rPr>
           <w:b/>
@@ -2465,7 +2886,6 @@
         <w:t>WidgetsBinding.instance.addPostFrameCallback</w:t>
       </w:r>
       <w:proofErr w:type="spellEnd"/>
-      <w:proofErr w:type="gramEnd"/>
       <w:r>
         <w:rPr>
           <w:b/>
@@ -2645,7 +3065,6 @@
         <w:t xml:space="preserve"># </w:t>
       </w:r>
       <w:proofErr w:type="spellStart"/>
-      <w:proofErr w:type="gramStart"/>
       <w:r>
         <w:rPr>
           <w:b/>
@@ -2656,7 +3075,6 @@
         <w:t>WidgetsBinding.instance.addPostFrameCallback</w:t>
       </w:r>
       <w:proofErr w:type="spellEnd"/>
-      <w:proofErr w:type="gramEnd"/>
       <w:r>
         <w:rPr>
           <w:b/>
@@ -2714,7 +3132,6 @@
         <w:t xml:space="preserve">void </w:t>
       </w:r>
       <w:proofErr w:type="spellStart"/>
-      <w:proofErr w:type="gramStart"/>
       <w:r>
         <w:rPr>
           <w:b/>
@@ -2734,18 +3151,7 @@
           <w:sz w:val="32"/>
           <w:szCs w:val="32"/>
         </w:rPr>
-        <w:t>(</w:t>
-      </w:r>
-      <w:proofErr w:type="gramEnd"/>
-      <w:r>
-        <w:rPr>
-          <w:b/>
-          <w:bCs/>
-          <w:color w:val="D86DCB" w:themeColor="accent5" w:themeTint="99"/>
-          <w:sz w:val="32"/>
-          <w:szCs w:val="32"/>
-        </w:rPr>
-        <w:t>) {</w:t>
+        <w:t>() {</w:t>
       </w:r>
       <w:r>
         <w:rPr>
@@ -2925,7 +3331,6 @@
         <w:t xml:space="preserve">, we use </w:t>
       </w:r>
       <w:proofErr w:type="spellStart"/>
-      <w:proofErr w:type="gramStart"/>
       <w:r>
         <w:rPr>
           <w:b/>
@@ -2936,7 +3341,6 @@
         <w:t>WidgetsBinding.instance.addPostFrameCallback</w:t>
       </w:r>
       <w:proofErr w:type="spellEnd"/>
-      <w:proofErr w:type="gramEnd"/>
       <w:r>
         <w:rPr>
           <w:b/>
@@ -3013,7 +3417,6 @@
         <w:t xml:space="preserve"> changes before </w:t>
       </w:r>
       <w:proofErr w:type="spellStart"/>
-      <w:proofErr w:type="gramStart"/>
       <w:r>
         <w:rPr>
           <w:b/>
@@ -3024,7 +3427,6 @@
         <w:t>ref.watch</w:t>
       </w:r>
       <w:proofErr w:type="spellEnd"/>
-      <w:proofErr w:type="gramEnd"/>
       <w:r>
         <w:rPr>
           <w:b/>
@@ -3086,7 +3488,6 @@
         <w:t xml:space="preserve">  void </w:t>
       </w:r>
       <w:proofErr w:type="spellStart"/>
-      <w:proofErr w:type="gramStart"/>
       <w:r>
         <w:rPr>
           <w:b/>
@@ -3106,18 +3507,7 @@
           <w:sz w:val="32"/>
           <w:szCs w:val="32"/>
         </w:rPr>
-        <w:t>(</w:t>
-      </w:r>
-      <w:proofErr w:type="gramEnd"/>
-      <w:r>
-        <w:rPr>
-          <w:b/>
-          <w:bCs/>
-          <w:color w:val="D86DCB" w:themeColor="accent5" w:themeTint="99"/>
-          <w:sz w:val="32"/>
-          <w:szCs w:val="32"/>
-        </w:rPr>
-        <w:t>) {</w:t>
+        <w:t>() {</w:t>
       </w:r>
     </w:p>
     <w:p>
@@ -3142,7 +3532,6 @@
         <w:t xml:space="preserve">    </w:t>
       </w:r>
       <w:proofErr w:type="spellStart"/>
-      <w:proofErr w:type="gramStart"/>
       <w:r>
         <w:rPr>
           <w:b/>
@@ -3154,7 +3543,6 @@
         <w:t>super.initState</w:t>
       </w:r>
       <w:proofErr w:type="spellEnd"/>
-      <w:proofErr w:type="gramEnd"/>
       <w:r>
         <w:rPr>
           <w:b/>
@@ -3210,7 +3598,6 @@
         <w:t xml:space="preserve">    </w:t>
       </w:r>
       <w:proofErr w:type="spellStart"/>
-      <w:proofErr w:type="gramStart"/>
       <w:r>
         <w:rPr>
           <w:b/>
@@ -3222,7 +3609,6 @@
         <w:t>WidgetsBinding.instance.addPostFrameCallback</w:t>
       </w:r>
       <w:proofErr w:type="spellEnd"/>
-      <w:proofErr w:type="gramEnd"/>
       <w:r>
         <w:rPr>
           <w:b/>
@@ -3354,7 +3740,6 @@
         </w:rPr>
         <w:t xml:space="preserve"> and </w:t>
       </w:r>
-      <w:proofErr w:type="gramStart"/>
       <w:r>
         <w:rPr>
           <w:b/>
@@ -3364,7 +3749,6 @@
         </w:rPr>
         <w:t>await</w:t>
       </w:r>
-      <w:proofErr w:type="gramEnd"/>
       <w:r>
         <w:rPr>
           <w:sz w:val="32"/>
@@ -3424,7 +3808,6 @@
         <w:t xml:space="preserve">  void </w:t>
       </w:r>
       <w:proofErr w:type="spellStart"/>
-      <w:proofErr w:type="gramStart"/>
       <w:r>
         <w:rPr>
           <w:b/>
@@ -3444,18 +3827,7 @@
           <w:sz w:val="32"/>
           <w:szCs w:val="32"/>
         </w:rPr>
-        <w:t>(</w:t>
-      </w:r>
-      <w:proofErr w:type="gramEnd"/>
-      <w:r>
-        <w:rPr>
-          <w:b/>
-          <w:bCs/>
-          <w:color w:val="D86DCB" w:themeColor="accent5" w:themeTint="99"/>
-          <w:sz w:val="32"/>
-          <w:szCs w:val="32"/>
-        </w:rPr>
-        <w:t>){</w:t>
+        <w:t>(){</w:t>
       </w:r>
     </w:p>
     <w:p>
@@ -3480,7 +3852,6 @@
         <w:t xml:space="preserve">    </w:t>
       </w:r>
       <w:proofErr w:type="spellStart"/>
-      <w:proofErr w:type="gramStart"/>
       <w:r>
         <w:rPr>
           <w:b/>
@@ -3492,7 +3863,6 @@
         <w:t>super.initState</w:t>
       </w:r>
       <w:proofErr w:type="spellEnd"/>
-      <w:proofErr w:type="gramEnd"/>
       <w:r>
         <w:rPr>
           <w:b/>
@@ -3523,29 +3893,7 @@
           <w:sz w:val="32"/>
           <w:szCs w:val="32"/>
         </w:rPr>
-        <w:t>WidgetsFlutterBinding.ensureInitialized(</w:t>
-      </w:r>
-      <w:proofErr w:type="gramStart"/>
-      <w:r>
-        <w:rPr>
-          <w:b/>
-          <w:bCs/>
-          <w:color w:val="D86DCB" w:themeColor="accent5" w:themeTint="99"/>
-          <w:sz w:val="32"/>
-          <w:szCs w:val="32"/>
-        </w:rPr>
-        <w:t>).addPostFrameCallback</w:t>
-      </w:r>
-      <w:proofErr w:type="gramEnd"/>
-      <w:r>
-        <w:rPr>
-          <w:b/>
-          <w:bCs/>
-          <w:color w:val="D86DCB" w:themeColor="accent5" w:themeTint="99"/>
-          <w:sz w:val="32"/>
-          <w:szCs w:val="32"/>
-        </w:rPr>
-        <w:t>((timeStamp) async {</w:t>
+        <w:t>WidgetsFlutterBinding.ensureInitialized().addPostFrameCallback((timeStamp) async {</w:t>
       </w:r>
     </w:p>
     <w:p>
@@ -3723,25 +4071,14 @@
         </w:rPr>
         <w:t xml:space="preserve"> is preferred for </w:t>
       </w:r>
-      <w:proofErr w:type="gramStart"/>
-      <w:r>
-        <w:rPr>
-          <w:b/>
-          <w:bCs/>
-          <w:sz w:val="32"/>
-          <w:szCs w:val="32"/>
-        </w:rPr>
-        <w:t>main(</w:t>
-      </w:r>
-      <w:proofErr w:type="gramEnd"/>
-      <w:r>
-        <w:rPr>
-          <w:b/>
-          <w:bCs/>
-          <w:sz w:val="32"/>
-          <w:szCs w:val="32"/>
-        </w:rPr>
-        <w:t xml:space="preserve">) </w:t>
+      <w:r>
+        <w:rPr>
+          <w:b/>
+          <w:bCs/>
+          <w:sz w:val="32"/>
+          <w:szCs w:val="32"/>
+        </w:rPr>
+        <w:t xml:space="preserve">main() </w:t>
       </w:r>
       <w:r>
         <w:rPr>
@@ -3914,25 +4251,14 @@
         </w:rPr>
         <w:t xml:space="preserve">) where </w:t>
       </w:r>
-      <w:proofErr w:type="gramStart"/>
-      <w:r>
-        <w:rPr>
-          <w:b/>
-          <w:bCs/>
-          <w:sz w:val="32"/>
-          <w:szCs w:val="32"/>
-        </w:rPr>
-        <w:t>build(</w:t>
-      </w:r>
-      <w:proofErr w:type="gramEnd"/>
-      <w:r>
-        <w:rPr>
-          <w:b/>
-          <w:bCs/>
-          <w:sz w:val="32"/>
-          <w:szCs w:val="32"/>
-        </w:rPr>
-        <w:t>)</w:t>
+      <w:r>
+        <w:rPr>
+          <w:b/>
+          <w:bCs/>
+          <w:sz w:val="32"/>
+          <w:szCs w:val="32"/>
+        </w:rPr>
+        <w:t>build()</w:t>
       </w:r>
       <w:r>
         <w:rPr>
@@ -3984,25 +4310,14 @@
         </w:rPr>
         <w:t xml:space="preserve">method runs. So, fetch that in </w:t>
       </w:r>
-      <w:proofErr w:type="gramStart"/>
-      <w:r>
-        <w:rPr>
-          <w:b/>
-          <w:bCs/>
-          <w:sz w:val="32"/>
-          <w:szCs w:val="32"/>
-        </w:rPr>
-        <w:t>build(</w:t>
-      </w:r>
-      <w:proofErr w:type="gramEnd"/>
-      <w:r>
-        <w:rPr>
-          <w:b/>
-          <w:bCs/>
-          <w:sz w:val="32"/>
-          <w:szCs w:val="32"/>
-        </w:rPr>
-        <w:t>)</w:t>
+      <w:r>
+        <w:rPr>
+          <w:b/>
+          <w:bCs/>
+          <w:sz w:val="32"/>
+          <w:szCs w:val="32"/>
+        </w:rPr>
+        <w:t>build()</w:t>
       </w:r>
       <w:r>
         <w:rPr>
@@ -4173,7 +4488,6 @@
         <w:t xml:space="preserve"># The most important callback method is </w:t>
       </w:r>
       <w:proofErr w:type="spellStart"/>
-      <w:proofErr w:type="gramStart"/>
       <w:r>
         <w:rPr>
           <w:b/>
@@ -4191,17 +4505,7 @@
           <w:sz w:val="32"/>
           <w:szCs w:val="32"/>
         </w:rPr>
-        <w:t>(</w:t>
-      </w:r>
-      <w:proofErr w:type="gramEnd"/>
-      <w:r>
-        <w:rPr>
-          <w:b/>
-          <w:bCs/>
-          <w:sz w:val="32"/>
-          <w:szCs w:val="32"/>
-        </w:rPr>
-        <w:t>)</w:t>
+        <w:t>()</w:t>
       </w:r>
     </w:p>
     <w:p>
@@ -4904,7 +5208,6 @@
         <w:t xml:space="preserve"># Register observer in </w:t>
       </w:r>
       <w:proofErr w:type="spellStart"/>
-      <w:proofErr w:type="gramStart"/>
       <w:r>
         <w:rPr>
           <w:b/>
@@ -4922,17 +5225,7 @@
           <w:sz w:val="32"/>
           <w:szCs w:val="32"/>
         </w:rPr>
-        <w:t>(</w:t>
-      </w:r>
-      <w:proofErr w:type="gramEnd"/>
-      <w:r>
-        <w:rPr>
-          <w:b/>
-          <w:bCs/>
-          <w:sz w:val="32"/>
-          <w:szCs w:val="32"/>
-        </w:rPr>
-        <w:t>)</w:t>
+        <w:t>()</w:t>
       </w:r>
       <w:r>
         <w:rPr>
@@ -4985,7 +5278,6 @@
         <w:t xml:space="preserve"># Listen to lifecycle by overriding </w:t>
       </w:r>
       <w:proofErr w:type="spellStart"/>
-      <w:proofErr w:type="gramStart"/>
       <w:r>
         <w:rPr>
           <w:b/>
@@ -5003,17 +5295,7 @@
           <w:sz w:val="32"/>
           <w:szCs w:val="32"/>
         </w:rPr>
-        <w:t>(</w:t>
-      </w:r>
-      <w:proofErr w:type="gramEnd"/>
-      <w:r>
-        <w:rPr>
-          <w:b/>
-          <w:bCs/>
-          <w:sz w:val="32"/>
-          <w:szCs w:val="32"/>
-        </w:rPr>
-        <w:t>…)</w:t>
+        <w:t>(…)</w:t>
       </w:r>
       <w:r>
         <w:rPr>
@@ -5039,7 +5321,6 @@
         <w:t xml:space="preserve"># Finally, remove observer (VERY IMPORTANT) using </w:t>
       </w:r>
       <w:proofErr w:type="spellStart"/>
-      <w:proofErr w:type="gramStart"/>
       <w:r>
         <w:rPr>
           <w:b/>
@@ -5050,7 +5331,6 @@
         <w:t>WidgetsBinding.instance.removeObserver</w:t>
       </w:r>
       <w:proofErr w:type="spellEnd"/>
-      <w:proofErr w:type="gramEnd"/>
       <w:r>
         <w:rPr>
           <w:b/>
@@ -5239,7 +5519,6 @@
         <w:t xml:space="preserve">void </w:t>
       </w:r>
       <w:proofErr w:type="spellStart"/>
-      <w:proofErr w:type="gramStart"/>
       <w:r>
         <w:rPr>
           <w:b/>
@@ -5259,18 +5538,315 @@
           <w:sz w:val="32"/>
           <w:szCs w:val="32"/>
         </w:rPr>
+        <w:t>() {</w:t>
+      </w:r>
+    </w:p>
+    <w:p>
+      <w:pPr>
+        <w:jc w:val="both"/>
+        <w:rPr>
+          <w:b/>
+          <w:bCs/>
+          <w:color w:val="D86DCB" w:themeColor="accent5" w:themeTint="99"/>
+          <w:sz w:val="32"/>
+          <w:szCs w:val="32"/>
+        </w:rPr>
+      </w:pPr>
+      <w:r>
+        <w:rPr>
+          <w:b/>
+          <w:bCs/>
+          <w:color w:val="D86DCB" w:themeColor="accent5" w:themeTint="99"/>
+          <w:sz w:val="32"/>
+          <w:szCs w:val="32"/>
+        </w:rPr>
+        <w:t xml:space="preserve">  </w:t>
+      </w:r>
+      <w:proofErr w:type="spellStart"/>
+      <w:r>
+        <w:rPr>
+          <w:b/>
+          <w:bCs/>
+          <w:color w:val="D86DCB" w:themeColor="accent5" w:themeTint="99"/>
+          <w:sz w:val="32"/>
+          <w:szCs w:val="32"/>
+        </w:rPr>
+        <w:t>super.initState</w:t>
+      </w:r>
+      <w:proofErr w:type="spellEnd"/>
+      <w:r>
+        <w:rPr>
+          <w:b/>
+          <w:bCs/>
+          <w:color w:val="D86DCB" w:themeColor="accent5" w:themeTint="99"/>
+          <w:sz w:val="32"/>
+          <w:szCs w:val="32"/>
+        </w:rPr>
+        <w:t>();</w:t>
+      </w:r>
+    </w:p>
+    <w:p>
+      <w:pPr>
+        <w:jc w:val="both"/>
+        <w:rPr>
+          <w:b/>
+          <w:bCs/>
+          <w:color w:val="D86DCB" w:themeColor="accent5" w:themeTint="99"/>
+          <w:sz w:val="32"/>
+          <w:szCs w:val="32"/>
+        </w:rPr>
+      </w:pPr>
+      <w:r>
+        <w:rPr>
+          <w:b/>
+          <w:bCs/>
+          <w:color w:val="D86DCB" w:themeColor="accent5" w:themeTint="99"/>
+          <w:sz w:val="32"/>
+          <w:szCs w:val="32"/>
+        </w:rPr>
+        <w:t xml:space="preserve">  </w:t>
+      </w:r>
+      <w:proofErr w:type="spellStart"/>
+      <w:r>
+        <w:rPr>
+          <w:b/>
+          <w:bCs/>
+          <w:color w:val="D86DCB" w:themeColor="accent5" w:themeTint="99"/>
+          <w:sz w:val="32"/>
+          <w:szCs w:val="32"/>
+        </w:rPr>
+        <w:t>WidgetsBinding.instance.addObserver</w:t>
+      </w:r>
+      <w:proofErr w:type="spellEnd"/>
+      <w:r>
+        <w:rPr>
+          <w:b/>
+          <w:bCs/>
+          <w:color w:val="D86DCB" w:themeColor="accent5" w:themeTint="99"/>
+          <w:sz w:val="32"/>
+          <w:szCs w:val="32"/>
+        </w:rPr>
+        <w:t>(this);</w:t>
+      </w:r>
+    </w:p>
+    <w:p>
+      <w:pPr>
+        <w:jc w:val="both"/>
+        <w:rPr>
+          <w:b/>
+          <w:bCs/>
+          <w:color w:val="D86DCB" w:themeColor="accent5" w:themeTint="99"/>
+          <w:sz w:val="32"/>
+          <w:szCs w:val="32"/>
+        </w:rPr>
+      </w:pPr>
+      <w:r>
+        <w:rPr>
+          <w:b/>
+          <w:bCs/>
+          <w:color w:val="D86DCB" w:themeColor="accent5" w:themeTint="99"/>
+          <w:sz w:val="32"/>
+          <w:szCs w:val="32"/>
+        </w:rPr>
+        <w:t>}</w:t>
+      </w:r>
+    </w:p>
+    <w:p>
+      <w:pPr>
+        <w:jc w:val="both"/>
+        <w:rPr>
+          <w:b/>
+          <w:bCs/>
+          <w:color w:val="D86DCB" w:themeColor="accent5" w:themeTint="99"/>
+          <w:sz w:val="32"/>
+          <w:szCs w:val="32"/>
+        </w:rPr>
+      </w:pPr>
+      <w:r>
+        <w:rPr>
+          <w:b/>
+          <w:bCs/>
+          <w:color w:val="D86DCB" w:themeColor="accent5" w:themeTint="99"/>
+          <w:sz w:val="32"/>
+          <w:szCs w:val="32"/>
+        </w:rPr>
+        <w:t>…</w:t>
+      </w:r>
+    </w:p>
+    <w:p>
+      <w:pPr>
+        <w:jc w:val="both"/>
+        <w:rPr>
+          <w:b/>
+          <w:bCs/>
+          <w:color w:val="D86DCB" w:themeColor="accent5" w:themeTint="99"/>
+          <w:sz w:val="32"/>
+          <w:szCs w:val="32"/>
+        </w:rPr>
+      </w:pPr>
+      <w:r>
+        <w:rPr>
+          <w:b/>
+          <w:bCs/>
+          <w:color w:val="D86DCB" w:themeColor="accent5" w:themeTint="99"/>
+          <w:sz w:val="32"/>
+          <w:szCs w:val="32"/>
+        </w:rPr>
+        <w:t>@override</w:t>
+      </w:r>
+    </w:p>
+    <w:p>
+      <w:pPr>
+        <w:jc w:val="both"/>
+        <w:rPr>
+          <w:b/>
+          <w:bCs/>
+          <w:color w:val="D86DCB" w:themeColor="accent5" w:themeTint="99"/>
+          <w:sz w:val="32"/>
+          <w:szCs w:val="32"/>
+        </w:rPr>
+      </w:pPr>
+      <w:r>
+        <w:rPr>
+          <w:b/>
+          <w:bCs/>
+          <w:color w:val="D86DCB" w:themeColor="accent5" w:themeTint="99"/>
+          <w:sz w:val="32"/>
+          <w:szCs w:val="32"/>
+        </w:rPr>
+        <w:t xml:space="preserve">void </w:t>
+      </w:r>
+      <w:proofErr w:type="spellStart"/>
+      <w:r>
+        <w:rPr>
+          <w:b/>
+          <w:bCs/>
+          <w:color w:val="D86DCB" w:themeColor="accent5" w:themeTint="99"/>
+          <w:sz w:val="32"/>
+          <w:szCs w:val="32"/>
+        </w:rPr>
+        <w:t>didChangeAppLifecycleState</w:t>
+      </w:r>
+      <w:proofErr w:type="spellEnd"/>
+      <w:r>
+        <w:rPr>
+          <w:b/>
+          <w:bCs/>
+          <w:color w:val="D86DCB" w:themeColor="accent5" w:themeTint="99"/>
+          <w:sz w:val="32"/>
+          <w:szCs w:val="32"/>
+        </w:rPr>
         <w:t>(</w:t>
       </w:r>
-      <w:proofErr w:type="gramEnd"/>
-      <w:r>
-        <w:rPr>
-          <w:b/>
-          <w:bCs/>
-          <w:color w:val="D86DCB" w:themeColor="accent5" w:themeTint="99"/>
-          <w:sz w:val="32"/>
-          <w:szCs w:val="32"/>
-        </w:rPr>
-        <w:t>) {</w:t>
+      <w:proofErr w:type="spellStart"/>
+      <w:r>
+        <w:rPr>
+          <w:b/>
+          <w:bCs/>
+          <w:color w:val="D86DCB" w:themeColor="accent5" w:themeTint="99"/>
+          <w:sz w:val="32"/>
+          <w:szCs w:val="32"/>
+        </w:rPr>
+        <w:t>AppLifecycleState</w:t>
+      </w:r>
+      <w:proofErr w:type="spellEnd"/>
+      <w:r>
+        <w:rPr>
+          <w:b/>
+          <w:bCs/>
+          <w:color w:val="D86DCB" w:themeColor="accent5" w:themeTint="99"/>
+          <w:sz w:val="32"/>
+          <w:szCs w:val="32"/>
+        </w:rPr>
+        <w:t xml:space="preserve"> state) {</w:t>
+      </w:r>
+    </w:p>
+    <w:p>
+      <w:pPr>
+        <w:jc w:val="both"/>
+        <w:rPr>
+          <w:b/>
+          <w:bCs/>
+          <w:color w:val="D86DCB" w:themeColor="accent5" w:themeTint="99"/>
+          <w:sz w:val="32"/>
+          <w:szCs w:val="32"/>
+        </w:rPr>
+      </w:pPr>
+      <w:r>
+        <w:rPr>
+          <w:b/>
+          <w:bCs/>
+          <w:color w:val="D86DCB" w:themeColor="accent5" w:themeTint="99"/>
+          <w:sz w:val="32"/>
+          <w:szCs w:val="32"/>
+        </w:rPr>
+        <w:t xml:space="preserve">  print(state);</w:t>
+      </w:r>
+    </w:p>
+    <w:p>
+      <w:pPr>
+        <w:jc w:val="both"/>
+        <w:rPr>
+          <w:b/>
+          <w:bCs/>
+          <w:color w:val="D86DCB" w:themeColor="accent5" w:themeTint="99"/>
+          <w:sz w:val="32"/>
+          <w:szCs w:val="32"/>
+        </w:rPr>
+      </w:pPr>
+      <w:r>
+        <w:rPr>
+          <w:b/>
+          <w:bCs/>
+          <w:color w:val="D86DCB" w:themeColor="accent5" w:themeTint="99"/>
+          <w:sz w:val="32"/>
+          <w:szCs w:val="32"/>
+        </w:rPr>
+        <w:t>}</w:t>
+      </w:r>
+    </w:p>
+    <w:p>
+      <w:pPr>
+        <w:jc w:val="both"/>
+        <w:rPr>
+          <w:b/>
+          <w:bCs/>
+          <w:color w:val="D86DCB" w:themeColor="accent5" w:themeTint="99"/>
+          <w:sz w:val="32"/>
+          <w:szCs w:val="32"/>
+        </w:rPr>
+      </w:pPr>
+      <w:r>
+        <w:rPr>
+          <w:b/>
+          <w:bCs/>
+          <w:color w:val="D86DCB" w:themeColor="accent5" w:themeTint="99"/>
+          <w:sz w:val="32"/>
+          <w:szCs w:val="32"/>
+        </w:rPr>
+        <w:t>@override</w:t>
+      </w:r>
+    </w:p>
+    <w:p>
+      <w:pPr>
+        <w:jc w:val="both"/>
+        <w:rPr>
+          <w:b/>
+          <w:bCs/>
+          <w:color w:val="D86DCB" w:themeColor="accent5" w:themeTint="99"/>
+          <w:sz w:val="32"/>
+          <w:szCs w:val="32"/>
+        </w:rPr>
+      </w:pPr>
+      <w:r>
+        <w:rPr>
+          <w:b/>
+          <w:bCs/>
+          <w:color w:val="D86DCB" w:themeColor="accent5" w:themeTint="99"/>
+          <w:sz w:val="32"/>
+          <w:szCs w:val="32"/>
+        </w:rPr>
+        <w:t>void dispose() {</w:t>
       </w:r>
     </w:p>
     <w:p>
@@ -5295,28 +5871,26 @@
         <w:t xml:space="preserve">  </w:t>
       </w:r>
       <w:proofErr w:type="spellStart"/>
-      <w:proofErr w:type="gramStart"/>
-      <w:r>
-        <w:rPr>
-          <w:b/>
-          <w:bCs/>
-          <w:color w:val="D86DCB" w:themeColor="accent5" w:themeTint="99"/>
-          <w:sz w:val="32"/>
-          <w:szCs w:val="32"/>
-        </w:rPr>
-        <w:t>super.initState</w:t>
+      <w:r>
+        <w:rPr>
+          <w:b/>
+          <w:bCs/>
+          <w:color w:val="D86DCB" w:themeColor="accent5" w:themeTint="99"/>
+          <w:sz w:val="32"/>
+          <w:szCs w:val="32"/>
+        </w:rPr>
+        <w:t>WidgetsBinding.instance.removeObserver</w:t>
       </w:r>
       <w:proofErr w:type="spellEnd"/>
-      <w:proofErr w:type="gramEnd"/>
-      <w:r>
-        <w:rPr>
-          <w:b/>
-          <w:bCs/>
-          <w:color w:val="D86DCB" w:themeColor="accent5" w:themeTint="99"/>
-          <w:sz w:val="32"/>
-          <w:szCs w:val="32"/>
-        </w:rPr>
-        <w:t>();</w:t>
+      <w:r>
+        <w:rPr>
+          <w:b/>
+          <w:bCs/>
+          <w:color w:val="D86DCB" w:themeColor="accent5" w:themeTint="99"/>
+          <w:sz w:val="32"/>
+          <w:szCs w:val="32"/>
+        </w:rPr>
+        <w:t>(this);</w:t>
       </w:r>
     </w:p>
     <w:p>
@@ -5341,355 +5915,17 @@
         <w:t xml:space="preserve">  </w:t>
       </w:r>
       <w:proofErr w:type="spellStart"/>
-      <w:proofErr w:type="gramStart"/>
-      <w:r>
-        <w:rPr>
-          <w:b/>
-          <w:bCs/>
-          <w:color w:val="D86DCB" w:themeColor="accent5" w:themeTint="99"/>
-          <w:sz w:val="32"/>
-          <w:szCs w:val="32"/>
-        </w:rPr>
-        <w:t>WidgetsBinding.instance.addObserver</w:t>
+      <w:r>
+        <w:rPr>
+          <w:b/>
+          <w:bCs/>
+          <w:color w:val="D86DCB" w:themeColor="accent5" w:themeTint="99"/>
+          <w:sz w:val="32"/>
+          <w:szCs w:val="32"/>
+        </w:rPr>
+        <w:t>super.dispose</w:t>
       </w:r>
       <w:proofErr w:type="spellEnd"/>
-      <w:proofErr w:type="gramEnd"/>
-      <w:r>
-        <w:rPr>
-          <w:b/>
-          <w:bCs/>
-          <w:color w:val="D86DCB" w:themeColor="accent5" w:themeTint="99"/>
-          <w:sz w:val="32"/>
-          <w:szCs w:val="32"/>
-        </w:rPr>
-        <w:t>(this);</w:t>
-      </w:r>
-    </w:p>
-    <w:p>
-      <w:pPr>
-        <w:jc w:val="both"/>
-        <w:rPr>
-          <w:b/>
-          <w:bCs/>
-          <w:color w:val="D86DCB" w:themeColor="accent5" w:themeTint="99"/>
-          <w:sz w:val="32"/>
-          <w:szCs w:val="32"/>
-        </w:rPr>
-      </w:pPr>
-      <w:r>
-        <w:rPr>
-          <w:b/>
-          <w:bCs/>
-          <w:color w:val="D86DCB" w:themeColor="accent5" w:themeTint="99"/>
-          <w:sz w:val="32"/>
-          <w:szCs w:val="32"/>
-        </w:rPr>
-        <w:t>}</w:t>
-      </w:r>
-    </w:p>
-    <w:p>
-      <w:pPr>
-        <w:jc w:val="both"/>
-        <w:rPr>
-          <w:b/>
-          <w:bCs/>
-          <w:color w:val="D86DCB" w:themeColor="accent5" w:themeTint="99"/>
-          <w:sz w:val="32"/>
-          <w:szCs w:val="32"/>
-        </w:rPr>
-      </w:pPr>
-      <w:r>
-        <w:rPr>
-          <w:b/>
-          <w:bCs/>
-          <w:color w:val="D86DCB" w:themeColor="accent5" w:themeTint="99"/>
-          <w:sz w:val="32"/>
-          <w:szCs w:val="32"/>
-        </w:rPr>
-        <w:t>…</w:t>
-      </w:r>
-    </w:p>
-    <w:p>
-      <w:pPr>
-        <w:jc w:val="both"/>
-        <w:rPr>
-          <w:b/>
-          <w:bCs/>
-          <w:color w:val="D86DCB" w:themeColor="accent5" w:themeTint="99"/>
-          <w:sz w:val="32"/>
-          <w:szCs w:val="32"/>
-        </w:rPr>
-      </w:pPr>
-      <w:r>
-        <w:rPr>
-          <w:b/>
-          <w:bCs/>
-          <w:color w:val="D86DCB" w:themeColor="accent5" w:themeTint="99"/>
-          <w:sz w:val="32"/>
-          <w:szCs w:val="32"/>
-        </w:rPr>
-        <w:t>@override</w:t>
-      </w:r>
-    </w:p>
-    <w:p>
-      <w:pPr>
-        <w:jc w:val="both"/>
-        <w:rPr>
-          <w:b/>
-          <w:bCs/>
-          <w:color w:val="D86DCB" w:themeColor="accent5" w:themeTint="99"/>
-          <w:sz w:val="32"/>
-          <w:szCs w:val="32"/>
-        </w:rPr>
-      </w:pPr>
-      <w:r>
-        <w:rPr>
-          <w:b/>
-          <w:bCs/>
-          <w:color w:val="D86DCB" w:themeColor="accent5" w:themeTint="99"/>
-          <w:sz w:val="32"/>
-          <w:szCs w:val="32"/>
-        </w:rPr>
-        <w:t xml:space="preserve">void </w:t>
-      </w:r>
-      <w:proofErr w:type="spellStart"/>
-      <w:proofErr w:type="gramStart"/>
-      <w:r>
-        <w:rPr>
-          <w:b/>
-          <w:bCs/>
-          <w:color w:val="D86DCB" w:themeColor="accent5" w:themeTint="99"/>
-          <w:sz w:val="32"/>
-          <w:szCs w:val="32"/>
-        </w:rPr>
-        <w:t>didChangeAppLifecycleState</w:t>
-      </w:r>
-      <w:proofErr w:type="spellEnd"/>
-      <w:r>
-        <w:rPr>
-          <w:b/>
-          <w:bCs/>
-          <w:color w:val="D86DCB" w:themeColor="accent5" w:themeTint="99"/>
-          <w:sz w:val="32"/>
-          <w:szCs w:val="32"/>
-        </w:rPr>
-        <w:t>(</w:t>
-      </w:r>
-      <w:proofErr w:type="spellStart"/>
-      <w:proofErr w:type="gramEnd"/>
-      <w:r>
-        <w:rPr>
-          <w:b/>
-          <w:bCs/>
-          <w:color w:val="D86DCB" w:themeColor="accent5" w:themeTint="99"/>
-          <w:sz w:val="32"/>
-          <w:szCs w:val="32"/>
-        </w:rPr>
-        <w:t>AppLifecycleState</w:t>
-      </w:r>
-      <w:proofErr w:type="spellEnd"/>
-      <w:r>
-        <w:rPr>
-          <w:b/>
-          <w:bCs/>
-          <w:color w:val="D86DCB" w:themeColor="accent5" w:themeTint="99"/>
-          <w:sz w:val="32"/>
-          <w:szCs w:val="32"/>
-        </w:rPr>
-        <w:t xml:space="preserve"> state) {</w:t>
-      </w:r>
-    </w:p>
-    <w:p>
-      <w:pPr>
-        <w:jc w:val="both"/>
-        <w:rPr>
-          <w:b/>
-          <w:bCs/>
-          <w:color w:val="D86DCB" w:themeColor="accent5" w:themeTint="99"/>
-          <w:sz w:val="32"/>
-          <w:szCs w:val="32"/>
-        </w:rPr>
-      </w:pPr>
-      <w:r>
-        <w:rPr>
-          <w:b/>
-          <w:bCs/>
-          <w:color w:val="D86DCB" w:themeColor="accent5" w:themeTint="99"/>
-          <w:sz w:val="32"/>
-          <w:szCs w:val="32"/>
-        </w:rPr>
-        <w:t xml:space="preserve">  print(state);</w:t>
-      </w:r>
-    </w:p>
-    <w:p>
-      <w:pPr>
-        <w:jc w:val="both"/>
-        <w:rPr>
-          <w:b/>
-          <w:bCs/>
-          <w:color w:val="D86DCB" w:themeColor="accent5" w:themeTint="99"/>
-          <w:sz w:val="32"/>
-          <w:szCs w:val="32"/>
-        </w:rPr>
-      </w:pPr>
-      <w:r>
-        <w:rPr>
-          <w:b/>
-          <w:bCs/>
-          <w:color w:val="D86DCB" w:themeColor="accent5" w:themeTint="99"/>
-          <w:sz w:val="32"/>
-          <w:szCs w:val="32"/>
-        </w:rPr>
-        <w:t>}</w:t>
-      </w:r>
-    </w:p>
-    <w:p>
-      <w:pPr>
-        <w:jc w:val="both"/>
-        <w:rPr>
-          <w:b/>
-          <w:bCs/>
-          <w:color w:val="D86DCB" w:themeColor="accent5" w:themeTint="99"/>
-          <w:sz w:val="32"/>
-          <w:szCs w:val="32"/>
-        </w:rPr>
-      </w:pPr>
-      <w:r>
-        <w:rPr>
-          <w:b/>
-          <w:bCs/>
-          <w:color w:val="D86DCB" w:themeColor="accent5" w:themeTint="99"/>
-          <w:sz w:val="32"/>
-          <w:szCs w:val="32"/>
-        </w:rPr>
-        <w:t>@override</w:t>
-      </w:r>
-    </w:p>
-    <w:p>
-      <w:pPr>
-        <w:jc w:val="both"/>
-        <w:rPr>
-          <w:b/>
-          <w:bCs/>
-          <w:color w:val="D86DCB" w:themeColor="accent5" w:themeTint="99"/>
-          <w:sz w:val="32"/>
-          <w:szCs w:val="32"/>
-        </w:rPr>
-      </w:pPr>
-      <w:r>
-        <w:rPr>
-          <w:b/>
-          <w:bCs/>
-          <w:color w:val="D86DCB" w:themeColor="accent5" w:themeTint="99"/>
-          <w:sz w:val="32"/>
-          <w:szCs w:val="32"/>
-        </w:rPr>
-        <w:t xml:space="preserve">void </w:t>
-      </w:r>
-      <w:proofErr w:type="gramStart"/>
-      <w:r>
-        <w:rPr>
-          <w:b/>
-          <w:bCs/>
-          <w:color w:val="D86DCB" w:themeColor="accent5" w:themeTint="99"/>
-          <w:sz w:val="32"/>
-          <w:szCs w:val="32"/>
-        </w:rPr>
-        <w:t>dispose(</w:t>
-      </w:r>
-      <w:proofErr w:type="gramEnd"/>
-      <w:r>
-        <w:rPr>
-          <w:b/>
-          <w:bCs/>
-          <w:color w:val="D86DCB" w:themeColor="accent5" w:themeTint="99"/>
-          <w:sz w:val="32"/>
-          <w:szCs w:val="32"/>
-        </w:rPr>
-        <w:t>) {</w:t>
-      </w:r>
-    </w:p>
-    <w:p>
-      <w:pPr>
-        <w:jc w:val="both"/>
-        <w:rPr>
-          <w:b/>
-          <w:bCs/>
-          <w:color w:val="D86DCB" w:themeColor="accent5" w:themeTint="99"/>
-          <w:sz w:val="32"/>
-          <w:szCs w:val="32"/>
-        </w:rPr>
-      </w:pPr>
-      <w:r>
-        <w:rPr>
-          <w:b/>
-          <w:bCs/>
-          <w:color w:val="D86DCB" w:themeColor="accent5" w:themeTint="99"/>
-          <w:sz w:val="32"/>
-          <w:szCs w:val="32"/>
-        </w:rPr>
-        <w:t xml:space="preserve">  </w:t>
-      </w:r>
-      <w:proofErr w:type="spellStart"/>
-      <w:proofErr w:type="gramStart"/>
-      <w:r>
-        <w:rPr>
-          <w:b/>
-          <w:bCs/>
-          <w:color w:val="D86DCB" w:themeColor="accent5" w:themeTint="99"/>
-          <w:sz w:val="32"/>
-          <w:szCs w:val="32"/>
-        </w:rPr>
-        <w:t>WidgetsBinding.instance.removeObserver</w:t>
-      </w:r>
-      <w:proofErr w:type="spellEnd"/>
-      <w:proofErr w:type="gramEnd"/>
-      <w:r>
-        <w:rPr>
-          <w:b/>
-          <w:bCs/>
-          <w:color w:val="D86DCB" w:themeColor="accent5" w:themeTint="99"/>
-          <w:sz w:val="32"/>
-          <w:szCs w:val="32"/>
-        </w:rPr>
-        <w:t>(this);</w:t>
-      </w:r>
-    </w:p>
-    <w:p>
-      <w:pPr>
-        <w:jc w:val="both"/>
-        <w:rPr>
-          <w:b/>
-          <w:bCs/>
-          <w:color w:val="D86DCB" w:themeColor="accent5" w:themeTint="99"/>
-          <w:sz w:val="32"/>
-          <w:szCs w:val="32"/>
-        </w:rPr>
-      </w:pPr>
-      <w:r>
-        <w:rPr>
-          <w:b/>
-          <w:bCs/>
-          <w:color w:val="D86DCB" w:themeColor="accent5" w:themeTint="99"/>
-          <w:sz w:val="32"/>
-          <w:szCs w:val="32"/>
-        </w:rPr>
-        <w:t xml:space="preserve">  </w:t>
-      </w:r>
-      <w:proofErr w:type="spellStart"/>
-      <w:proofErr w:type="gramStart"/>
-      <w:r>
-        <w:rPr>
-          <w:b/>
-          <w:bCs/>
-          <w:color w:val="D86DCB" w:themeColor="accent5" w:themeTint="99"/>
-          <w:sz w:val="32"/>
-          <w:szCs w:val="32"/>
-        </w:rPr>
-        <w:t>super.dispose</w:t>
-      </w:r>
-      <w:proofErr w:type="spellEnd"/>
-      <w:proofErr w:type="gramEnd"/>
       <w:r>
         <w:rPr>
           <w:b/>
@@ -6777,7 +7013,6 @@
         <w:t xml:space="preserve">void </w:t>
       </w:r>
       <w:proofErr w:type="spellStart"/>
-      <w:proofErr w:type="gramStart"/>
       <w:r>
         <w:rPr>
           <w:b/>
@@ -6800,7 +7035,6 @@
         <w:t>(</w:t>
       </w:r>
       <w:proofErr w:type="spellStart"/>
-      <w:proofErr w:type="gramEnd"/>
       <w:r>
         <w:rPr>
           <w:b/>
@@ -7147,7 +7381,6 @@
         <w:t xml:space="preserve">  </w:t>
       </w:r>
       <w:proofErr w:type="spellStart"/>
-      <w:proofErr w:type="gramStart"/>
       <w:r>
         <w:rPr>
           <w:b/>
@@ -7167,18 +7400,7 @@
           <w:sz w:val="32"/>
           <w:szCs w:val="32"/>
         </w:rPr>
-        <w:t>(</w:t>
-      </w:r>
-      <w:proofErr w:type="gramEnd"/>
-      <w:r>
-        <w:rPr>
-          <w:b/>
-          <w:bCs/>
-          <w:color w:val="D86DCB" w:themeColor="accent5" w:themeTint="99"/>
-          <w:sz w:val="32"/>
-          <w:szCs w:val="32"/>
-        </w:rPr>
-        <w:t>);</w:t>
+        <w:t>();</w:t>
       </w:r>
     </w:p>
     <w:p>
@@ -7260,7 +7482,6 @@
         </w:rPr>
       </w:pPr>
       <w:proofErr w:type="spellStart"/>
-      <w:proofErr w:type="gramStart"/>
       <w:r>
         <w:rPr>
           <w:b/>
@@ -7278,17 +7499,7 @@
           <w:sz w:val="32"/>
           <w:szCs w:val="32"/>
         </w:rPr>
-        <w:t>(</w:t>
-      </w:r>
-      <w:proofErr w:type="gramEnd"/>
-      <w:r>
-        <w:rPr>
-          <w:b/>
-          <w:bCs/>
-          <w:sz w:val="32"/>
-          <w:szCs w:val="32"/>
-        </w:rPr>
-        <w:t>)</w:t>
+        <w:t>()</w:t>
       </w:r>
     </w:p>
     <w:p>
@@ -7306,25 +7517,14 @@
           <w:szCs w:val="32"/>
         </w:rPr>
       </w:pPr>
-      <w:proofErr w:type="gramStart"/>
-      <w:r>
-        <w:rPr>
-          <w:b/>
-          <w:bCs/>
-          <w:sz w:val="32"/>
-          <w:szCs w:val="32"/>
-        </w:rPr>
-        <w:t>build(</w:t>
-      </w:r>
-      <w:proofErr w:type="gramEnd"/>
-      <w:r>
-        <w:rPr>
-          <w:b/>
-          <w:bCs/>
-          <w:sz w:val="32"/>
-          <w:szCs w:val="32"/>
-        </w:rPr>
-        <w:t>)</w:t>
+      <w:r>
+        <w:rPr>
+          <w:b/>
+          <w:bCs/>
+          <w:sz w:val="32"/>
+          <w:szCs w:val="32"/>
+        </w:rPr>
+        <w:t>build()</w:t>
       </w:r>
     </w:p>
     <w:p>
@@ -7342,25 +7542,14 @@
           <w:szCs w:val="32"/>
         </w:rPr>
       </w:pPr>
-      <w:proofErr w:type="gramStart"/>
-      <w:r>
-        <w:rPr>
-          <w:b/>
-          <w:bCs/>
-          <w:sz w:val="32"/>
-          <w:szCs w:val="32"/>
-        </w:rPr>
-        <w:t>dispose(</w:t>
-      </w:r>
-      <w:proofErr w:type="gramEnd"/>
-      <w:r>
-        <w:rPr>
-          <w:b/>
-          <w:bCs/>
-          <w:sz w:val="32"/>
-          <w:szCs w:val="32"/>
-        </w:rPr>
-        <w:t>) etc.</w:t>
+      <w:r>
+        <w:rPr>
+          <w:b/>
+          <w:bCs/>
+          <w:sz w:val="32"/>
+          <w:szCs w:val="32"/>
+        </w:rPr>
+        <w:t>dispose() etc.</w:t>
       </w:r>
     </w:p>
     <w:p>
@@ -7521,7 +7710,6 @@
         <w:t xml:space="preserve"># Modern Flutter has </w:t>
       </w:r>
       <w:proofErr w:type="spellStart"/>
-      <w:proofErr w:type="gramStart"/>
       <w:r>
         <w:rPr>
           <w:b/>
@@ -7539,17 +7727,7 @@
           <w:sz w:val="32"/>
           <w:szCs w:val="32"/>
         </w:rPr>
-        <w:t>(</w:t>
-      </w:r>
-      <w:proofErr w:type="gramEnd"/>
-      <w:r>
-        <w:rPr>
-          <w:b/>
-          <w:bCs/>
-          <w:sz w:val="32"/>
-          <w:szCs w:val="32"/>
-        </w:rPr>
-        <w:t xml:space="preserve">) </w:t>
+        <w:t xml:space="preserve">() </w:t>
       </w:r>
       <w:r>
         <w:rPr>
@@ -8126,7 +8304,6 @@
         <w:t xml:space="preserve">void </w:t>
       </w:r>
       <w:proofErr w:type="spellStart"/>
-      <w:proofErr w:type="gramStart"/>
       <w:r>
         <w:rPr>
           <w:b/>
@@ -8146,111 +8323,96 @@
           <w:sz w:val="32"/>
           <w:szCs w:val="32"/>
         </w:rPr>
+        <w:t>() {</w:t>
+      </w:r>
+    </w:p>
+    <w:p>
+      <w:pPr>
+        <w:jc w:val="both"/>
+        <w:rPr>
+          <w:b/>
+          <w:bCs/>
+          <w:color w:val="D86DCB" w:themeColor="accent5" w:themeTint="99"/>
+          <w:sz w:val="32"/>
+          <w:szCs w:val="32"/>
+        </w:rPr>
+      </w:pPr>
+      <w:r>
+        <w:rPr>
+          <w:b/>
+          <w:bCs/>
+          <w:color w:val="D86DCB" w:themeColor="accent5" w:themeTint="99"/>
+          <w:sz w:val="32"/>
+          <w:szCs w:val="32"/>
+        </w:rPr>
+        <w:t xml:space="preserve">  </w:t>
+      </w:r>
+      <w:proofErr w:type="spellStart"/>
+      <w:r>
+        <w:rPr>
+          <w:b/>
+          <w:bCs/>
+          <w:color w:val="D86DCB" w:themeColor="accent5" w:themeTint="99"/>
+          <w:sz w:val="32"/>
+          <w:szCs w:val="32"/>
+        </w:rPr>
+        <w:t>super.initState</w:t>
+      </w:r>
+      <w:proofErr w:type="spellEnd"/>
+      <w:r>
+        <w:rPr>
+          <w:b/>
+          <w:bCs/>
+          <w:color w:val="D86DCB" w:themeColor="accent5" w:themeTint="99"/>
+          <w:sz w:val="32"/>
+          <w:szCs w:val="32"/>
+        </w:rPr>
+        <w:t>();</w:t>
+      </w:r>
+    </w:p>
+    <w:p>
+      <w:pPr>
+        <w:jc w:val="both"/>
+        <w:rPr>
+          <w:b/>
+          <w:bCs/>
+          <w:color w:val="D86DCB" w:themeColor="accent5" w:themeTint="99"/>
+          <w:sz w:val="32"/>
+          <w:szCs w:val="32"/>
+        </w:rPr>
+      </w:pPr>
+      <w:r>
+        <w:rPr>
+          <w:b/>
+          <w:bCs/>
+          <w:color w:val="D86DCB" w:themeColor="accent5" w:themeTint="99"/>
+          <w:sz w:val="32"/>
+          <w:szCs w:val="32"/>
+        </w:rPr>
+        <w:t xml:space="preserve">  listener = </w:t>
+      </w:r>
+      <w:proofErr w:type="spellStart"/>
+      <w:r>
+        <w:rPr>
+          <w:b/>
+          <w:bCs/>
+          <w:color w:val="D86DCB" w:themeColor="accent5" w:themeTint="99"/>
+          <w:sz w:val="32"/>
+          <w:szCs w:val="32"/>
+        </w:rPr>
+        <w:t>AppLifecycleListener</w:t>
+      </w:r>
+      <w:proofErr w:type="spellEnd"/>
+      <w:r>
+        <w:rPr>
+          <w:b/>
+          <w:bCs/>
+          <w:color w:val="D86DCB" w:themeColor="accent5" w:themeTint="99"/>
+          <w:sz w:val="32"/>
+          <w:szCs w:val="32"/>
+        </w:rPr>
         <w:t>(</w:t>
       </w:r>
-      <w:proofErr w:type="gramEnd"/>
-      <w:r>
-        <w:rPr>
-          <w:b/>
-          <w:bCs/>
-          <w:color w:val="D86DCB" w:themeColor="accent5" w:themeTint="99"/>
-          <w:sz w:val="32"/>
-          <w:szCs w:val="32"/>
-        </w:rPr>
-        <w:t>) {</w:t>
-      </w:r>
-    </w:p>
-    <w:p>
-      <w:pPr>
-        <w:jc w:val="both"/>
-        <w:rPr>
-          <w:b/>
-          <w:bCs/>
-          <w:color w:val="D86DCB" w:themeColor="accent5" w:themeTint="99"/>
-          <w:sz w:val="32"/>
-          <w:szCs w:val="32"/>
-        </w:rPr>
-      </w:pPr>
-      <w:r>
-        <w:rPr>
-          <w:b/>
-          <w:bCs/>
-          <w:color w:val="D86DCB" w:themeColor="accent5" w:themeTint="99"/>
-          <w:sz w:val="32"/>
-          <w:szCs w:val="32"/>
-        </w:rPr>
-        <w:t xml:space="preserve">  </w:t>
-      </w:r>
-      <w:proofErr w:type="spellStart"/>
-      <w:proofErr w:type="gramStart"/>
-      <w:r>
-        <w:rPr>
-          <w:b/>
-          <w:bCs/>
-          <w:color w:val="D86DCB" w:themeColor="accent5" w:themeTint="99"/>
-          <w:sz w:val="32"/>
-          <w:szCs w:val="32"/>
-        </w:rPr>
-        <w:t>super.initState</w:t>
-      </w:r>
-      <w:proofErr w:type="spellEnd"/>
-      <w:proofErr w:type="gramEnd"/>
-      <w:r>
-        <w:rPr>
-          <w:b/>
-          <w:bCs/>
-          <w:color w:val="D86DCB" w:themeColor="accent5" w:themeTint="99"/>
-          <w:sz w:val="32"/>
-          <w:szCs w:val="32"/>
-        </w:rPr>
-        <w:t>();</w:t>
-      </w:r>
-    </w:p>
-    <w:p>
-      <w:pPr>
-        <w:jc w:val="both"/>
-        <w:rPr>
-          <w:b/>
-          <w:bCs/>
-          <w:color w:val="D86DCB" w:themeColor="accent5" w:themeTint="99"/>
-          <w:sz w:val="32"/>
-          <w:szCs w:val="32"/>
-        </w:rPr>
-      </w:pPr>
-      <w:r>
-        <w:rPr>
-          <w:b/>
-          <w:bCs/>
-          <w:color w:val="D86DCB" w:themeColor="accent5" w:themeTint="99"/>
-          <w:sz w:val="32"/>
-          <w:szCs w:val="32"/>
-        </w:rPr>
-        <w:t xml:space="preserve">  listener = </w:t>
-      </w:r>
-      <w:proofErr w:type="spellStart"/>
-      <w:proofErr w:type="gramStart"/>
-      <w:r>
-        <w:rPr>
-          <w:b/>
-          <w:bCs/>
-          <w:color w:val="D86DCB" w:themeColor="accent5" w:themeTint="99"/>
-          <w:sz w:val="32"/>
-          <w:szCs w:val="32"/>
-        </w:rPr>
-        <w:t>AppLifecycleListener</w:t>
-      </w:r>
-      <w:proofErr w:type="spellEnd"/>
-      <w:r>
-        <w:rPr>
-          <w:b/>
-          <w:bCs/>
-          <w:color w:val="D86DCB" w:themeColor="accent5" w:themeTint="99"/>
-          <w:sz w:val="32"/>
-          <w:szCs w:val="32"/>
-        </w:rPr>
-        <w:t>(</w:t>
-      </w:r>
-      <w:proofErr w:type="gramEnd"/>
     </w:p>
     <w:p>
       <w:pPr>
@@ -8533,15 +8695,7 @@
           <w:sz w:val="32"/>
           <w:szCs w:val="32"/>
         </w:rPr>
-        <w:t xml:space="preserve"># Mistake-1, </w:t>
-      </w:r>
-      <w:proofErr w:type="gramStart"/>
-      <w:r>
-        <w:rPr>
-          <w:sz w:val="32"/>
-          <w:szCs w:val="32"/>
-        </w:rPr>
-        <w:t xml:space="preserve">Forgetting </w:t>
+        <w:t xml:space="preserve"># Mistake-1, Forgetting </w:t>
       </w:r>
       <w:r>
         <w:rPr>
@@ -8563,7 +8717,6 @@
         <w:t>removeObserver</w:t>
       </w:r>
       <w:proofErr w:type="spellEnd"/>
-      <w:proofErr w:type="gramEnd"/>
       <w:r>
         <w:rPr>
           <w:b/>
@@ -8739,7 +8892,6 @@
         <w:t xml:space="preserve">  </w:t>
       </w:r>
       <w:proofErr w:type="spellStart"/>
-      <w:proofErr w:type="gramStart"/>
       <w:r>
         <w:rPr>
           <w:b/>
@@ -8759,18 +8911,7 @@
           <w:sz w:val="32"/>
           <w:szCs w:val="32"/>
         </w:rPr>
-        <w:t>(</w:t>
-      </w:r>
-      <w:proofErr w:type="gramEnd"/>
-      <w:r>
-        <w:rPr>
-          <w:b/>
-          <w:bCs/>
-          <w:color w:val="D86DCB" w:themeColor="accent5" w:themeTint="99"/>
-          <w:sz w:val="32"/>
-          <w:szCs w:val="32"/>
-        </w:rPr>
-        <w:t xml:space="preserve">);    // </w:t>
+        <w:t xml:space="preserve">();    // </w:t>
       </w:r>
       <w:r>
         <w:rPr>
@@ -9260,7 +9401,6 @@
         <w:t xml:space="preserve">Widget </w:t>
       </w:r>
       <w:proofErr w:type="spellStart"/>
-      <w:proofErr w:type="gramStart"/>
       <w:r>
         <w:rPr>
           <w:b/>
@@ -9280,18 +9420,7 @@
           <w:sz w:val="32"/>
           <w:szCs w:val="32"/>
         </w:rPr>
-        <w:t>(</w:t>
-      </w:r>
-      <w:proofErr w:type="gramEnd"/>
-      <w:r>
-        <w:rPr>
-          <w:b/>
-          <w:bCs/>
-          <w:color w:val="D86DCB" w:themeColor="accent5" w:themeTint="99"/>
-          <w:sz w:val="32"/>
-          <w:szCs w:val="32"/>
-        </w:rPr>
-        <w:t>{</w:t>
+        <w:t>({</w:t>
       </w:r>
     </w:p>
     <w:p>
@@ -9467,29 +9596,7 @@
           <w:sz w:val="32"/>
           <w:szCs w:val="32"/>
         </w:rPr>
-        <w:t xml:space="preserve">  return </w:t>
-      </w:r>
-      <w:proofErr w:type="gramStart"/>
-      <w:r>
-        <w:rPr>
-          <w:b/>
-          <w:bCs/>
-          <w:color w:val="D86DCB" w:themeColor="accent5" w:themeTint="99"/>
-          <w:sz w:val="32"/>
-          <w:szCs w:val="32"/>
-        </w:rPr>
-        <w:t>Container(</w:t>
-      </w:r>
-      <w:proofErr w:type="gramEnd"/>
-      <w:r>
-        <w:rPr>
-          <w:b/>
-          <w:bCs/>
-          <w:color w:val="D86DCB" w:themeColor="accent5" w:themeTint="99"/>
-          <w:sz w:val="32"/>
-          <w:szCs w:val="32"/>
-        </w:rPr>
-        <w:t>…);</w:t>
+        <w:t xml:space="preserve">  return Container(…);</w:t>
       </w:r>
     </w:p>
     <w:p>
@@ -9872,18 +9979,7 @@
           <w:sz w:val="32"/>
           <w:szCs w:val="32"/>
         </w:rPr>
-        <w:t xml:space="preserve"> =</w:t>
-      </w:r>
-      <w:proofErr w:type="gramStart"/>
-      <w:r>
-        <w:rPr>
-          <w:b/>
-          <w:bCs/>
-          <w:color w:val="D86DCB" w:themeColor="accent5" w:themeTint="99"/>
-          <w:sz w:val="32"/>
-          <w:szCs w:val="32"/>
-        </w:rPr>
-        <w:t xml:space="preserve">&gt; </w:t>
+        <w:t xml:space="preserve"> =&gt; </w:t>
       </w:r>
       <w:r>
         <w:rPr>
@@ -9896,7 +9992,6 @@
         <w:t xml:space="preserve"> “</w:t>
       </w:r>
       <w:proofErr w:type="spellStart"/>
-      <w:proofErr w:type="gramEnd"/>
       <w:r>
         <w:rPr>
           <w:b/>
@@ -10428,29 +10523,7 @@
           <w:sz w:val="32"/>
           <w:szCs w:val="32"/>
         </w:rPr>
-        <w:t xml:space="preserve">    '</w:t>
-      </w:r>
-      <w:proofErr w:type="gramStart"/>
-      <w:r>
-        <w:rPr>
-          <w:b/>
-          <w:bCs/>
-          <w:color w:val="D86DCB" w:themeColor="accent5" w:themeTint="99"/>
-          <w:sz w:val="32"/>
-          <w:szCs w:val="32"/>
-        </w:rPr>
-        <w:t>energy</w:t>
-      </w:r>
-      <w:proofErr w:type="gramEnd"/>
-      <w:r>
-        <w:rPr>
-          <w:b/>
-          <w:bCs/>
-          <w:color w:val="D86DCB" w:themeColor="accent5" w:themeTint="99"/>
-          <w:sz w:val="32"/>
-          <w:szCs w:val="32"/>
-        </w:rPr>
-        <w:t xml:space="preserve"> drink': 'Here is your energy drink',</w:t>
+        <w:t xml:space="preserve">    'energy drink': 'Here is your energy drink',</w:t>
       </w:r>
     </w:p>
     <w:p>
@@ -10497,7 +10570,6 @@
         <w:t xml:space="preserve">  return caffeine[</w:t>
       </w:r>
       <w:proofErr w:type="spellStart"/>
-      <w:proofErr w:type="gramStart"/>
       <w:r>
         <w:rPr>
           <w:b/>
@@ -10509,7 +10581,6 @@
         <w:t>type.toLowerCase</w:t>
       </w:r>
       <w:proofErr w:type="spellEnd"/>
-      <w:proofErr w:type="gramEnd"/>
       <w:r>
         <w:rPr>
           <w:b/>
@@ -10641,20 +10712,9 @@
           <w:sz w:val="32"/>
           <w:szCs w:val="32"/>
         </w:rPr>
-        <w:t xml:space="preserve"> </w:t>
-      </w:r>
-      <w:proofErr w:type="gramStart"/>
-      <w:r>
-        <w:rPr>
-          <w:b/>
-          <w:bCs/>
-          <w:sz w:val="32"/>
-          <w:szCs w:val="32"/>
-        </w:rPr>
-        <w:t>Scaffold(</w:t>
+        <w:t xml:space="preserve"> Scaffold(</w:t>
       </w:r>
       <w:proofErr w:type="spellStart"/>
-      <w:proofErr w:type="gramEnd"/>
       <w:r>
         <w:rPr>
           <w:b/>
@@ -12061,7 +12121,6 @@
         </w:rPr>
       </w:pPr>
       <w:proofErr w:type="spellStart"/>
-      <w:proofErr w:type="gramStart"/>
       <w:r>
         <w:rPr>
           <w:b/>
@@ -12081,18 +12140,7 @@
           <w:sz w:val="32"/>
           <w:szCs w:val="32"/>
         </w:rPr>
-        <w:t>(</w:t>
-      </w:r>
-      <w:proofErr w:type="gramEnd"/>
-      <w:r>
-        <w:rPr>
-          <w:b/>
-          <w:bCs/>
-          <w:color w:val="D86DCB" w:themeColor="accent5" w:themeTint="99"/>
-          <w:sz w:val="32"/>
-          <w:szCs w:val="32"/>
-        </w:rPr>
-        <w:t xml:space="preserve">() =&gt; completed = </w:t>
+        <w:t xml:space="preserve">(() =&gt; completed = </w:t>
       </w:r>
       <w:proofErr w:type="spellStart"/>
       <w:r>
@@ -12191,7 +12239,6 @@
         <w:t>Direct use (</w:t>
       </w:r>
       <w:proofErr w:type="spellStart"/>
-      <w:proofErr w:type="gramStart"/>
       <w:r>
         <w:rPr>
           <w:b/>
@@ -12202,7 +12249,6 @@
         <w:t>widget.taskCompleted</w:t>
       </w:r>
       <w:proofErr w:type="spellEnd"/>
-      <w:proofErr w:type="gramEnd"/>
       <w:r>
         <w:rPr>
           <w:sz w:val="32"/>
@@ -12327,7 +12373,6 @@
         <w:t>(</w:t>
       </w:r>
       <w:proofErr w:type="spellStart"/>
-      <w:proofErr w:type="gramStart"/>
       <w:r>
         <w:rPr>
           <w:b/>
@@ -12338,7 +12383,6 @@
         <w:t>db.toDoList</w:t>
       </w:r>
       <w:proofErr w:type="spellEnd"/>
-      <w:proofErr w:type="gramEnd"/>
       <w:r>
         <w:rPr>
           <w:b/>
@@ -12476,27 +12520,7 @@
           <w:szCs w:val="32"/>
         </w:rPr>
         <w:lastRenderedPageBreak/>
-        <w:t xml:space="preserve">Derived State (Calculations) in </w:t>
-      </w:r>
-      <w:proofErr w:type="gramStart"/>
-      <w:r>
-        <w:rPr>
-          <w:b/>
-          <w:bCs/>
-          <w:sz w:val="32"/>
-          <w:szCs w:val="32"/>
-        </w:rPr>
-        <w:t>build(</w:t>
-      </w:r>
-      <w:proofErr w:type="gramEnd"/>
-      <w:r>
-        <w:rPr>
-          <w:b/>
-          <w:bCs/>
-          <w:sz w:val="32"/>
-          <w:szCs w:val="32"/>
-        </w:rPr>
-        <w:t>):</w:t>
+        <w:t>Derived State (Calculations) in build():</w:t>
       </w:r>
     </w:p>
     <w:p>
@@ -12588,17 +12612,51 @@
         </w:rPr>
         <w:t xml:space="preserve"> which depends on other state (outside </w:t>
       </w:r>
-      <w:proofErr w:type="gramStart"/>
-      <w:r>
-        <w:rPr>
-          <w:b/>
-          <w:bCs/>
-          <w:sz w:val="32"/>
-          <w:szCs w:val="32"/>
-        </w:rPr>
-        <w:t>build(</w:t>
-      </w:r>
-      <w:proofErr w:type="gramEnd"/>
+      <w:r>
+        <w:rPr>
+          <w:b/>
+          <w:bCs/>
+          <w:sz w:val="32"/>
+          <w:szCs w:val="32"/>
+        </w:rPr>
+        <w:t>build()</w:t>
+      </w:r>
+      <w:r>
+        <w:rPr>
+          <w:sz w:val="32"/>
+          <w:szCs w:val="32"/>
+        </w:rPr>
+        <w:t xml:space="preserve">, they are updated using </w:t>
+      </w:r>
+      <w:proofErr w:type="spellStart"/>
+      <w:r>
+        <w:rPr>
+          <w:b/>
+          <w:bCs/>
+          <w:sz w:val="32"/>
+          <w:szCs w:val="32"/>
+        </w:rPr>
+        <w:t>setState</w:t>
+      </w:r>
+      <w:proofErr w:type="spellEnd"/>
+      <w:r>
+        <w:rPr>
+          <w:b/>
+          <w:bCs/>
+          <w:sz w:val="32"/>
+          <w:szCs w:val="32"/>
+        </w:rPr>
+        <w:t>(</w:t>
+      </w:r>
+      <w:r>
+        <w:rPr>
+          <w:b/>
+          <w:bCs/>
+          <w:sz w:val="32"/>
+          <w:szCs w:val="32"/>
+        </w:rPr>
+        <w:t>…</w:t>
+      </w:r>
       <w:r>
         <w:rPr>
           <w:b/>
@@ -12613,7 +12671,60 @@
           <w:sz w:val="32"/>
           <w:szCs w:val="32"/>
         </w:rPr>
-        <w:t xml:space="preserve">, they are updated using </w:t>
+        <w:t xml:space="preserve"> like </w:t>
+      </w:r>
+      <w:r>
+        <w:rPr>
+          <w:b/>
+          <w:bCs/>
+          <w:sz w:val="32"/>
+          <w:szCs w:val="32"/>
+        </w:rPr>
+        <w:t>_position</w:t>
+      </w:r>
+      <w:r>
+        <w:rPr>
+          <w:sz w:val="32"/>
+          <w:szCs w:val="32"/>
+        </w:rPr>
+        <w:t xml:space="preserve"> and</w:t>
+      </w:r>
+      <w:r>
+        <w:rPr>
+          <w:b/>
+          <w:bCs/>
+          <w:sz w:val="32"/>
+          <w:szCs w:val="32"/>
+        </w:rPr>
+        <w:t xml:space="preserve"> _duration</w:t>
+      </w:r>
+      <w:r>
+        <w:rPr>
+          <w:sz w:val="32"/>
+          <w:szCs w:val="32"/>
+        </w:rPr>
+        <w:t>)</w:t>
+      </w:r>
+      <w:r>
+        <w:rPr>
+          <w:sz w:val="32"/>
+          <w:szCs w:val="32"/>
+        </w:rPr>
+        <w:t xml:space="preserve">. </w:t>
+      </w:r>
+      <w:r>
+        <w:rPr>
+          <w:sz w:val="32"/>
+          <w:szCs w:val="32"/>
+        </w:rPr>
+        <w:t>This derived state</w:t>
+      </w:r>
+      <w:r>
+        <w:rPr>
+          <w:sz w:val="32"/>
+          <w:szCs w:val="32"/>
+        </w:rPr>
+        <w:t xml:space="preserve"> can be recomputed at any time and should not be stored or call </w:t>
       </w:r>
       <w:proofErr w:type="spellStart"/>
       <w:r>
@@ -12623,107 +12734,9 @@
           <w:sz w:val="32"/>
           <w:szCs w:val="32"/>
         </w:rPr>
-        <w:t>setState</w:t>
+        <w:t>setSate</w:t>
       </w:r>
       <w:proofErr w:type="spellEnd"/>
-      <w:r>
-        <w:rPr>
-          <w:b/>
-          <w:bCs/>
-          <w:sz w:val="32"/>
-          <w:szCs w:val="32"/>
-        </w:rPr>
-        <w:t>(</w:t>
-      </w:r>
-      <w:r>
-        <w:rPr>
-          <w:b/>
-          <w:bCs/>
-          <w:sz w:val="32"/>
-          <w:szCs w:val="32"/>
-        </w:rPr>
-        <w:t>…</w:t>
-      </w:r>
-      <w:r>
-        <w:rPr>
-          <w:b/>
-          <w:bCs/>
-          <w:sz w:val="32"/>
-          <w:szCs w:val="32"/>
-        </w:rPr>
-        <w:t>)</w:t>
-      </w:r>
-      <w:r>
-        <w:rPr>
-          <w:sz w:val="32"/>
-          <w:szCs w:val="32"/>
-        </w:rPr>
-        <w:t xml:space="preserve"> like </w:t>
-      </w:r>
-      <w:r>
-        <w:rPr>
-          <w:b/>
-          <w:bCs/>
-          <w:sz w:val="32"/>
-          <w:szCs w:val="32"/>
-        </w:rPr>
-        <w:t>_position</w:t>
-      </w:r>
-      <w:r>
-        <w:rPr>
-          <w:sz w:val="32"/>
-          <w:szCs w:val="32"/>
-        </w:rPr>
-        <w:t xml:space="preserve"> and</w:t>
-      </w:r>
-      <w:r>
-        <w:rPr>
-          <w:b/>
-          <w:bCs/>
-          <w:sz w:val="32"/>
-          <w:szCs w:val="32"/>
-        </w:rPr>
-        <w:t xml:space="preserve"> _duration</w:t>
-      </w:r>
-      <w:r>
-        <w:rPr>
-          <w:sz w:val="32"/>
-          <w:szCs w:val="32"/>
-        </w:rPr>
-        <w:t>)</w:t>
-      </w:r>
-      <w:r>
-        <w:rPr>
-          <w:sz w:val="32"/>
-          <w:szCs w:val="32"/>
-        </w:rPr>
-        <w:t xml:space="preserve">. </w:t>
-      </w:r>
-      <w:r>
-        <w:rPr>
-          <w:sz w:val="32"/>
-          <w:szCs w:val="32"/>
-        </w:rPr>
-        <w:t>This derived state</w:t>
-      </w:r>
-      <w:r>
-        <w:rPr>
-          <w:sz w:val="32"/>
-          <w:szCs w:val="32"/>
-        </w:rPr>
-        <w:t xml:space="preserve"> can be recomputed at any time and should not be stored or call </w:t>
-      </w:r>
-      <w:proofErr w:type="spellStart"/>
-      <w:r>
-        <w:rPr>
-          <w:b/>
-          <w:bCs/>
-          <w:sz w:val="32"/>
-          <w:szCs w:val="32"/>
-        </w:rPr>
-        <w:t>setSate</w:t>
-      </w:r>
-      <w:proofErr w:type="spellEnd"/>
     </w:p>
     <w:p>
       <w:pPr>
@@ -12749,25 +12762,14 @@
         </w:rPr>
         <w:t xml:space="preserve"> </w:t>
       </w:r>
-      <w:proofErr w:type="gramStart"/>
-      <w:r>
-        <w:rPr>
-          <w:b/>
-          <w:bCs/>
-          <w:sz w:val="32"/>
-          <w:szCs w:val="32"/>
-        </w:rPr>
-        <w:t>build(</w:t>
-      </w:r>
-      <w:proofErr w:type="gramEnd"/>
-      <w:r>
-        <w:rPr>
-          <w:b/>
-          <w:bCs/>
-          <w:sz w:val="32"/>
-          <w:szCs w:val="32"/>
-        </w:rPr>
-        <w:t>)</w:t>
+      <w:r>
+        <w:rPr>
+          <w:b/>
+          <w:bCs/>
+          <w:sz w:val="32"/>
+          <w:szCs w:val="32"/>
+        </w:rPr>
+        <w:t>build()</w:t>
       </w:r>
       <w:r>
         <w:rPr>
@@ -12818,25 +12820,14 @@
         </w:rPr>
         <w:t xml:space="preserve">inside </w:t>
       </w:r>
-      <w:proofErr w:type="gramStart"/>
-      <w:r>
-        <w:rPr>
-          <w:b/>
-          <w:bCs/>
-          <w:sz w:val="32"/>
-          <w:szCs w:val="32"/>
-        </w:rPr>
-        <w:t>build(</w:t>
-      </w:r>
-      <w:proofErr w:type="gramEnd"/>
-      <w:r>
-        <w:rPr>
-          <w:b/>
-          <w:bCs/>
-          <w:sz w:val="32"/>
-          <w:szCs w:val="32"/>
-        </w:rPr>
-        <w:t>)</w:t>
+      <w:r>
+        <w:rPr>
+          <w:b/>
+          <w:bCs/>
+          <w:sz w:val="32"/>
+          <w:szCs w:val="32"/>
+        </w:rPr>
+        <w:t>build()</w:t>
       </w:r>
       <w:r>
         <w:rPr>
@@ -12938,7 +12929,6 @@
         </w:rPr>
       </w:pPr>
       <w:proofErr w:type="spellStart"/>
-      <w:proofErr w:type="gramStart"/>
       <w:r>
         <w:rPr>
           <w:b/>
@@ -12956,17 +12946,7 @@
           <w:sz w:val="32"/>
           <w:szCs w:val="32"/>
         </w:rPr>
-        <w:t>(</w:t>
-      </w:r>
-      <w:proofErr w:type="gramEnd"/>
-      <w:r>
-        <w:rPr>
-          <w:b/>
-          <w:bCs/>
-          <w:sz w:val="32"/>
-          <w:szCs w:val="32"/>
-        </w:rPr>
-        <w:t>() =&gt; _position = position)</w:t>
+        <w:t>(() =&gt; _position = position)</w:t>
       </w:r>
     </w:p>
     <w:p>
@@ -12982,25 +12962,14 @@
           <w:szCs w:val="32"/>
         </w:rPr>
       </w:pPr>
-      <w:proofErr w:type="gramStart"/>
-      <w:r>
-        <w:rPr>
-          <w:b/>
-          <w:bCs/>
-          <w:sz w:val="32"/>
-          <w:szCs w:val="32"/>
-        </w:rPr>
-        <w:t>build(</w:t>
-      </w:r>
-      <w:proofErr w:type="gramEnd"/>
-      <w:r>
-        <w:rPr>
-          <w:b/>
-          <w:bCs/>
-          <w:sz w:val="32"/>
-          <w:szCs w:val="32"/>
-        </w:rPr>
-        <w:t>)</w:t>
+      <w:r>
+        <w:rPr>
+          <w:b/>
+          <w:bCs/>
+          <w:sz w:val="32"/>
+          <w:szCs w:val="32"/>
+        </w:rPr>
+        <w:t>build()</w:t>
       </w:r>
       <w:r>
         <w:rPr>
@@ -13144,21 +13113,9 @@
           <w:sz w:val="32"/>
           <w:szCs w:val="32"/>
         </w:rPr>
-        <w:t xml:space="preserve">  Widget </w:t>
-      </w:r>
-      <w:proofErr w:type="gramStart"/>
-      <w:r>
-        <w:rPr>
-          <w:b/>
-          <w:bCs/>
-          <w:color w:val="D86DCB" w:themeColor="accent5" w:themeTint="99"/>
-          <w:sz w:val="32"/>
-          <w:szCs w:val="32"/>
-        </w:rPr>
-        <w:t>build(</w:t>
+        <w:t xml:space="preserve">  Widget build(</w:t>
       </w:r>
       <w:proofErr w:type="spellStart"/>
-      <w:proofErr w:type="gramEnd"/>
       <w:r>
         <w:rPr>
           <w:b/>
@@ -13313,7 +13270,6 @@
         <w:t xml:space="preserve"> = max(_</w:t>
       </w:r>
       <w:proofErr w:type="spellStart"/>
-      <w:proofErr w:type="gramStart"/>
       <w:r>
         <w:rPr>
           <w:b/>
@@ -13325,7 +13281,6 @@
         <w:t>duration.inSeconds.toDouble</w:t>
       </w:r>
       <w:proofErr w:type="spellEnd"/>
-      <w:proofErr w:type="gramEnd"/>
       <w:r>
         <w:rPr>
           <w:b/>
@@ -13381,7 +13336,6 @@
         <w:t xml:space="preserve"> = _</w:t>
       </w:r>
       <w:proofErr w:type="spellStart"/>
-      <w:proofErr w:type="gramStart"/>
       <w:r>
         <w:rPr>
           <w:b/>
@@ -13393,7 +13347,6 @@
         <w:t>position.inSeconds.toDouble</w:t>
       </w:r>
       <w:proofErr w:type="spellEnd"/>
-      <w:proofErr w:type="gramEnd"/>
       <w:r>
         <w:rPr>
           <w:b/>
@@ -13447,54 +13400,30 @@
           <w:szCs w:val="32"/>
         </w:rPr>
         <w:lastRenderedPageBreak/>
-        <w:t xml:space="preserve">    return </w:t>
-      </w:r>
-      <w:proofErr w:type="gramStart"/>
-      <w:r>
-        <w:rPr>
-          <w:b/>
-          <w:bCs/>
-          <w:color w:val="D86DCB" w:themeColor="accent5" w:themeTint="99"/>
-          <w:sz w:val="32"/>
-          <w:szCs w:val="32"/>
-        </w:rPr>
-        <w:t>Scaffold(</w:t>
-      </w:r>
-      <w:proofErr w:type="gramEnd"/>
-    </w:p>
-    <w:p>
-      <w:pPr>
-        <w:jc w:val="both"/>
-        <w:rPr>
-          <w:b/>
-          <w:bCs/>
-          <w:color w:val="D86DCB" w:themeColor="accent5" w:themeTint="99"/>
-          <w:sz w:val="32"/>
-          <w:szCs w:val="32"/>
-        </w:rPr>
-      </w:pPr>
-      <w:r>
-        <w:rPr>
-          <w:b/>
-          <w:bCs/>
-          <w:color w:val="D86DCB" w:themeColor="accent5" w:themeTint="99"/>
-          <w:sz w:val="32"/>
-          <w:szCs w:val="32"/>
-        </w:rPr>
-        <w:t xml:space="preserve">                    </w:t>
-      </w:r>
-      <w:proofErr w:type="gramStart"/>
-      <w:r>
-        <w:rPr>
-          <w:b/>
-          <w:bCs/>
-          <w:color w:val="D86DCB" w:themeColor="accent5" w:themeTint="99"/>
-          <w:sz w:val="32"/>
-          <w:szCs w:val="32"/>
-        </w:rPr>
-        <w:t>Slider(</w:t>
-      </w:r>
-      <w:proofErr w:type="gramEnd"/>
+        <w:t xml:space="preserve">    return Scaffold(</w:t>
+      </w:r>
+    </w:p>
+    <w:p>
+      <w:pPr>
+        <w:jc w:val="both"/>
+        <w:rPr>
+          <w:b/>
+          <w:bCs/>
+          <w:color w:val="D86DCB" w:themeColor="accent5" w:themeTint="99"/>
+          <w:sz w:val="32"/>
+          <w:szCs w:val="32"/>
+        </w:rPr>
+      </w:pPr>
+      <w:r>
+        <w:rPr>
+          <w:b/>
+          <w:bCs/>
+          <w:color w:val="D86DCB" w:themeColor="accent5" w:themeTint="99"/>
+          <w:sz w:val="32"/>
+          <w:szCs w:val="32"/>
+        </w:rPr>
+        <w:t xml:space="preserve">                    Slider(</w:t>
+      </w:r>
     </w:p>
     <w:p>
       <w:pPr>
@@ -13669,29 +13598,7 @@
           <w:sz w:val="32"/>
           <w:szCs w:val="32"/>
         </w:rPr>
-        <w:t xml:space="preserve">                          final position = </w:t>
-      </w:r>
-      <w:proofErr w:type="gramStart"/>
-      <w:r>
-        <w:rPr>
-          <w:b/>
-          <w:bCs/>
-          <w:color w:val="D86DCB" w:themeColor="accent5" w:themeTint="99"/>
-          <w:sz w:val="32"/>
-          <w:szCs w:val="32"/>
-        </w:rPr>
-        <w:t>Duration(</w:t>
-      </w:r>
-      <w:proofErr w:type="gramEnd"/>
-      <w:r>
-        <w:rPr>
-          <w:b/>
-          <w:bCs/>
-          <w:color w:val="D86DCB" w:themeColor="accent5" w:themeTint="99"/>
-          <w:sz w:val="32"/>
-          <w:szCs w:val="32"/>
-        </w:rPr>
-        <w:t xml:space="preserve">seconds: </w:t>
+        <w:t xml:space="preserve">                          final position = Duration(seconds: </w:t>
       </w:r>
       <w:proofErr w:type="spellStart"/>
       <w:r>
@@ -14142,7 +14049,6 @@
           <w:szCs w:val="32"/>
         </w:rPr>
       </w:pPr>
-      <w:proofErr w:type="gramStart"/>
       <w:r>
         <w:rPr>
           <w:b/>
@@ -14153,7 +14059,6 @@
         </w:rPr>
         <w:t>Column(</w:t>
       </w:r>
-      <w:proofErr w:type="gramEnd"/>
     </w:p>
     <w:p>
       <w:pPr>
@@ -14229,21 +14134,9 @@
           <w:sz w:val="32"/>
           <w:szCs w:val="32"/>
         </w:rPr>
-        <w:t xml:space="preserve">       </w:t>
-      </w:r>
-      <w:proofErr w:type="gramStart"/>
-      <w:r>
-        <w:rPr>
-          <w:b/>
-          <w:bCs/>
-          <w:color w:val="D86DCB" w:themeColor="accent5" w:themeTint="99"/>
-          <w:sz w:val="32"/>
-          <w:szCs w:val="32"/>
-        </w:rPr>
-        <w:t>If(</w:t>
+        <w:t xml:space="preserve">       If(</w:t>
       </w:r>
       <w:proofErr w:type="spellStart"/>
-      <w:proofErr w:type="gramEnd"/>
       <w:r>
         <w:rPr>
           <w:b/>
@@ -14327,21 +14220,9 @@
           <w:sz w:val="32"/>
           <w:szCs w:val="32"/>
         </w:rPr>
-        <w:t xml:space="preserve">       </w:t>
-      </w:r>
-      <w:proofErr w:type="gramStart"/>
-      <w:r>
-        <w:rPr>
-          <w:b/>
-          <w:bCs/>
-          <w:color w:val="D86DCB" w:themeColor="accent5" w:themeTint="99"/>
-          <w:sz w:val="32"/>
-          <w:szCs w:val="32"/>
-        </w:rPr>
-        <w:t>If(</w:t>
+        <w:t xml:space="preserve">       If(</w:t>
       </w:r>
       <w:proofErr w:type="spellStart"/>
-      <w:proofErr w:type="gramEnd"/>
       <w:r>
         <w:rPr>
           <w:b/>
@@ -14415,21 +14296,9 @@
           <w:sz w:val="32"/>
           <w:szCs w:val="32"/>
         </w:rPr>
-        <w:t xml:space="preserve">       </w:t>
-      </w:r>
-      <w:proofErr w:type="gramStart"/>
-      <w:r>
-        <w:rPr>
-          <w:b/>
-          <w:bCs/>
-          <w:color w:val="D86DCB" w:themeColor="accent5" w:themeTint="99"/>
-          <w:sz w:val="32"/>
-          <w:szCs w:val="32"/>
-        </w:rPr>
-        <w:t>If(</w:t>
+        <w:t xml:space="preserve">       If(</w:t>
       </w:r>
       <w:proofErr w:type="spellStart"/>
-      <w:proofErr w:type="gramEnd"/>
       <w:r>
         <w:rPr>
           <w:b/>
@@ -14555,7 +14424,6 @@
           <w:szCs w:val="32"/>
         </w:rPr>
       </w:pPr>
-      <w:proofErr w:type="gramStart"/>
       <w:r>
         <w:rPr>
           <w:b/>
@@ -14566,7 +14434,6 @@
         </w:rPr>
         <w:t>Column(</w:t>
       </w:r>
-      <w:proofErr w:type="gramEnd"/>
     </w:p>
     <w:p>
       <w:pPr>
@@ -14631,18 +14498,7 @@
           <w:sz w:val="32"/>
           <w:szCs w:val="32"/>
         </w:rPr>
-        <w:t xml:space="preserve">       </w:t>
-      </w:r>
-      <w:proofErr w:type="gramStart"/>
-      <w:r>
-        <w:rPr>
-          <w:b/>
-          <w:bCs/>
-          <w:color w:val="D86DCB" w:themeColor="accent5" w:themeTint="99"/>
-          <w:sz w:val="32"/>
-          <w:szCs w:val="32"/>
-        </w:rPr>
-        <w:t>?</w:t>
+        <w:t xml:space="preserve">       ?</w:t>
       </w:r>
       <w:proofErr w:type="spellStart"/>
       <w:r>
@@ -14656,7 +14512,6 @@
         <w:t>subTitleWidget</w:t>
       </w:r>
       <w:proofErr w:type="spellEnd"/>
-      <w:proofErr w:type="gramEnd"/>
       <w:r>
         <w:rPr>
           <w:b/>
@@ -14687,18 +14542,7 @@
           <w:sz w:val="32"/>
           <w:szCs w:val="32"/>
         </w:rPr>
-        <w:t xml:space="preserve">       </w:t>
-      </w:r>
-      <w:proofErr w:type="gramStart"/>
-      <w:r>
-        <w:rPr>
-          <w:b/>
-          <w:bCs/>
-          <w:color w:val="D86DCB" w:themeColor="accent5" w:themeTint="99"/>
-          <w:sz w:val="32"/>
-          <w:szCs w:val="32"/>
-        </w:rPr>
-        <w:t>?</w:t>
+        <w:t xml:space="preserve">       ?</w:t>
       </w:r>
       <w:proofErr w:type="spellStart"/>
       <w:r>
@@ -14712,7 +14556,6 @@
         <w:t>iconWidget</w:t>
       </w:r>
       <w:proofErr w:type="spellEnd"/>
-      <w:proofErr w:type="gramEnd"/>
       <w:r>
         <w:rPr>
           <w:b/>
@@ -14743,18 +14586,7 @@
           <w:sz w:val="32"/>
           <w:szCs w:val="32"/>
         </w:rPr>
-        <w:t xml:space="preserve">       </w:t>
-      </w:r>
-      <w:proofErr w:type="gramStart"/>
-      <w:r>
-        <w:rPr>
-          <w:b/>
-          <w:bCs/>
-          <w:color w:val="D86DCB" w:themeColor="accent5" w:themeTint="99"/>
-          <w:sz w:val="32"/>
-          <w:szCs w:val="32"/>
-        </w:rPr>
-        <w:t>?</w:t>
+        <w:t xml:space="preserve">       ?</w:t>
       </w:r>
       <w:proofErr w:type="spellStart"/>
       <w:r>
@@ -14768,7 +14600,6 @@
         <w:t>footerWidget</w:t>
       </w:r>
       <w:proofErr w:type="spellEnd"/>
-      <w:proofErr w:type="gramEnd"/>
       <w:r>
         <w:rPr>
           <w:b/>
@@ -15081,7 +14912,6 @@
         <w:t>import '</w:t>
       </w:r>
       <w:proofErr w:type="spellStart"/>
-      <w:proofErr w:type="gramStart"/>
       <w:r>
         <w:rPr>
           <w:b/>
@@ -15115,7 +14945,6 @@
         <w:t>material.dart</w:t>
       </w:r>
       <w:proofErr w:type="spellEnd"/>
-      <w:proofErr w:type="gramEnd"/>
       <w:r>
         <w:rPr>
           <w:b/>
@@ -15256,371 +15085,347 @@
           <w:sz w:val="32"/>
           <w:szCs w:val="32"/>
         </w:rPr>
+        <w:t xml:space="preserve"> { ... }</w:t>
+      </w:r>
+    </w:p>
+    <w:p>
+      <w:pPr>
+        <w:jc w:val="both"/>
+        <w:rPr>
+          <w:sz w:val="32"/>
+          <w:szCs w:val="32"/>
+        </w:rPr>
+      </w:pPr>
+      <w:r>
+        <w:rPr>
+          <w:sz w:val="32"/>
+          <w:szCs w:val="32"/>
+        </w:rPr>
+        <w:t># The part file (entity)</w:t>
+      </w:r>
+    </w:p>
+    <w:p>
+      <w:pPr>
+        <w:jc w:val="both"/>
+        <w:rPr>
+          <w:b/>
+          <w:bCs/>
+          <w:color w:val="D86DCB" w:themeColor="accent5" w:themeTint="99"/>
+          <w:sz w:val="32"/>
+          <w:szCs w:val="32"/>
+        </w:rPr>
+      </w:pPr>
+      <w:r>
+        <w:rPr>
+          <w:b/>
+          <w:bCs/>
+          <w:color w:val="D86DCB" w:themeColor="accent5" w:themeTint="99"/>
+          <w:sz w:val="32"/>
+          <w:szCs w:val="32"/>
+        </w:rPr>
+        <w:t>// NO IMPORTS HERE (will get them from main file)</w:t>
+      </w:r>
+    </w:p>
+    <w:p>
+      <w:pPr>
+        <w:jc w:val="both"/>
+        <w:rPr>
+          <w:b/>
+          <w:bCs/>
+          <w:color w:val="D86DCB" w:themeColor="accent5" w:themeTint="99"/>
+          <w:sz w:val="32"/>
+          <w:szCs w:val="32"/>
+        </w:rPr>
+      </w:pPr>
+      <w:r>
+        <w:rPr>
+          <w:b/>
+          <w:bCs/>
+          <w:color w:val="D86DCB" w:themeColor="accent5" w:themeTint="99"/>
+          <w:sz w:val="32"/>
+          <w:szCs w:val="32"/>
+        </w:rPr>
+        <w:t>part of '../../data/models/</w:t>
+      </w:r>
+      <w:proofErr w:type="spellStart"/>
+      <w:r>
+        <w:rPr>
+          <w:b/>
+          <w:bCs/>
+          <w:color w:val="D86DCB" w:themeColor="accent5" w:themeTint="99"/>
+          <w:sz w:val="32"/>
+          <w:szCs w:val="32"/>
+        </w:rPr>
+        <w:t>unit_category_model.dart</w:t>
+      </w:r>
+      <w:proofErr w:type="spellEnd"/>
+      <w:r>
+        <w:rPr>
+          <w:b/>
+          <w:bCs/>
+          <w:color w:val="D86DCB" w:themeColor="accent5" w:themeTint="99"/>
+          <w:sz w:val="32"/>
+          <w:szCs w:val="32"/>
+        </w:rPr>
+        <w:t>';</w:t>
+      </w:r>
+    </w:p>
+    <w:p>
+      <w:pPr>
+        <w:jc w:val="both"/>
+        <w:rPr>
+          <w:b/>
+          <w:bCs/>
+          <w:color w:val="D86DCB" w:themeColor="accent5" w:themeTint="99"/>
+          <w:sz w:val="32"/>
+          <w:szCs w:val="32"/>
+        </w:rPr>
+      </w:pPr>
+      <w:r>
+        <w:rPr>
+          <w:b/>
+          <w:bCs/>
+          <w:color w:val="D86DCB" w:themeColor="accent5" w:themeTint="99"/>
+          <w:sz w:val="32"/>
+          <w:szCs w:val="32"/>
+        </w:rPr>
+        <w:t xml:space="preserve">class </w:t>
+      </w:r>
+      <w:proofErr w:type="spellStart"/>
+      <w:r>
+        <w:rPr>
+          <w:b/>
+          <w:bCs/>
+          <w:color w:val="D86DCB" w:themeColor="accent5" w:themeTint="99"/>
+          <w:sz w:val="32"/>
+          <w:szCs w:val="32"/>
+        </w:rPr>
+        <w:t>UnitCategory</w:t>
+      </w:r>
+      <w:proofErr w:type="spellEnd"/>
+      <w:r>
+        <w:rPr>
+          <w:b/>
+          <w:bCs/>
+          <w:color w:val="D86DCB" w:themeColor="accent5" w:themeTint="99"/>
+          <w:sz w:val="32"/>
+          <w:szCs w:val="32"/>
+        </w:rPr>
+        <w:t xml:space="preserve"> {...}</w:t>
+      </w:r>
+    </w:p>
+    <w:p>
+      <w:pPr>
+        <w:jc w:val="both"/>
+        <w:rPr>
+          <w:sz w:val="32"/>
+          <w:szCs w:val="32"/>
+        </w:rPr>
+      </w:pPr>
+    </w:p>
+    <w:p>
+      <w:pPr>
+        <w:jc w:val="both"/>
+        <w:rPr>
+          <w:sz w:val="32"/>
+          <w:szCs w:val="32"/>
+        </w:rPr>
+      </w:pPr>
+      <w:r>
+        <w:rPr>
+          <w:sz w:val="32"/>
+          <w:szCs w:val="32"/>
+        </w:rPr>
+        <w:t>export:</w:t>
+      </w:r>
+    </w:p>
+    <w:p>
+      <w:pPr>
+        <w:jc w:val="both"/>
+        <w:rPr>
+          <w:sz w:val="32"/>
+          <w:szCs w:val="32"/>
+        </w:rPr>
+      </w:pPr>
+      <w:r>
+        <w:rPr>
+          <w:sz w:val="32"/>
+          <w:szCs w:val="32"/>
+        </w:rPr>
+        <w:t xml:space="preserve"># </w:t>
+      </w:r>
+      <w:r>
+        <w:rPr>
+          <w:b/>
+          <w:bCs/>
+          <w:sz w:val="32"/>
+          <w:szCs w:val="32"/>
+        </w:rPr>
+        <w:t>export</w:t>
+      </w:r>
+      <w:r>
+        <w:rPr>
+          <w:sz w:val="32"/>
+          <w:szCs w:val="32"/>
+        </w:rPr>
         <w:t xml:space="preserve"> </w:t>
       </w:r>
-      <w:proofErr w:type="gramStart"/>
-      <w:r>
-        <w:rPr>
-          <w:b/>
-          <w:bCs/>
-          <w:color w:val="D86DCB" w:themeColor="accent5" w:themeTint="99"/>
-          <w:sz w:val="32"/>
-          <w:szCs w:val="32"/>
-        </w:rPr>
-        <w:t>{ ...</w:t>
-      </w:r>
-      <w:proofErr w:type="gramEnd"/>
-      <w:r>
-        <w:rPr>
-          <w:b/>
-          <w:bCs/>
-          <w:color w:val="D86DCB" w:themeColor="accent5" w:themeTint="99"/>
-          <w:sz w:val="32"/>
-          <w:szCs w:val="32"/>
-        </w:rPr>
-        <w:t xml:space="preserve"> }</w:t>
-      </w:r>
-    </w:p>
-    <w:p>
-      <w:pPr>
-        <w:jc w:val="both"/>
-        <w:rPr>
-          <w:sz w:val="32"/>
-          <w:szCs w:val="32"/>
-        </w:rPr>
-      </w:pPr>
-      <w:r>
-        <w:rPr>
-          <w:sz w:val="32"/>
-          <w:szCs w:val="32"/>
-        </w:rPr>
-        <w:t># The part file (entity)</w:t>
-      </w:r>
-    </w:p>
-    <w:p>
-      <w:pPr>
-        <w:jc w:val="both"/>
-        <w:rPr>
-          <w:b/>
-          <w:bCs/>
-          <w:color w:val="D86DCB" w:themeColor="accent5" w:themeTint="99"/>
-          <w:sz w:val="32"/>
-          <w:szCs w:val="32"/>
-        </w:rPr>
-      </w:pPr>
-      <w:r>
-        <w:rPr>
-          <w:b/>
-          <w:bCs/>
-          <w:color w:val="D86DCB" w:themeColor="accent5" w:themeTint="99"/>
-          <w:sz w:val="32"/>
-          <w:szCs w:val="32"/>
-        </w:rPr>
-        <w:t>// NO IMPORTS HERE (will get them from main file)</w:t>
-      </w:r>
-    </w:p>
-    <w:p>
-      <w:pPr>
-        <w:jc w:val="both"/>
-        <w:rPr>
-          <w:b/>
-          <w:bCs/>
-          <w:color w:val="D86DCB" w:themeColor="accent5" w:themeTint="99"/>
-          <w:sz w:val="32"/>
-          <w:szCs w:val="32"/>
-        </w:rPr>
-      </w:pPr>
-      <w:r>
-        <w:rPr>
-          <w:b/>
-          <w:bCs/>
-          <w:color w:val="D86DCB" w:themeColor="accent5" w:themeTint="99"/>
-          <w:sz w:val="32"/>
-          <w:szCs w:val="32"/>
-        </w:rPr>
-        <w:t>part of '../../data/models/</w:t>
+      <w:r>
+        <w:rPr>
+          <w:b/>
+          <w:bCs/>
+          <w:sz w:val="32"/>
+          <w:szCs w:val="32"/>
+        </w:rPr>
+        <w:t>'…'</w:t>
+      </w:r>
+      <w:r>
+        <w:rPr>
+          <w:sz w:val="32"/>
+          <w:szCs w:val="32"/>
+        </w:rPr>
+        <w:t xml:space="preserve"> maintains the architectural boundary (Domain remains independent of Data). While </w:t>
+      </w:r>
+      <w:r>
+        <w:rPr>
+          <w:b/>
+          <w:bCs/>
+          <w:sz w:val="32"/>
+          <w:szCs w:val="32"/>
+        </w:rPr>
+        <w:t>part</w:t>
+      </w:r>
+      <w:r>
+        <w:rPr>
+          <w:sz w:val="32"/>
+          <w:szCs w:val="32"/>
+        </w:rPr>
+        <w:t xml:space="preserve"> merges them into one library, which means our Domain Entity is now technically "inside" our Data layer library, which makes the code harder to test and reuse.</w:t>
+      </w:r>
+    </w:p>
+    <w:p>
+      <w:pPr>
+        <w:jc w:val="both"/>
+        <w:rPr>
+          <w:sz w:val="32"/>
+          <w:szCs w:val="32"/>
+        </w:rPr>
+      </w:pPr>
+      <w:r>
+        <w:rPr>
+          <w:sz w:val="32"/>
+          <w:szCs w:val="32"/>
+        </w:rPr>
+        <w:t xml:space="preserve"># </w:t>
+      </w:r>
+      <w:r>
+        <w:rPr>
+          <w:b/>
+          <w:bCs/>
+          <w:sz w:val="32"/>
+          <w:szCs w:val="32"/>
+        </w:rPr>
+        <w:t xml:space="preserve">export </w:t>
+      </w:r>
+      <w:r>
+        <w:rPr>
+          <w:sz w:val="32"/>
+          <w:szCs w:val="32"/>
+        </w:rPr>
+        <w:t xml:space="preserve">allows anyone importing the model to also see the entity. It makes </w:t>
       </w:r>
       <w:proofErr w:type="spellStart"/>
       <w:r>
         <w:rPr>
           <w:b/>
           <w:bCs/>
-          <w:color w:val="D86DCB" w:themeColor="accent5" w:themeTint="99"/>
-          <w:sz w:val="32"/>
-          <w:szCs w:val="32"/>
-        </w:rPr>
-        <w:t>unit_category_model.dart</w:t>
+          <w:sz w:val="32"/>
+          <w:szCs w:val="32"/>
+        </w:rPr>
+        <w:t>DataEntity</w:t>
       </w:r>
       <w:proofErr w:type="spellEnd"/>
       <w:r>
         <w:rPr>
-          <w:b/>
-          <w:bCs/>
-          <w:color w:val="D86DCB" w:themeColor="accent5" w:themeTint="99"/>
-          <w:sz w:val="32"/>
-          <w:szCs w:val="32"/>
-        </w:rPr>
-        <w:t>';</w:t>
-      </w:r>
-    </w:p>
-    <w:p>
-      <w:pPr>
-        <w:jc w:val="both"/>
-        <w:rPr>
-          <w:b/>
-          <w:bCs/>
-          <w:color w:val="D86DCB" w:themeColor="accent5" w:themeTint="99"/>
-          <w:sz w:val="32"/>
-          <w:szCs w:val="32"/>
-        </w:rPr>
-      </w:pPr>
-      <w:r>
-        <w:rPr>
-          <w:b/>
-          <w:bCs/>
-          <w:color w:val="D86DCB" w:themeColor="accent5" w:themeTint="99"/>
-          <w:sz w:val="32"/>
-          <w:szCs w:val="32"/>
-        </w:rPr>
-        <w:t xml:space="preserve">class </w:t>
+          <w:sz w:val="32"/>
+          <w:szCs w:val="32"/>
+        </w:rPr>
+        <w:t xml:space="preserve"> available whenever </w:t>
       </w:r>
       <w:proofErr w:type="spellStart"/>
       <w:r>
         <w:rPr>
           <w:b/>
           <w:bCs/>
-          <w:color w:val="D86DCB" w:themeColor="accent5" w:themeTint="99"/>
-          <w:sz w:val="32"/>
-          <w:szCs w:val="32"/>
-        </w:rPr>
-        <w:t>UnitCategory</w:t>
+          <w:sz w:val="32"/>
+          <w:szCs w:val="32"/>
+        </w:rPr>
+        <w:t>DataModel</w:t>
       </w:r>
       <w:proofErr w:type="spellEnd"/>
       <w:r>
         <w:rPr>
-          <w:b/>
-          <w:bCs/>
-          <w:color w:val="D86DCB" w:themeColor="accent5" w:themeTint="99"/>
-          <w:sz w:val="32"/>
-          <w:szCs w:val="32"/>
-        </w:rPr>
-        <w:t xml:space="preserve"> {...}</w:t>
-      </w:r>
-    </w:p>
-    <w:p>
-      <w:pPr>
-        <w:jc w:val="both"/>
-        <w:rPr>
-          <w:sz w:val="32"/>
-          <w:szCs w:val="32"/>
-        </w:rPr>
-      </w:pPr>
-    </w:p>
-    <w:p>
-      <w:pPr>
-        <w:jc w:val="both"/>
-        <w:rPr>
-          <w:sz w:val="32"/>
-          <w:szCs w:val="32"/>
-        </w:rPr>
-      </w:pPr>
-      <w:r>
-        <w:rPr>
-          <w:sz w:val="32"/>
-          <w:szCs w:val="32"/>
-        </w:rPr>
-        <w:t>export:</w:t>
-      </w:r>
-    </w:p>
-    <w:p>
-      <w:pPr>
-        <w:jc w:val="both"/>
-        <w:rPr>
-          <w:sz w:val="32"/>
-          <w:szCs w:val="32"/>
-        </w:rPr>
-      </w:pPr>
-      <w:r>
-        <w:rPr>
-          <w:sz w:val="32"/>
-          <w:szCs w:val="32"/>
-        </w:rPr>
-        <w:t xml:space="preserve"># </w:t>
-      </w:r>
-      <w:r>
-        <w:rPr>
-          <w:b/>
-          <w:bCs/>
-          <w:sz w:val="32"/>
-          <w:szCs w:val="32"/>
-        </w:rPr>
-        <w:t>export</w:t>
-      </w:r>
-      <w:r>
-        <w:rPr>
-          <w:sz w:val="32"/>
-          <w:szCs w:val="32"/>
-        </w:rPr>
-        <w:t xml:space="preserve"> </w:t>
-      </w:r>
-      <w:r>
-        <w:rPr>
-          <w:b/>
-          <w:bCs/>
-          <w:sz w:val="32"/>
-          <w:szCs w:val="32"/>
-        </w:rPr>
-        <w:t>'…'</w:t>
-      </w:r>
-      <w:r>
-        <w:rPr>
-          <w:sz w:val="32"/>
-          <w:szCs w:val="32"/>
-        </w:rPr>
-        <w:t xml:space="preserve"> maintains the architectural boundary (Domain remains independent of Data). While </w:t>
-      </w:r>
-      <w:r>
-        <w:rPr>
-          <w:b/>
-          <w:bCs/>
-          <w:sz w:val="32"/>
-          <w:szCs w:val="32"/>
-        </w:rPr>
-        <w:t>part</w:t>
-      </w:r>
-      <w:r>
-        <w:rPr>
-          <w:sz w:val="32"/>
-          <w:szCs w:val="32"/>
-        </w:rPr>
-        <w:t xml:space="preserve"> merges them into one library, which means our Domain Entity is now technically "inside" our Data layer library, which makes the code harder to test and reuse.</w:t>
-      </w:r>
-    </w:p>
-    <w:p>
-      <w:pPr>
-        <w:jc w:val="both"/>
-        <w:rPr>
-          <w:sz w:val="32"/>
-          <w:szCs w:val="32"/>
-        </w:rPr>
-      </w:pPr>
-      <w:r>
-        <w:rPr>
-          <w:sz w:val="32"/>
-          <w:szCs w:val="32"/>
-        </w:rPr>
-        <w:t xml:space="preserve"># </w:t>
-      </w:r>
-      <w:r>
-        <w:rPr>
-          <w:b/>
-          <w:bCs/>
-          <w:sz w:val="32"/>
-          <w:szCs w:val="32"/>
-        </w:rPr>
-        <w:t xml:space="preserve">export </w:t>
-      </w:r>
-      <w:r>
-        <w:rPr>
-          <w:sz w:val="32"/>
-          <w:szCs w:val="32"/>
-        </w:rPr>
-        <w:t xml:space="preserve">allows anyone importing the model to also see the entity. It makes </w:t>
+          <w:sz w:val="32"/>
+          <w:szCs w:val="32"/>
+        </w:rPr>
+        <w:t xml:space="preserve"> is imported</w:t>
+      </w:r>
+    </w:p>
+    <w:p>
+      <w:pPr>
+        <w:jc w:val="both"/>
+        <w:rPr>
+          <w:b/>
+          <w:bCs/>
+          <w:color w:val="D86DCB" w:themeColor="accent5" w:themeTint="99"/>
+          <w:sz w:val="32"/>
+          <w:szCs w:val="32"/>
+        </w:rPr>
+      </w:pPr>
+      <w:r>
+        <w:rPr>
+          <w:b/>
+          <w:bCs/>
+          <w:color w:val="D86DCB" w:themeColor="accent5" w:themeTint="99"/>
+          <w:sz w:val="32"/>
+          <w:szCs w:val="32"/>
+        </w:rPr>
+        <w:t>import '</w:t>
       </w:r>
       <w:proofErr w:type="spellStart"/>
       <w:r>
         <w:rPr>
           <w:b/>
           <w:bCs/>
-          <w:sz w:val="32"/>
-          <w:szCs w:val="32"/>
-        </w:rPr>
-        <w:t>DataEntity</w:t>
+          <w:color w:val="D86DCB" w:themeColor="accent5" w:themeTint="99"/>
+          <w:sz w:val="32"/>
+          <w:szCs w:val="32"/>
+        </w:rPr>
+        <w:t>package:flutter</w:t>
       </w:r>
       <w:proofErr w:type="spellEnd"/>
       <w:r>
         <w:rPr>
-          <w:sz w:val="32"/>
-          <w:szCs w:val="32"/>
-        </w:rPr>
-        <w:t xml:space="preserve"> available whenever </w:t>
+          <w:b/>
+          <w:bCs/>
+          <w:color w:val="D86DCB" w:themeColor="accent5" w:themeTint="99"/>
+          <w:sz w:val="32"/>
+          <w:szCs w:val="32"/>
+        </w:rPr>
+        <w:t>/</w:t>
       </w:r>
       <w:proofErr w:type="spellStart"/>
       <w:r>
         <w:rPr>
           <w:b/>
           <w:bCs/>
-          <w:sz w:val="32"/>
-          <w:szCs w:val="32"/>
-        </w:rPr>
-        <w:t>DataModel</w:t>
+          <w:color w:val="D86DCB" w:themeColor="accent5" w:themeTint="99"/>
+          <w:sz w:val="32"/>
+          <w:szCs w:val="32"/>
+        </w:rPr>
+        <w:t>material.dart</w:t>
       </w:r>
       <w:proofErr w:type="spellEnd"/>
-      <w:r>
-        <w:rPr>
-          <w:sz w:val="32"/>
-          <w:szCs w:val="32"/>
-        </w:rPr>
-        <w:t xml:space="preserve"> is imported</w:t>
-      </w:r>
-    </w:p>
-    <w:p>
-      <w:pPr>
-        <w:jc w:val="both"/>
-        <w:rPr>
-          <w:b/>
-          <w:bCs/>
-          <w:color w:val="D86DCB" w:themeColor="accent5" w:themeTint="99"/>
-          <w:sz w:val="32"/>
-          <w:szCs w:val="32"/>
-        </w:rPr>
-      </w:pPr>
-      <w:r>
-        <w:rPr>
-          <w:b/>
-          <w:bCs/>
-          <w:color w:val="D86DCB" w:themeColor="accent5" w:themeTint="99"/>
-          <w:sz w:val="32"/>
-          <w:szCs w:val="32"/>
-        </w:rPr>
-        <w:t>import '</w:t>
-      </w:r>
-      <w:proofErr w:type="spellStart"/>
-      <w:proofErr w:type="gramStart"/>
-      <w:r>
-        <w:rPr>
-          <w:b/>
-          <w:bCs/>
-          <w:color w:val="D86DCB" w:themeColor="accent5" w:themeTint="99"/>
-          <w:sz w:val="32"/>
-          <w:szCs w:val="32"/>
-        </w:rPr>
-        <w:t>package:flutter</w:t>
-      </w:r>
-      <w:proofErr w:type="spellEnd"/>
-      <w:r>
-        <w:rPr>
-          <w:b/>
-          <w:bCs/>
-          <w:color w:val="D86DCB" w:themeColor="accent5" w:themeTint="99"/>
-          <w:sz w:val="32"/>
-          <w:szCs w:val="32"/>
-        </w:rPr>
-        <w:t>/</w:t>
-      </w:r>
-      <w:proofErr w:type="spellStart"/>
-      <w:r>
-        <w:rPr>
-          <w:b/>
-          <w:bCs/>
-          <w:color w:val="D86DCB" w:themeColor="accent5" w:themeTint="99"/>
-          <w:sz w:val="32"/>
-          <w:szCs w:val="32"/>
-        </w:rPr>
-        <w:t>material.dart</w:t>
-      </w:r>
-      <w:proofErr w:type="spellEnd"/>
-      <w:proofErr w:type="gramEnd"/>
       <w:r>
         <w:rPr>
           <w:b/>
@@ -16093,7 +15898,6 @@
         <w:t xml:space="preserve"> too early in </w:t>
       </w:r>
       <w:proofErr w:type="spellStart"/>
-      <w:proofErr w:type="gramStart"/>
       <w:r>
         <w:rPr>
           <w:b/>
@@ -16111,17 +15915,7 @@
           <w:sz w:val="32"/>
           <w:szCs w:val="32"/>
         </w:rPr>
-        <w:t>(</w:t>
-      </w:r>
-      <w:proofErr w:type="gramEnd"/>
-      <w:r>
-        <w:rPr>
-          <w:b/>
-          <w:bCs/>
-          <w:sz w:val="32"/>
-          <w:szCs w:val="32"/>
-        </w:rPr>
-        <w:t>)</w:t>
+        <w:t>()</w:t>
       </w:r>
       <w:r>
         <w:rPr>
@@ -16237,25 +16031,14 @@
         </w:rPr>
         <w:t xml:space="preserve"> is only available in the </w:t>
       </w:r>
-      <w:proofErr w:type="gramStart"/>
-      <w:r>
-        <w:rPr>
-          <w:b/>
-          <w:bCs/>
-          <w:sz w:val="32"/>
-          <w:szCs w:val="32"/>
-        </w:rPr>
-        <w:t>build(</w:t>
-      </w:r>
-      <w:proofErr w:type="gramEnd"/>
-      <w:r>
-        <w:rPr>
-          <w:b/>
-          <w:bCs/>
-          <w:sz w:val="32"/>
-          <w:szCs w:val="32"/>
-        </w:rPr>
-        <w:t>)</w:t>
+      <w:r>
+        <w:rPr>
+          <w:b/>
+          <w:bCs/>
+          <w:sz w:val="32"/>
+          <w:szCs w:val="32"/>
+        </w:rPr>
+        <w:t>build()</w:t>
       </w:r>
       <w:r>
         <w:rPr>
@@ -16274,7 +16057,6 @@
         <w:t>_</w:t>
       </w:r>
       <w:proofErr w:type="spellStart"/>
-      <w:proofErr w:type="gramStart"/>
       <w:r>
         <w:rPr>
           <w:b/>
@@ -16292,17 +16074,7 @@
           <w:sz w:val="32"/>
           <w:szCs w:val="32"/>
         </w:rPr>
-        <w:t>(</w:t>
-      </w:r>
-      <w:proofErr w:type="gramEnd"/>
-      <w:r>
-        <w:rPr>
-          <w:b/>
-          <w:bCs/>
-          <w:sz w:val="32"/>
-          <w:szCs w:val="32"/>
-        </w:rPr>
-        <w:t>)</w:t>
+        <w:t>()</w:t>
       </w:r>
       <w:r>
         <w:rPr>
@@ -16386,25 +16158,14 @@
         </w:rPr>
         <w:t xml:space="preserve"> is available in the </w:t>
       </w:r>
-      <w:proofErr w:type="gramStart"/>
-      <w:r>
-        <w:rPr>
-          <w:b/>
-          <w:bCs/>
-          <w:sz w:val="32"/>
-          <w:szCs w:val="32"/>
-        </w:rPr>
-        <w:t>build(</w:t>
-      </w:r>
-      <w:proofErr w:type="gramEnd"/>
-      <w:r>
-        <w:rPr>
-          <w:b/>
-          <w:bCs/>
-          <w:sz w:val="32"/>
-          <w:szCs w:val="32"/>
-        </w:rPr>
-        <w:t xml:space="preserve">) </w:t>
+      <w:r>
+        <w:rPr>
+          <w:b/>
+          <w:bCs/>
+          <w:sz w:val="32"/>
+          <w:szCs w:val="32"/>
+        </w:rPr>
+        <w:t xml:space="preserve">build() </w:t>
       </w:r>
       <w:r>
         <w:rPr>
@@ -16541,352 +16302,319 @@
           <w:sz w:val="32"/>
           <w:szCs w:val="32"/>
         </w:rPr>
+        <w:t xml:space="preserve"> dispose()</w:t>
+      </w:r>
+      <w:r>
+        <w:rPr>
+          <w:sz w:val="32"/>
+          <w:szCs w:val="32"/>
+        </w:rPr>
+        <w:t xml:space="preserve"> method because while screen  is disposing </w:t>
+      </w:r>
+      <w:r>
+        <w:rPr>
+          <w:b/>
+          <w:bCs/>
+          <w:sz w:val="32"/>
+          <w:szCs w:val="32"/>
+        </w:rPr>
+        <w:t>context</w:t>
+      </w:r>
+      <w:r>
+        <w:rPr>
+          <w:sz w:val="32"/>
+          <w:szCs w:val="32"/>
+        </w:rPr>
+        <w:t xml:space="preserve"> might not be even available and will throw error</w:t>
+      </w:r>
+    </w:p>
+    <w:p>
+      <w:pPr>
+        <w:jc w:val="both"/>
+        <w:rPr>
+          <w:sz w:val="32"/>
+          <w:szCs w:val="32"/>
+        </w:rPr>
+      </w:pPr>
+    </w:p>
+    <w:p>
+      <w:pPr>
+        <w:jc w:val="center"/>
+        <w:rPr>
+          <w:sz w:val="32"/>
+          <w:szCs w:val="32"/>
+        </w:rPr>
+      </w:pPr>
+      <w:r>
+        <w:rPr>
+          <w:sz w:val="32"/>
+          <w:szCs w:val="32"/>
+        </w:rPr>
+        <w:t>Break</w:t>
+      </w:r>
+    </w:p>
+    <w:p>
+      <w:pPr>
+        <w:jc w:val="both"/>
+        <w:rPr>
+          <w:sz w:val="32"/>
+          <w:szCs w:val="32"/>
+        </w:rPr>
+      </w:pPr>
+    </w:p>
+    <w:p>
+      <w:pPr>
+        <w:jc w:val="both"/>
+        <w:rPr>
+          <w:b/>
+          <w:bCs/>
+          <w:sz w:val="32"/>
+          <w:szCs w:val="32"/>
+        </w:rPr>
+      </w:pPr>
+      <w:r>
+        <w:rPr>
+          <w:b/>
+          <w:bCs/>
+          <w:sz w:val="32"/>
+          <w:szCs w:val="32"/>
+        </w:rPr>
+        <w:t>Color/Size Picker (UI Pattern):</w:t>
+      </w:r>
+    </w:p>
+    <w:p>
+      <w:pPr>
+        <w:jc w:val="both"/>
+        <w:rPr>
+          <w:sz w:val="32"/>
+          <w:szCs w:val="32"/>
+        </w:rPr>
+      </w:pPr>
+      <w:r>
+        <w:rPr>
+          <w:sz w:val="32"/>
+          <w:szCs w:val="32"/>
+        </w:rPr>
+        <w:t xml:space="preserve"># </w:t>
+      </w:r>
+      <w:r>
+        <w:rPr>
+          <w:sz w:val="32"/>
+          <w:szCs w:val="32"/>
+        </w:rPr>
+        <w:t>See f45 advanced UI design doc</w:t>
+      </w:r>
+    </w:p>
+    <w:p>
+      <w:pPr>
+        <w:jc w:val="both"/>
+        <w:rPr>
+          <w:sz w:val="32"/>
+          <w:szCs w:val="32"/>
+        </w:rPr>
+      </w:pPr>
+    </w:p>
+    <w:p>
+      <w:pPr>
+        <w:jc w:val="both"/>
+        <w:rPr>
+          <w:sz w:val="32"/>
+          <w:szCs w:val="32"/>
+        </w:rPr>
+      </w:pPr>
+    </w:p>
+    <w:p>
+      <w:pPr>
+        <w:jc w:val="both"/>
+        <w:rPr>
+          <w:b/>
+          <w:bCs/>
+          <w:sz w:val="32"/>
+          <w:szCs w:val="32"/>
+        </w:rPr>
+      </w:pPr>
+      <w:r>
+        <w:rPr>
+          <w:b/>
+          <w:bCs/>
+          <w:sz w:val="32"/>
+          <w:szCs w:val="32"/>
+        </w:rPr>
+        <w:t xml:space="preserve">Platform Specific Asset Building (In </w:t>
+      </w:r>
+      <w:proofErr w:type="spellStart"/>
+      <w:r>
+        <w:rPr>
+          <w:b/>
+          <w:bCs/>
+          <w:sz w:val="32"/>
+          <w:szCs w:val="32"/>
+        </w:rPr>
+        <w:t>pusec.yaml</w:t>
+      </w:r>
+      <w:proofErr w:type="spellEnd"/>
+      <w:r>
+        <w:rPr>
+          <w:b/>
+          <w:bCs/>
+          <w:sz w:val="32"/>
+          <w:szCs w:val="32"/>
+        </w:rPr>
+        <w:t>):</w:t>
+      </w:r>
+    </w:p>
+    <w:p>
+      <w:pPr>
+        <w:jc w:val="both"/>
+        <w:rPr>
+          <w:sz w:val="32"/>
+          <w:szCs w:val="32"/>
+        </w:rPr>
+      </w:pPr>
+      <w:r>
+        <w:rPr>
+          <w:sz w:val="32"/>
+          <w:szCs w:val="32"/>
+        </w:rPr>
+        <w:t xml:space="preserve"># See f7 build </w:t>
+      </w:r>
+      <w:proofErr w:type="spellStart"/>
+      <w:r>
+        <w:rPr>
+          <w:sz w:val="32"/>
+          <w:szCs w:val="32"/>
+        </w:rPr>
+        <w:t>apks</w:t>
+      </w:r>
+      <w:proofErr w:type="spellEnd"/>
+      <w:r>
+        <w:rPr>
+          <w:sz w:val="32"/>
+          <w:szCs w:val="32"/>
+        </w:rPr>
+        <w:t xml:space="preserve"> documentation for more info.</w:t>
+      </w:r>
+    </w:p>
+    <w:p>
+      <w:pPr>
+        <w:jc w:val="both"/>
+        <w:rPr>
+          <w:sz w:val="32"/>
+          <w:szCs w:val="32"/>
+        </w:rPr>
+      </w:pPr>
+    </w:p>
+    <w:p>
+      <w:pPr>
+        <w:jc w:val="center"/>
+        <w:rPr>
+          <w:sz w:val="32"/>
+          <w:szCs w:val="32"/>
+        </w:rPr>
+      </w:pPr>
+      <w:r>
+        <w:rPr>
+          <w:sz w:val="32"/>
+          <w:szCs w:val="32"/>
+        </w:rPr>
+        <w:t>Break</w:t>
+      </w:r>
+    </w:p>
+    <w:p>
+      <w:pPr>
+        <w:jc w:val="both"/>
+        <w:rPr>
+          <w:sz w:val="32"/>
+          <w:szCs w:val="32"/>
+        </w:rPr>
+      </w:pPr>
+    </w:p>
+    <w:p>
+      <w:pPr>
+        <w:jc w:val="both"/>
+        <w:rPr>
+          <w:b/>
+          <w:bCs/>
+          <w:sz w:val="32"/>
+          <w:szCs w:val="32"/>
+        </w:rPr>
+      </w:pPr>
+      <w:r>
+        <w:rPr>
+          <w:b/>
+          <w:bCs/>
+          <w:sz w:val="32"/>
+          <w:szCs w:val="32"/>
+        </w:rPr>
+        <w:t>Image Precaching:</w:t>
+      </w:r>
+    </w:p>
+    <w:p>
+      <w:pPr>
+        <w:jc w:val="both"/>
+        <w:rPr>
+          <w:sz w:val="32"/>
+          <w:szCs w:val="32"/>
+        </w:rPr>
+      </w:pPr>
+      <w:r>
+        <w:rPr>
+          <w:sz w:val="32"/>
+          <w:szCs w:val="32"/>
+        </w:rPr>
+        <w:t xml:space="preserve"># </w:t>
+      </w:r>
+      <w:r>
+        <w:rPr>
+          <w:sz w:val="32"/>
+          <w:szCs w:val="32"/>
+        </w:rPr>
+        <w:t>Unlike SVG precaching, Image Precaching is an official Flutter API and is used much more often in production.</w:t>
+      </w:r>
+    </w:p>
+    <w:p>
+      <w:pPr>
+        <w:jc w:val="both"/>
+        <w:rPr>
+          <w:sz w:val="32"/>
+          <w:szCs w:val="32"/>
+        </w:rPr>
+      </w:pPr>
+      <w:r>
+        <w:rPr>
+          <w:sz w:val="32"/>
+          <w:szCs w:val="32"/>
+        </w:rPr>
+        <w:t># The method for this is called</w:t>
+      </w:r>
+      <w:r>
+        <w:rPr>
+          <w:b/>
+          <w:bCs/>
+          <w:sz w:val="32"/>
+          <w:szCs w:val="32"/>
+        </w:rPr>
         <w:t xml:space="preserve"> </w:t>
       </w:r>
-      <w:proofErr w:type="gramStart"/>
-      <w:r>
-        <w:rPr>
-          <w:b/>
-          <w:bCs/>
-          <w:sz w:val="32"/>
-          <w:szCs w:val="32"/>
-        </w:rPr>
-        <w:t>dispose(</w:t>
-      </w:r>
-      <w:proofErr w:type="gramEnd"/>
-      <w:r>
-        <w:rPr>
-          <w:b/>
-          <w:bCs/>
-          <w:sz w:val="32"/>
-          <w:szCs w:val="32"/>
-        </w:rPr>
-        <w:t>)</w:t>
-      </w:r>
-      <w:r>
-        <w:rPr>
-          <w:sz w:val="32"/>
-          <w:szCs w:val="32"/>
-        </w:rPr>
-        <w:t xml:space="preserve"> method because while screen  is disposing </w:t>
-      </w:r>
-      <w:r>
-        <w:rPr>
-          <w:b/>
-          <w:bCs/>
-          <w:sz w:val="32"/>
-          <w:szCs w:val="32"/>
-        </w:rPr>
-        <w:t>context</w:t>
-      </w:r>
-      <w:r>
-        <w:rPr>
-          <w:sz w:val="32"/>
-          <w:szCs w:val="32"/>
-        </w:rPr>
-        <w:t xml:space="preserve"> might not be even available and will throw error</w:t>
-      </w:r>
-    </w:p>
-    <w:p>
-      <w:pPr>
-        <w:jc w:val="both"/>
-        <w:rPr>
-          <w:sz w:val="32"/>
-          <w:szCs w:val="32"/>
-        </w:rPr>
-      </w:pPr>
-    </w:p>
-    <w:p>
-      <w:pPr>
-        <w:jc w:val="center"/>
-        <w:rPr>
-          <w:sz w:val="32"/>
-          <w:szCs w:val="32"/>
-        </w:rPr>
-      </w:pPr>
-      <w:r>
-        <w:rPr>
-          <w:sz w:val="32"/>
-          <w:szCs w:val="32"/>
-        </w:rPr>
-        <w:t>Break</w:t>
-      </w:r>
-    </w:p>
-    <w:p>
-      <w:pPr>
-        <w:jc w:val="both"/>
-        <w:rPr>
-          <w:sz w:val="32"/>
-          <w:szCs w:val="32"/>
-        </w:rPr>
-      </w:pPr>
-    </w:p>
-    <w:p>
-      <w:pPr>
-        <w:jc w:val="both"/>
-        <w:rPr>
-          <w:b/>
-          <w:bCs/>
-          <w:sz w:val="32"/>
-          <w:szCs w:val="32"/>
-        </w:rPr>
-      </w:pPr>
-      <w:r>
-        <w:rPr>
-          <w:b/>
-          <w:bCs/>
-          <w:sz w:val="32"/>
-          <w:szCs w:val="32"/>
-        </w:rPr>
-        <w:t>Color/Size Picker (UI Pattern):</w:t>
-      </w:r>
-    </w:p>
-    <w:p>
-      <w:pPr>
-        <w:jc w:val="both"/>
-        <w:rPr>
-          <w:sz w:val="32"/>
-          <w:szCs w:val="32"/>
-        </w:rPr>
-      </w:pPr>
-      <w:r>
-        <w:rPr>
-          <w:sz w:val="32"/>
-          <w:szCs w:val="32"/>
-        </w:rPr>
-        <w:t xml:space="preserve"># </w:t>
-      </w:r>
-      <w:r>
-        <w:rPr>
-          <w:sz w:val="32"/>
-          <w:szCs w:val="32"/>
-        </w:rPr>
-        <w:t>See f45 advanced UI design doc</w:t>
-      </w:r>
-    </w:p>
-    <w:p>
-      <w:pPr>
-        <w:jc w:val="both"/>
-        <w:rPr>
-          <w:sz w:val="32"/>
-          <w:szCs w:val="32"/>
-        </w:rPr>
-      </w:pPr>
-    </w:p>
-    <w:p>
-      <w:pPr>
-        <w:jc w:val="both"/>
-        <w:rPr>
-          <w:sz w:val="32"/>
-          <w:szCs w:val="32"/>
-        </w:rPr>
-      </w:pPr>
-    </w:p>
-    <w:p>
-      <w:pPr>
-        <w:jc w:val="both"/>
-        <w:rPr>
-          <w:b/>
-          <w:bCs/>
-          <w:sz w:val="32"/>
-          <w:szCs w:val="32"/>
-        </w:rPr>
-      </w:pPr>
-      <w:r>
-        <w:rPr>
-          <w:b/>
-          <w:bCs/>
-          <w:sz w:val="32"/>
-          <w:szCs w:val="32"/>
-        </w:rPr>
-        <w:t xml:space="preserve">Platform Specific Asset Building (In </w:t>
-      </w:r>
       <w:proofErr w:type="spellStart"/>
-      <w:proofErr w:type="gramStart"/>
-      <w:r>
-        <w:rPr>
-          <w:b/>
-          <w:bCs/>
-          <w:sz w:val="32"/>
-          <w:szCs w:val="32"/>
-        </w:rPr>
-        <w:t>pusec.yaml</w:t>
+      <w:r>
+        <w:rPr>
+          <w:b/>
+          <w:bCs/>
+          <w:sz w:val="32"/>
+          <w:szCs w:val="32"/>
+        </w:rPr>
+        <w:t>precacheImage</w:t>
       </w:r>
       <w:proofErr w:type="spellEnd"/>
-      <w:proofErr w:type="gramEnd"/>
-      <w:r>
-        <w:rPr>
-          <w:b/>
-          <w:bCs/>
-          <w:sz w:val="32"/>
-          <w:szCs w:val="32"/>
-        </w:rPr>
-        <w:t>):</w:t>
-      </w:r>
-    </w:p>
-    <w:p>
-      <w:pPr>
-        <w:jc w:val="both"/>
-        <w:rPr>
-          <w:sz w:val="32"/>
-          <w:szCs w:val="32"/>
-        </w:rPr>
-      </w:pPr>
-      <w:r>
-        <w:rPr>
-          <w:sz w:val="32"/>
-          <w:szCs w:val="32"/>
-        </w:rPr>
-        <w:t xml:space="preserve"># See f7 build </w:t>
-      </w:r>
-      <w:proofErr w:type="spellStart"/>
-      <w:r>
-        <w:rPr>
-          <w:sz w:val="32"/>
-          <w:szCs w:val="32"/>
-        </w:rPr>
-        <w:t>apks</w:t>
-      </w:r>
-      <w:proofErr w:type="spellEnd"/>
-      <w:r>
-        <w:rPr>
-          <w:sz w:val="32"/>
-          <w:szCs w:val="32"/>
-        </w:rPr>
-        <w:t xml:space="preserve"> documentation for more info.</w:t>
-      </w:r>
-    </w:p>
-    <w:p>
-      <w:pPr>
-        <w:jc w:val="both"/>
-        <w:rPr>
-          <w:sz w:val="32"/>
-          <w:szCs w:val="32"/>
-        </w:rPr>
-      </w:pPr>
-    </w:p>
-    <w:p>
-      <w:pPr>
-        <w:jc w:val="center"/>
-        <w:rPr>
-          <w:sz w:val="32"/>
-          <w:szCs w:val="32"/>
-        </w:rPr>
-      </w:pPr>
-      <w:r>
-        <w:rPr>
-          <w:sz w:val="32"/>
-          <w:szCs w:val="32"/>
-        </w:rPr>
-        <w:t>Break</w:t>
-      </w:r>
-    </w:p>
-    <w:p>
-      <w:pPr>
-        <w:jc w:val="both"/>
-        <w:rPr>
-          <w:sz w:val="32"/>
-          <w:szCs w:val="32"/>
-        </w:rPr>
-      </w:pPr>
-    </w:p>
-    <w:p>
-      <w:pPr>
-        <w:jc w:val="both"/>
-        <w:rPr>
-          <w:b/>
-          <w:bCs/>
-          <w:sz w:val="32"/>
-          <w:szCs w:val="32"/>
-        </w:rPr>
-      </w:pPr>
-      <w:r>
-        <w:rPr>
-          <w:b/>
-          <w:bCs/>
-          <w:sz w:val="32"/>
-          <w:szCs w:val="32"/>
-        </w:rPr>
-        <w:t>Image Precaching:</w:t>
-      </w:r>
-    </w:p>
-    <w:p>
-      <w:pPr>
-        <w:jc w:val="both"/>
-        <w:rPr>
-          <w:sz w:val="32"/>
-          <w:szCs w:val="32"/>
-        </w:rPr>
-      </w:pPr>
-      <w:r>
-        <w:rPr>
-          <w:sz w:val="32"/>
-          <w:szCs w:val="32"/>
-        </w:rPr>
-        <w:t xml:space="preserve"># </w:t>
-      </w:r>
-      <w:r>
-        <w:rPr>
-          <w:sz w:val="32"/>
-          <w:szCs w:val="32"/>
-        </w:rPr>
-        <w:t>Unlike SVG precaching, Image Precaching is an official Flutter API and is used much more often in production.</w:t>
-      </w:r>
-    </w:p>
-    <w:p>
-      <w:pPr>
-        <w:jc w:val="both"/>
-        <w:rPr>
-          <w:sz w:val="32"/>
-          <w:szCs w:val="32"/>
-        </w:rPr>
-      </w:pPr>
-      <w:r>
-        <w:rPr>
-          <w:sz w:val="32"/>
-          <w:szCs w:val="32"/>
-        </w:rPr>
-        <w:t># The method for this is called</w:t>
-      </w:r>
-      <w:r>
-        <w:rPr>
-          <w:b/>
-          <w:bCs/>
-          <w:sz w:val="32"/>
-          <w:szCs w:val="32"/>
-        </w:rPr>
-        <w:t xml:space="preserve"> </w:t>
-      </w:r>
-      <w:proofErr w:type="spellStart"/>
-      <w:proofErr w:type="gramStart"/>
-      <w:r>
-        <w:rPr>
-          <w:b/>
-          <w:bCs/>
-          <w:sz w:val="32"/>
-          <w:szCs w:val="32"/>
-        </w:rPr>
-        <w:t>precacheImage</w:t>
-      </w:r>
-      <w:proofErr w:type="spellEnd"/>
-      <w:r>
-        <w:rPr>
-          <w:b/>
-          <w:bCs/>
-          <w:sz w:val="32"/>
-          <w:szCs w:val="32"/>
-        </w:rPr>
-        <w:t>(</w:t>
-      </w:r>
-      <w:proofErr w:type="gramEnd"/>
-      <w:r>
-        <w:rPr>
-          <w:b/>
-          <w:bCs/>
-          <w:sz w:val="32"/>
-          <w:szCs w:val="32"/>
-        </w:rPr>
-        <w:t>)</w:t>
+      <w:r>
+        <w:rPr>
+          <w:b/>
+          <w:bCs/>
+          <w:sz w:val="32"/>
+          <w:szCs w:val="32"/>
+        </w:rPr>
+        <w:t>()</w:t>
       </w:r>
     </w:p>
     <w:p>
@@ -17536,7 +17264,6 @@
         <w:t xml:space="preserve"># Use the </w:t>
       </w:r>
       <w:proofErr w:type="spellStart"/>
-      <w:proofErr w:type="gramStart"/>
       <w:r>
         <w:rPr>
           <w:b/>
@@ -17554,17 +17281,7 @@
           <w:sz w:val="32"/>
           <w:szCs w:val="32"/>
         </w:rPr>
-        <w:t>(</w:t>
-      </w:r>
-      <w:proofErr w:type="gramEnd"/>
-      <w:r>
-        <w:rPr>
-          <w:b/>
-          <w:bCs/>
-          <w:sz w:val="32"/>
-          <w:szCs w:val="32"/>
-        </w:rPr>
-        <w:t>)</w:t>
+        <w:t>()</w:t>
       </w:r>
       <w:r>
         <w:rPr>
@@ -17966,7 +17683,6 @@
         <w:t xml:space="preserve"># </w:t>
       </w:r>
       <w:proofErr w:type="spellStart"/>
-      <w:proofErr w:type="gramStart"/>
       <w:r>
         <w:rPr>
           <w:b/>
@@ -17984,17 +17700,7 @@
           <w:sz w:val="32"/>
           <w:szCs w:val="32"/>
         </w:rPr>
-        <w:t>(</w:t>
-      </w:r>
-      <w:proofErr w:type="gramEnd"/>
-      <w:r>
-        <w:rPr>
-          <w:b/>
-          <w:bCs/>
-          <w:sz w:val="32"/>
-          <w:szCs w:val="32"/>
-        </w:rPr>
-        <w:t>)</w:t>
+        <w:t>()</w:t>
       </w:r>
       <w:r>
         <w:rPr>
@@ -18018,7 +17724,6 @@
         </w:rPr>
       </w:pPr>
       <w:proofErr w:type="spellStart"/>
-      <w:proofErr w:type="gramStart"/>
       <w:r>
         <w:rPr>
           <w:b/>
@@ -18037,17 +17742,7 @@
           <w:sz w:val="32"/>
           <w:szCs w:val="32"/>
         </w:rPr>
-        <w:t>(</w:t>
-      </w:r>
-      <w:proofErr w:type="gramEnd"/>
-      <w:r>
-        <w:rPr>
-          <w:b/>
-          <w:bCs/>
-          <w:sz w:val="32"/>
-          <w:szCs w:val="32"/>
-        </w:rPr>
-        <w:t>)</w:t>
+        <w:t>()</w:t>
       </w:r>
       <w:r>
         <w:rPr>
@@ -18272,7 +17967,6 @@
         <w:t xml:space="preserve">await </w:t>
       </w:r>
       <w:proofErr w:type="spellStart"/>
-      <w:proofErr w:type="gramStart"/>
       <w:r>
         <w:rPr>
           <w:b/>
@@ -18294,7 +17988,6 @@
         </w:rPr>
         <w:t>(</w:t>
       </w:r>
-      <w:proofErr w:type="gramEnd"/>
     </w:p>
     <w:p>
       <w:pPr>
@@ -18318,7 +18011,6 @@
         <w:t xml:space="preserve">  const </w:t>
       </w:r>
       <w:proofErr w:type="spellStart"/>
-      <w:proofErr w:type="gramStart"/>
       <w:r>
         <w:rPr>
           <w:b/>
@@ -18340,7 +18032,6 @@
         </w:rPr>
         <w:t>(</w:t>
       </w:r>
-      <w:proofErr w:type="gramEnd"/>
     </w:p>
     <w:p>
       <w:pPr>
@@ -18512,7 +18203,6 @@
         <w:t xml:space="preserve"># Before navigation precache the image using </w:t>
       </w:r>
       <w:proofErr w:type="spellStart"/>
-      <w:proofErr w:type="gramStart"/>
       <w:r>
         <w:rPr>
           <w:b/>
@@ -18530,17 +18220,7 @@
           <w:sz w:val="32"/>
           <w:szCs w:val="32"/>
         </w:rPr>
-        <w:t>(</w:t>
-      </w:r>
-      <w:proofErr w:type="gramEnd"/>
-      <w:r>
-        <w:rPr>
-          <w:b/>
-          <w:bCs/>
-          <w:sz w:val="32"/>
-          <w:szCs w:val="32"/>
-        </w:rPr>
-        <w:t xml:space="preserve">) </w:t>
+        <w:t xml:space="preserve">() </w:t>
       </w:r>
       <w:r>
         <w:rPr>
@@ -18609,7 +18289,6 @@
         <w:t xml:space="preserve"> </w:t>
       </w:r>
       <w:proofErr w:type="spellStart"/>
-      <w:proofErr w:type="gramStart"/>
       <w:r>
         <w:rPr>
           <w:b/>
@@ -18627,17 +18306,7 @@
           <w:sz w:val="32"/>
           <w:szCs w:val="32"/>
         </w:rPr>
-        <w:t>(</w:t>
-      </w:r>
-      <w:proofErr w:type="gramEnd"/>
-      <w:r>
-        <w:rPr>
-          <w:b/>
-          <w:bCs/>
-          <w:sz w:val="32"/>
-          <w:szCs w:val="32"/>
-        </w:rPr>
-        <w:t xml:space="preserve">) </w:t>
+        <w:t xml:space="preserve">() </w:t>
       </w:r>
       <w:r>
         <w:rPr>
@@ -18656,7 +18325,6 @@
         <w:t xml:space="preserve"> </w:t>
       </w:r>
       <w:proofErr w:type="spellStart"/>
-      <w:proofErr w:type="gramStart"/>
       <w:r>
         <w:rPr>
           <w:b/>
@@ -18674,17 +18342,7 @@
           <w:sz w:val="32"/>
           <w:szCs w:val="32"/>
         </w:rPr>
-        <w:t>(</w:t>
-      </w:r>
-      <w:proofErr w:type="gramEnd"/>
-      <w:r>
-        <w:rPr>
-          <w:b/>
-          <w:bCs/>
-          <w:sz w:val="32"/>
-          <w:szCs w:val="32"/>
-        </w:rPr>
-        <w:t xml:space="preserve">) </w:t>
+        <w:t xml:space="preserve">() </w:t>
       </w:r>
       <w:r>
         <w:rPr>
@@ -18770,7 +18428,6 @@
         <w:t xml:space="preserve">#Here, </w:t>
       </w:r>
       <w:proofErr w:type="spellStart"/>
-      <w:proofErr w:type="gramStart"/>
       <w:r>
         <w:rPr>
           <w:b/>
@@ -18788,94 +18445,491 @@
           <w:sz w:val="32"/>
           <w:szCs w:val="32"/>
         </w:rPr>
+        <w:t xml:space="preserve">() </w:t>
+      </w:r>
+      <w:r>
+        <w:rPr>
+          <w:sz w:val="32"/>
+          <w:szCs w:val="32"/>
+        </w:rPr>
+        <w:t>returns an</w:t>
+      </w:r>
+      <w:r>
+        <w:rPr>
+          <w:b/>
+          <w:bCs/>
+          <w:sz w:val="32"/>
+          <w:szCs w:val="32"/>
+        </w:rPr>
+        <w:t xml:space="preserve"> </w:t>
+      </w:r>
+      <w:proofErr w:type="spellStart"/>
+      <w:r>
+        <w:rPr>
+          <w:b/>
+          <w:bCs/>
+          <w:sz w:val="32"/>
+          <w:szCs w:val="32"/>
+        </w:rPr>
+        <w:t>ImagPro</w:t>
+      </w:r>
+      <w:r>
+        <w:rPr>
+          <w:b/>
+          <w:bCs/>
+          <w:sz w:val="32"/>
+          <w:szCs w:val="32"/>
+        </w:rPr>
+        <w:t>s</w:t>
+      </w:r>
+      <w:r>
+        <w:rPr>
+          <w:b/>
+          <w:bCs/>
+          <w:sz w:val="32"/>
+          <w:szCs w:val="32"/>
+        </w:rPr>
+        <w:t>vider</w:t>
+      </w:r>
+      <w:proofErr w:type="spellEnd"/>
+      <w:r>
+        <w:rPr>
+          <w:sz w:val="32"/>
+          <w:szCs w:val="32"/>
+        </w:rPr>
+        <w:t xml:space="preserve"> instance not widget</w:t>
+      </w:r>
+    </w:p>
+    <w:p>
+      <w:pPr>
+        <w:jc w:val="both"/>
+        <w:rPr>
+          <w:b/>
+          <w:bCs/>
+          <w:color w:val="D86DCB" w:themeColor="accent5" w:themeTint="99"/>
+          <w:sz w:val="32"/>
+          <w:szCs w:val="32"/>
+        </w:rPr>
+      </w:pPr>
+      <w:r>
+        <w:rPr>
+          <w:b/>
+          <w:bCs/>
+          <w:color w:val="D86DCB" w:themeColor="accent5" w:themeTint="99"/>
+          <w:sz w:val="32"/>
+          <w:szCs w:val="32"/>
+        </w:rPr>
+        <w:t xml:space="preserve">await </w:t>
+      </w:r>
+      <w:proofErr w:type="spellStart"/>
+      <w:r>
+        <w:rPr>
+          <w:b/>
+          <w:bCs/>
+          <w:color w:val="D86DCB" w:themeColor="accent5" w:themeTint="99"/>
+          <w:sz w:val="32"/>
+          <w:szCs w:val="32"/>
+        </w:rPr>
+        <w:t>precacheImage</w:t>
+      </w:r>
+      <w:proofErr w:type="spellEnd"/>
+      <w:r>
+        <w:rPr>
+          <w:b/>
+          <w:bCs/>
+          <w:color w:val="D86DCB" w:themeColor="accent5" w:themeTint="99"/>
+          <w:sz w:val="32"/>
+          <w:szCs w:val="32"/>
+        </w:rPr>
         <w:t>(</w:t>
       </w:r>
-      <w:proofErr w:type="gramEnd"/>
-      <w:r>
-        <w:rPr>
-          <w:b/>
-          <w:bCs/>
-          <w:sz w:val="32"/>
-          <w:szCs w:val="32"/>
-        </w:rPr>
-        <w:t xml:space="preserve">) </w:t>
-      </w:r>
-      <w:r>
-        <w:rPr>
-          <w:sz w:val="32"/>
-          <w:szCs w:val="32"/>
-        </w:rPr>
-        <w:t>returns an</w:t>
-      </w:r>
-      <w:r>
-        <w:rPr>
-          <w:b/>
-          <w:bCs/>
-          <w:sz w:val="32"/>
-          <w:szCs w:val="32"/>
-        </w:rPr>
-        <w:t xml:space="preserve"> </w:t>
+    </w:p>
+    <w:p>
+      <w:pPr>
+        <w:jc w:val="both"/>
+        <w:rPr>
+          <w:b/>
+          <w:bCs/>
+          <w:color w:val="D86DCB" w:themeColor="accent5" w:themeTint="99"/>
+          <w:sz w:val="32"/>
+          <w:szCs w:val="32"/>
+        </w:rPr>
+      </w:pPr>
+      <w:r>
+        <w:rPr>
+          <w:b/>
+          <w:bCs/>
+          <w:color w:val="D86DCB" w:themeColor="accent5" w:themeTint="99"/>
+          <w:sz w:val="32"/>
+          <w:szCs w:val="32"/>
+        </w:rPr>
+        <w:t xml:space="preserve">      const </w:t>
       </w:r>
       <w:proofErr w:type="spellStart"/>
       <w:r>
         <w:rPr>
           <w:b/>
           <w:bCs/>
-          <w:sz w:val="32"/>
-          <w:szCs w:val="32"/>
-        </w:rPr>
-        <w:t>ImagPro</w:t>
-      </w:r>
-      <w:r>
-        <w:rPr>
-          <w:b/>
-          <w:bCs/>
-          <w:sz w:val="32"/>
-          <w:szCs w:val="32"/>
-        </w:rPr>
-        <w:t>s</w:t>
-      </w:r>
-      <w:r>
-        <w:rPr>
-          <w:b/>
-          <w:bCs/>
-          <w:sz w:val="32"/>
-          <w:szCs w:val="32"/>
-        </w:rPr>
-        <w:t>vider</w:t>
+          <w:color w:val="D86DCB" w:themeColor="accent5" w:themeTint="99"/>
+          <w:sz w:val="32"/>
+          <w:szCs w:val="32"/>
+        </w:rPr>
+        <w:t>AssetImage</w:t>
       </w:r>
       <w:proofErr w:type="spellEnd"/>
       <w:r>
         <w:rPr>
-          <w:sz w:val="32"/>
-          <w:szCs w:val="32"/>
-        </w:rPr>
-        <w:t xml:space="preserve"> instance not widget</w:t>
-      </w:r>
-    </w:p>
-    <w:p>
-      <w:pPr>
-        <w:jc w:val="both"/>
-        <w:rPr>
-          <w:b/>
-          <w:bCs/>
-          <w:color w:val="D86DCB" w:themeColor="accent5" w:themeTint="99"/>
-          <w:sz w:val="32"/>
-          <w:szCs w:val="32"/>
-        </w:rPr>
-      </w:pPr>
-      <w:r>
-        <w:rPr>
-          <w:b/>
-          <w:bCs/>
-          <w:color w:val="D86DCB" w:themeColor="accent5" w:themeTint="99"/>
-          <w:sz w:val="32"/>
-          <w:szCs w:val="32"/>
-        </w:rPr>
-        <w:t xml:space="preserve">await </w:t>
-      </w:r>
+          <w:b/>
+          <w:bCs/>
+          <w:color w:val="D86DCB" w:themeColor="accent5" w:themeTint="99"/>
+          <w:sz w:val="32"/>
+          <w:szCs w:val="32"/>
+        </w:rPr>
+        <w:t>(</w:t>
+      </w:r>
+    </w:p>
+    <w:p>
+      <w:pPr>
+        <w:jc w:val="both"/>
+        <w:rPr>
+          <w:b/>
+          <w:bCs/>
+          <w:color w:val="D86DCB" w:themeColor="accent5" w:themeTint="99"/>
+          <w:sz w:val="32"/>
+          <w:szCs w:val="32"/>
+        </w:rPr>
+      </w:pPr>
+      <w:r>
+        <w:rPr>
+          <w:b/>
+          <w:bCs/>
+          <w:color w:val="D86DCB" w:themeColor="accent5" w:themeTint="99"/>
+          <w:sz w:val="32"/>
+          <w:szCs w:val="32"/>
+        </w:rPr>
+        <w:t xml:space="preserve">        'assets/images/banner.jpg',</w:t>
+      </w:r>
+    </w:p>
+    <w:p>
+      <w:pPr>
+        <w:jc w:val="both"/>
+        <w:rPr>
+          <w:b/>
+          <w:bCs/>
+          <w:color w:val="D86DCB" w:themeColor="accent5" w:themeTint="99"/>
+          <w:sz w:val="32"/>
+          <w:szCs w:val="32"/>
+        </w:rPr>
+      </w:pPr>
+      <w:r>
+        <w:rPr>
+          <w:b/>
+          <w:bCs/>
+          <w:color w:val="D86DCB" w:themeColor="accent5" w:themeTint="99"/>
+          <w:sz w:val="32"/>
+          <w:szCs w:val="32"/>
+        </w:rPr>
+        <w:t xml:space="preserve">      ),</w:t>
+      </w:r>
+    </w:p>
+    <w:p>
+      <w:pPr>
+        <w:jc w:val="both"/>
+        <w:rPr>
+          <w:b/>
+          <w:bCs/>
+          <w:color w:val="D86DCB" w:themeColor="accent5" w:themeTint="99"/>
+          <w:sz w:val="32"/>
+          <w:szCs w:val="32"/>
+        </w:rPr>
+      </w:pPr>
+      <w:r>
+        <w:rPr>
+          <w:b/>
+          <w:bCs/>
+          <w:color w:val="D86DCB" w:themeColor="accent5" w:themeTint="99"/>
+          <w:sz w:val="32"/>
+          <w:szCs w:val="32"/>
+        </w:rPr>
+        <w:t xml:space="preserve">      context,</w:t>
+      </w:r>
+    </w:p>
+    <w:p>
+      <w:pPr>
+        <w:jc w:val="both"/>
+        <w:rPr>
+          <w:b/>
+          <w:bCs/>
+          <w:color w:val="D86DCB" w:themeColor="accent5" w:themeTint="99"/>
+          <w:sz w:val="32"/>
+          <w:szCs w:val="32"/>
+        </w:rPr>
+      </w:pPr>
+      <w:r>
+        <w:rPr>
+          <w:b/>
+          <w:bCs/>
+          <w:color w:val="D86DCB" w:themeColor="accent5" w:themeTint="99"/>
+          <w:sz w:val="32"/>
+          <w:szCs w:val="32"/>
+        </w:rPr>
+        <w:t>);</w:t>
+      </w:r>
+    </w:p>
+    <w:p>
+      <w:pPr>
+        <w:jc w:val="both"/>
+        <w:rPr>
+          <w:b/>
+          <w:bCs/>
+          <w:color w:val="D86DCB" w:themeColor="accent5" w:themeTint="99"/>
+          <w:sz w:val="32"/>
+          <w:szCs w:val="32"/>
+        </w:rPr>
+      </w:pPr>
       <w:proofErr w:type="spellStart"/>
-      <w:proofErr w:type="gramStart"/>
+      <w:r>
+        <w:rPr>
+          <w:b/>
+          <w:bCs/>
+          <w:color w:val="D86DCB" w:themeColor="accent5" w:themeTint="99"/>
+          <w:sz w:val="32"/>
+          <w:szCs w:val="32"/>
+        </w:rPr>
+        <w:t>Navigator.pushReplacementNamed</w:t>
+      </w:r>
+      <w:proofErr w:type="spellEnd"/>
+      <w:r>
+        <w:rPr>
+          <w:b/>
+          <w:bCs/>
+          <w:color w:val="D86DCB" w:themeColor="accent5" w:themeTint="99"/>
+          <w:sz w:val="32"/>
+          <w:szCs w:val="32"/>
+        </w:rPr>
+        <w:t>(…);</w:t>
+      </w:r>
+    </w:p>
+    <w:p>
+      <w:pPr>
+        <w:jc w:val="both"/>
+        <w:rPr>
+          <w:b/>
+          <w:bCs/>
+          <w:color w:val="D86DCB" w:themeColor="accent5" w:themeTint="99"/>
+          <w:sz w:val="32"/>
+          <w:szCs w:val="32"/>
+        </w:rPr>
+      </w:pPr>
+      <w:r>
+        <w:rPr>
+          <w:b/>
+          <w:bCs/>
+          <w:color w:val="D86DCB" w:themeColor="accent5" w:themeTint="99"/>
+          <w:sz w:val="32"/>
+          <w:szCs w:val="32"/>
+        </w:rPr>
+        <w:t>// Or production pattern</w:t>
+      </w:r>
+    </w:p>
+    <w:p>
+      <w:pPr>
+        <w:jc w:val="both"/>
+        <w:rPr>
+          <w:b/>
+          <w:bCs/>
+          <w:color w:val="D86DCB" w:themeColor="accent5" w:themeTint="99"/>
+          <w:sz w:val="32"/>
+          <w:szCs w:val="32"/>
+        </w:rPr>
+      </w:pPr>
+      <w:r>
+        <w:rPr>
+          <w:b/>
+          <w:bCs/>
+          <w:color w:val="D86DCB" w:themeColor="accent5" w:themeTint="99"/>
+          <w:sz w:val="32"/>
+          <w:szCs w:val="32"/>
+        </w:rPr>
+        <w:t>class _</w:t>
+      </w:r>
+      <w:proofErr w:type="spellStart"/>
+      <w:r>
+        <w:rPr>
+          <w:b/>
+          <w:bCs/>
+          <w:color w:val="D86DCB" w:themeColor="accent5" w:themeTint="99"/>
+          <w:sz w:val="32"/>
+          <w:szCs w:val="32"/>
+        </w:rPr>
+        <w:t>SplashScreenState</w:t>
+      </w:r>
+      <w:proofErr w:type="spellEnd"/>
+      <w:r>
+        <w:rPr>
+          <w:b/>
+          <w:bCs/>
+          <w:color w:val="D86DCB" w:themeColor="accent5" w:themeTint="99"/>
+          <w:sz w:val="32"/>
+          <w:szCs w:val="32"/>
+        </w:rPr>
+        <w:t xml:space="preserve"> extends State&lt;</w:t>
+      </w:r>
+      <w:proofErr w:type="spellStart"/>
+      <w:r>
+        <w:rPr>
+          <w:b/>
+          <w:bCs/>
+          <w:color w:val="D86DCB" w:themeColor="accent5" w:themeTint="99"/>
+          <w:sz w:val="32"/>
+          <w:szCs w:val="32"/>
+        </w:rPr>
+        <w:t>SplashScreen</w:t>
+      </w:r>
+      <w:proofErr w:type="spellEnd"/>
+      <w:r>
+        <w:rPr>
+          <w:b/>
+          <w:bCs/>
+          <w:color w:val="D86DCB" w:themeColor="accent5" w:themeTint="99"/>
+          <w:sz w:val="32"/>
+          <w:szCs w:val="32"/>
+        </w:rPr>
+        <w:t>&gt; {</w:t>
+      </w:r>
+    </w:p>
+    <w:p>
+      <w:pPr>
+        <w:jc w:val="both"/>
+        <w:rPr>
+          <w:b/>
+          <w:bCs/>
+          <w:color w:val="D86DCB" w:themeColor="accent5" w:themeTint="99"/>
+          <w:sz w:val="32"/>
+          <w:szCs w:val="32"/>
+        </w:rPr>
+      </w:pPr>
+      <w:r>
+        <w:rPr>
+          <w:b/>
+          <w:bCs/>
+          <w:color w:val="D86DCB" w:themeColor="accent5" w:themeTint="99"/>
+          <w:sz w:val="32"/>
+          <w:szCs w:val="32"/>
+        </w:rPr>
+        <w:t xml:space="preserve">  @override</w:t>
+      </w:r>
+    </w:p>
+    <w:p>
+      <w:pPr>
+        <w:jc w:val="both"/>
+        <w:rPr>
+          <w:b/>
+          <w:bCs/>
+          <w:color w:val="D86DCB" w:themeColor="accent5" w:themeTint="99"/>
+          <w:sz w:val="32"/>
+          <w:szCs w:val="32"/>
+        </w:rPr>
+      </w:pPr>
+      <w:r>
+        <w:rPr>
+          <w:b/>
+          <w:bCs/>
+          <w:color w:val="D86DCB" w:themeColor="accent5" w:themeTint="99"/>
+          <w:sz w:val="32"/>
+          <w:szCs w:val="32"/>
+        </w:rPr>
+        <w:t xml:space="preserve">  void </w:t>
+      </w:r>
+      <w:proofErr w:type="spellStart"/>
+      <w:r>
+        <w:rPr>
+          <w:b/>
+          <w:bCs/>
+          <w:color w:val="D86DCB" w:themeColor="accent5" w:themeTint="99"/>
+          <w:sz w:val="32"/>
+          <w:szCs w:val="32"/>
+        </w:rPr>
+        <w:t>didChangeDependencies</w:t>
+      </w:r>
+      <w:proofErr w:type="spellEnd"/>
+      <w:r>
+        <w:rPr>
+          <w:b/>
+          <w:bCs/>
+          <w:color w:val="D86DCB" w:themeColor="accent5" w:themeTint="99"/>
+          <w:sz w:val="32"/>
+          <w:szCs w:val="32"/>
+        </w:rPr>
+        <w:t>() {</w:t>
+      </w:r>
+    </w:p>
+    <w:p>
+      <w:pPr>
+        <w:jc w:val="both"/>
+        <w:rPr>
+          <w:b/>
+          <w:bCs/>
+          <w:color w:val="D86DCB" w:themeColor="accent5" w:themeTint="99"/>
+          <w:sz w:val="32"/>
+          <w:szCs w:val="32"/>
+        </w:rPr>
+      </w:pPr>
+      <w:r>
+        <w:rPr>
+          <w:b/>
+          <w:bCs/>
+          <w:color w:val="D86DCB" w:themeColor="accent5" w:themeTint="99"/>
+          <w:sz w:val="32"/>
+          <w:szCs w:val="32"/>
+        </w:rPr>
+        <w:t xml:space="preserve">    </w:t>
+      </w:r>
+      <w:proofErr w:type="spellStart"/>
+      <w:r>
+        <w:rPr>
+          <w:b/>
+          <w:bCs/>
+          <w:color w:val="D86DCB" w:themeColor="accent5" w:themeTint="99"/>
+          <w:sz w:val="32"/>
+          <w:szCs w:val="32"/>
+        </w:rPr>
+        <w:t>super.didChangeDependencies</w:t>
+      </w:r>
+      <w:proofErr w:type="spellEnd"/>
+      <w:r>
+        <w:rPr>
+          <w:b/>
+          <w:bCs/>
+          <w:color w:val="D86DCB" w:themeColor="accent5" w:themeTint="99"/>
+          <w:sz w:val="32"/>
+          <w:szCs w:val="32"/>
+        </w:rPr>
+        <w:t>();</w:t>
+      </w:r>
+    </w:p>
+    <w:p>
+      <w:pPr>
+        <w:jc w:val="both"/>
+        <w:rPr>
+          <w:b/>
+          <w:bCs/>
+          <w:color w:val="D86DCB" w:themeColor="accent5" w:themeTint="99"/>
+          <w:sz w:val="32"/>
+          <w:szCs w:val="32"/>
+        </w:rPr>
+      </w:pPr>
+      <w:r>
+        <w:rPr>
+          <w:b/>
+          <w:bCs/>
+          <w:color w:val="D86DCB" w:themeColor="accent5" w:themeTint="99"/>
+          <w:sz w:val="32"/>
+          <w:szCs w:val="32"/>
+        </w:rPr>
+        <w:t xml:space="preserve">    </w:t>
+      </w:r>
+      <w:proofErr w:type="spellStart"/>
       <w:r>
         <w:rPr>
           <w:b/>
@@ -18897,7 +18951,6 @@
         </w:rPr>
         <w:t>(</w:t>
       </w:r>
-      <w:proofErr w:type="gramEnd"/>
     </w:p>
     <w:p>
       <w:pPr>
@@ -18921,7 +18974,6 @@
         <w:t xml:space="preserve">      const </w:t>
       </w:r>
       <w:proofErr w:type="spellStart"/>
-      <w:proofErr w:type="gramStart"/>
       <w:r>
         <w:rPr>
           <w:b/>
@@ -18943,7 +18995,6 @@
         </w:rPr>
         <w:t>(</w:t>
       </w:r>
-      <w:proofErr w:type="gramEnd"/>
     </w:p>
     <w:p>
       <w:pPr>
@@ -19030,20 +19081,74 @@
           <w:sz w:val="32"/>
           <w:szCs w:val="32"/>
         </w:rPr>
-        <w:t>);</w:t>
-      </w:r>
-    </w:p>
-    <w:p>
-      <w:pPr>
-        <w:jc w:val="both"/>
-        <w:rPr>
-          <w:b/>
-          <w:bCs/>
-          <w:color w:val="D86DCB" w:themeColor="accent5" w:themeTint="99"/>
-          <w:sz w:val="32"/>
-          <w:szCs w:val="32"/>
-        </w:rPr>
-      </w:pPr>
+        <w:t xml:space="preserve">    );</w:t>
+      </w:r>
+    </w:p>
+    <w:p>
+      <w:pPr>
+        <w:jc w:val="both"/>
+        <w:rPr>
+          <w:b/>
+          <w:bCs/>
+          <w:color w:val="D86DCB" w:themeColor="accent5" w:themeTint="99"/>
+          <w:sz w:val="32"/>
+          <w:szCs w:val="32"/>
+        </w:rPr>
+      </w:pPr>
+      <w:r>
+        <w:rPr>
+          <w:b/>
+          <w:bCs/>
+          <w:color w:val="D86DCB" w:themeColor="accent5" w:themeTint="99"/>
+          <w:sz w:val="32"/>
+          <w:szCs w:val="32"/>
+        </w:rPr>
+        <w:t xml:space="preserve">  }</w:t>
+      </w:r>
+    </w:p>
+    <w:p>
+      <w:pPr>
+        <w:jc w:val="both"/>
+        <w:rPr>
+          <w:b/>
+          <w:bCs/>
+          <w:color w:val="D86DCB" w:themeColor="accent5" w:themeTint="99"/>
+          <w:sz w:val="32"/>
+          <w:szCs w:val="32"/>
+        </w:rPr>
+      </w:pPr>
+      <w:r>
+        <w:rPr>
+          <w:b/>
+          <w:bCs/>
+          <w:color w:val="D86DCB" w:themeColor="accent5" w:themeTint="99"/>
+          <w:sz w:val="32"/>
+          <w:szCs w:val="32"/>
+        </w:rPr>
+        <w:t xml:space="preserve">  @override</w:t>
+      </w:r>
+    </w:p>
+    <w:p>
+      <w:pPr>
+        <w:jc w:val="both"/>
+        <w:rPr>
+          <w:b/>
+          <w:bCs/>
+          <w:color w:val="D86DCB" w:themeColor="accent5" w:themeTint="99"/>
+          <w:sz w:val="32"/>
+          <w:szCs w:val="32"/>
+        </w:rPr>
+      </w:pPr>
+      <w:r>
+        <w:rPr>
+          <w:b/>
+          <w:bCs/>
+          <w:color w:val="D86DCB" w:themeColor="accent5" w:themeTint="99"/>
+          <w:sz w:val="32"/>
+          <w:szCs w:val="32"/>
+        </w:rPr>
+        <w:t xml:space="preserve">  Widget build(</w:t>
+      </w:r>
       <w:proofErr w:type="spellStart"/>
       <w:r>
         <w:rPr>
@@ -19053,7 +19158,7 @@
           <w:sz w:val="32"/>
           <w:szCs w:val="32"/>
         </w:rPr>
-        <w:t>Navigator.pushReplacementNamed</w:t>
+        <w:t>BuildContext</w:t>
       </w:r>
       <w:proofErr w:type="spellEnd"/>
       <w:r>
@@ -19064,51 +19169,74 @@
           <w:sz w:val="32"/>
           <w:szCs w:val="32"/>
         </w:rPr>
-        <w:t>(…);</w:t>
-      </w:r>
-    </w:p>
-    <w:p>
-      <w:pPr>
-        <w:jc w:val="both"/>
-        <w:rPr>
-          <w:b/>
-          <w:bCs/>
-          <w:color w:val="D86DCB" w:themeColor="accent5" w:themeTint="99"/>
-          <w:sz w:val="32"/>
-          <w:szCs w:val="32"/>
-        </w:rPr>
-      </w:pPr>
-      <w:r>
-        <w:rPr>
-          <w:b/>
-          <w:bCs/>
-          <w:color w:val="D86DCB" w:themeColor="accent5" w:themeTint="99"/>
-          <w:sz w:val="32"/>
-          <w:szCs w:val="32"/>
-        </w:rPr>
-        <w:t>// Or production pattern</w:t>
-      </w:r>
-    </w:p>
-    <w:p>
-      <w:pPr>
-        <w:jc w:val="both"/>
-        <w:rPr>
-          <w:b/>
-          <w:bCs/>
-          <w:color w:val="D86DCB" w:themeColor="accent5" w:themeTint="99"/>
-          <w:sz w:val="32"/>
-          <w:szCs w:val="32"/>
-        </w:rPr>
-      </w:pPr>
-      <w:r>
-        <w:rPr>
-          <w:b/>
-          <w:bCs/>
-          <w:color w:val="D86DCB" w:themeColor="accent5" w:themeTint="99"/>
-          <w:sz w:val="32"/>
-          <w:szCs w:val="32"/>
-        </w:rPr>
-        <w:t>class _</w:t>
+        <w:t xml:space="preserve"> context) {</w:t>
+      </w:r>
+    </w:p>
+    <w:p>
+      <w:pPr>
+        <w:jc w:val="both"/>
+        <w:rPr>
+          <w:b/>
+          <w:bCs/>
+          <w:color w:val="D86DCB" w:themeColor="accent5" w:themeTint="99"/>
+          <w:sz w:val="32"/>
+          <w:szCs w:val="32"/>
+        </w:rPr>
+      </w:pPr>
+      <w:r>
+        <w:rPr>
+          <w:b/>
+          <w:bCs/>
+          <w:color w:val="D86DCB" w:themeColor="accent5" w:themeTint="99"/>
+          <w:sz w:val="32"/>
+          <w:szCs w:val="32"/>
+        </w:rPr>
+        <w:lastRenderedPageBreak/>
+        <w:t xml:space="preserve">    return const Scaffold(</w:t>
+      </w:r>
+    </w:p>
+    <w:p>
+      <w:pPr>
+        <w:jc w:val="both"/>
+        <w:rPr>
+          <w:b/>
+          <w:bCs/>
+          <w:color w:val="D86DCB" w:themeColor="accent5" w:themeTint="99"/>
+          <w:sz w:val="32"/>
+          <w:szCs w:val="32"/>
+        </w:rPr>
+      </w:pPr>
+      <w:r>
+        <w:rPr>
+          <w:b/>
+          <w:bCs/>
+          <w:color w:val="D86DCB" w:themeColor="accent5" w:themeTint="99"/>
+          <w:sz w:val="32"/>
+          <w:szCs w:val="32"/>
+        </w:rPr>
+        <w:t xml:space="preserve">      body: Center(</w:t>
+      </w:r>
+    </w:p>
+    <w:p>
+      <w:pPr>
+        <w:jc w:val="both"/>
+        <w:rPr>
+          <w:b/>
+          <w:bCs/>
+          <w:color w:val="D86DCB" w:themeColor="accent5" w:themeTint="99"/>
+          <w:sz w:val="32"/>
+          <w:szCs w:val="32"/>
+        </w:rPr>
+      </w:pPr>
+      <w:r>
+        <w:rPr>
+          <w:b/>
+          <w:bCs/>
+          <w:color w:val="D86DCB" w:themeColor="accent5" w:themeTint="99"/>
+          <w:sz w:val="32"/>
+          <w:szCs w:val="32"/>
+        </w:rPr>
+        <w:t xml:space="preserve">        child: </w:t>
       </w:r>
       <w:proofErr w:type="spellStart"/>
       <w:r>
@@ -19119,7 +19247,7 @@
           <w:sz w:val="32"/>
           <w:szCs w:val="32"/>
         </w:rPr>
-        <w:t>SplashScreenState</w:t>
+        <w:t>CircularProgressIndicator</w:t>
       </w:r>
       <w:proofErr w:type="spellEnd"/>
       <w:r>
@@ -19130,558 +19258,7 @@
           <w:sz w:val="32"/>
           <w:szCs w:val="32"/>
         </w:rPr>
-        <w:t xml:space="preserve"> extends State&lt;</w:t>
-      </w:r>
-      <w:proofErr w:type="spellStart"/>
-      <w:r>
-        <w:rPr>
-          <w:b/>
-          <w:bCs/>
-          <w:color w:val="D86DCB" w:themeColor="accent5" w:themeTint="99"/>
-          <w:sz w:val="32"/>
-          <w:szCs w:val="32"/>
-        </w:rPr>
-        <w:t>SplashScreen</w:t>
-      </w:r>
-      <w:proofErr w:type="spellEnd"/>
-      <w:r>
-        <w:rPr>
-          <w:b/>
-          <w:bCs/>
-          <w:color w:val="D86DCB" w:themeColor="accent5" w:themeTint="99"/>
-          <w:sz w:val="32"/>
-          <w:szCs w:val="32"/>
-        </w:rPr>
-        <w:t>&gt; {</w:t>
-      </w:r>
-    </w:p>
-    <w:p>
-      <w:pPr>
-        <w:jc w:val="both"/>
-        <w:rPr>
-          <w:b/>
-          <w:bCs/>
-          <w:color w:val="D86DCB" w:themeColor="accent5" w:themeTint="99"/>
-          <w:sz w:val="32"/>
-          <w:szCs w:val="32"/>
-        </w:rPr>
-      </w:pPr>
-      <w:r>
-        <w:rPr>
-          <w:b/>
-          <w:bCs/>
-          <w:color w:val="D86DCB" w:themeColor="accent5" w:themeTint="99"/>
-          <w:sz w:val="32"/>
-          <w:szCs w:val="32"/>
-        </w:rPr>
-        <w:t xml:space="preserve">  @override</w:t>
-      </w:r>
-    </w:p>
-    <w:p>
-      <w:pPr>
-        <w:jc w:val="both"/>
-        <w:rPr>
-          <w:b/>
-          <w:bCs/>
-          <w:color w:val="D86DCB" w:themeColor="accent5" w:themeTint="99"/>
-          <w:sz w:val="32"/>
-          <w:szCs w:val="32"/>
-        </w:rPr>
-      </w:pPr>
-      <w:r>
-        <w:rPr>
-          <w:b/>
-          <w:bCs/>
-          <w:color w:val="D86DCB" w:themeColor="accent5" w:themeTint="99"/>
-          <w:sz w:val="32"/>
-          <w:szCs w:val="32"/>
-        </w:rPr>
-        <w:t xml:space="preserve">  void </w:t>
-      </w:r>
-      <w:proofErr w:type="spellStart"/>
-      <w:proofErr w:type="gramStart"/>
-      <w:r>
-        <w:rPr>
-          <w:b/>
-          <w:bCs/>
-          <w:color w:val="D86DCB" w:themeColor="accent5" w:themeTint="99"/>
-          <w:sz w:val="32"/>
-          <w:szCs w:val="32"/>
-        </w:rPr>
-        <w:t>didChangeDependencies</w:t>
-      </w:r>
-      <w:proofErr w:type="spellEnd"/>
-      <w:r>
-        <w:rPr>
-          <w:b/>
-          <w:bCs/>
-          <w:color w:val="D86DCB" w:themeColor="accent5" w:themeTint="99"/>
-          <w:sz w:val="32"/>
-          <w:szCs w:val="32"/>
-        </w:rPr>
-        <w:t>(</w:t>
-      </w:r>
-      <w:proofErr w:type="gramEnd"/>
-      <w:r>
-        <w:rPr>
-          <w:b/>
-          <w:bCs/>
-          <w:color w:val="D86DCB" w:themeColor="accent5" w:themeTint="99"/>
-          <w:sz w:val="32"/>
-          <w:szCs w:val="32"/>
-        </w:rPr>
-        <w:t>) {</w:t>
-      </w:r>
-    </w:p>
-    <w:p>
-      <w:pPr>
-        <w:jc w:val="both"/>
-        <w:rPr>
-          <w:b/>
-          <w:bCs/>
-          <w:color w:val="D86DCB" w:themeColor="accent5" w:themeTint="99"/>
-          <w:sz w:val="32"/>
-          <w:szCs w:val="32"/>
-        </w:rPr>
-      </w:pPr>
-      <w:r>
-        <w:rPr>
-          <w:b/>
-          <w:bCs/>
-          <w:color w:val="D86DCB" w:themeColor="accent5" w:themeTint="99"/>
-          <w:sz w:val="32"/>
-          <w:szCs w:val="32"/>
-        </w:rPr>
-        <w:t xml:space="preserve">    </w:t>
-      </w:r>
-      <w:proofErr w:type="spellStart"/>
-      <w:proofErr w:type="gramStart"/>
-      <w:r>
-        <w:rPr>
-          <w:b/>
-          <w:bCs/>
-          <w:color w:val="D86DCB" w:themeColor="accent5" w:themeTint="99"/>
-          <w:sz w:val="32"/>
-          <w:szCs w:val="32"/>
-        </w:rPr>
-        <w:t>super.didChangeDependencies</w:t>
-      </w:r>
-      <w:proofErr w:type="spellEnd"/>
-      <w:proofErr w:type="gramEnd"/>
-      <w:r>
-        <w:rPr>
-          <w:b/>
-          <w:bCs/>
-          <w:color w:val="D86DCB" w:themeColor="accent5" w:themeTint="99"/>
-          <w:sz w:val="32"/>
-          <w:szCs w:val="32"/>
-        </w:rPr>
-        <w:t>();</w:t>
-      </w:r>
-    </w:p>
-    <w:p>
-      <w:pPr>
-        <w:jc w:val="both"/>
-        <w:rPr>
-          <w:b/>
-          <w:bCs/>
-          <w:color w:val="D86DCB" w:themeColor="accent5" w:themeTint="99"/>
-          <w:sz w:val="32"/>
-          <w:szCs w:val="32"/>
-        </w:rPr>
-      </w:pPr>
-      <w:r>
-        <w:rPr>
-          <w:b/>
-          <w:bCs/>
-          <w:color w:val="D86DCB" w:themeColor="accent5" w:themeTint="99"/>
-          <w:sz w:val="32"/>
-          <w:szCs w:val="32"/>
-        </w:rPr>
-        <w:t xml:space="preserve">    </w:t>
-      </w:r>
-      <w:proofErr w:type="spellStart"/>
-      <w:proofErr w:type="gramStart"/>
-      <w:r>
-        <w:rPr>
-          <w:b/>
-          <w:bCs/>
-          <w:color w:val="D86DCB" w:themeColor="accent5" w:themeTint="99"/>
-          <w:sz w:val="32"/>
-          <w:szCs w:val="32"/>
-        </w:rPr>
-        <w:t>precacheImage</w:t>
-      </w:r>
-      <w:proofErr w:type="spellEnd"/>
-      <w:r>
-        <w:rPr>
-          <w:b/>
-          <w:bCs/>
-          <w:color w:val="D86DCB" w:themeColor="accent5" w:themeTint="99"/>
-          <w:sz w:val="32"/>
-          <w:szCs w:val="32"/>
-        </w:rPr>
-        <w:t>(</w:t>
-      </w:r>
-      <w:proofErr w:type="gramEnd"/>
-    </w:p>
-    <w:p>
-      <w:pPr>
-        <w:jc w:val="both"/>
-        <w:rPr>
-          <w:b/>
-          <w:bCs/>
-          <w:color w:val="D86DCB" w:themeColor="accent5" w:themeTint="99"/>
-          <w:sz w:val="32"/>
-          <w:szCs w:val="32"/>
-        </w:rPr>
-      </w:pPr>
-      <w:r>
-        <w:rPr>
-          <w:b/>
-          <w:bCs/>
-          <w:color w:val="D86DCB" w:themeColor="accent5" w:themeTint="99"/>
-          <w:sz w:val="32"/>
-          <w:szCs w:val="32"/>
-        </w:rPr>
-        <w:t xml:space="preserve">      const </w:t>
-      </w:r>
-      <w:proofErr w:type="spellStart"/>
-      <w:proofErr w:type="gramStart"/>
-      <w:r>
-        <w:rPr>
-          <w:b/>
-          <w:bCs/>
-          <w:color w:val="D86DCB" w:themeColor="accent5" w:themeTint="99"/>
-          <w:sz w:val="32"/>
-          <w:szCs w:val="32"/>
-        </w:rPr>
-        <w:t>AssetImage</w:t>
-      </w:r>
-      <w:proofErr w:type="spellEnd"/>
-      <w:r>
-        <w:rPr>
-          <w:b/>
-          <w:bCs/>
-          <w:color w:val="D86DCB" w:themeColor="accent5" w:themeTint="99"/>
-          <w:sz w:val="32"/>
-          <w:szCs w:val="32"/>
-        </w:rPr>
-        <w:t>(</w:t>
-      </w:r>
-      <w:proofErr w:type="gramEnd"/>
-    </w:p>
-    <w:p>
-      <w:pPr>
-        <w:jc w:val="both"/>
-        <w:rPr>
-          <w:b/>
-          <w:bCs/>
-          <w:color w:val="D86DCB" w:themeColor="accent5" w:themeTint="99"/>
-          <w:sz w:val="32"/>
-          <w:szCs w:val="32"/>
-        </w:rPr>
-      </w:pPr>
-      <w:r>
-        <w:rPr>
-          <w:b/>
-          <w:bCs/>
-          <w:color w:val="D86DCB" w:themeColor="accent5" w:themeTint="99"/>
-          <w:sz w:val="32"/>
-          <w:szCs w:val="32"/>
-        </w:rPr>
-        <w:t xml:space="preserve">        'assets/images/banner.jpg',</w:t>
-      </w:r>
-    </w:p>
-    <w:p>
-      <w:pPr>
-        <w:jc w:val="both"/>
-        <w:rPr>
-          <w:b/>
-          <w:bCs/>
-          <w:color w:val="D86DCB" w:themeColor="accent5" w:themeTint="99"/>
-          <w:sz w:val="32"/>
-          <w:szCs w:val="32"/>
-        </w:rPr>
-      </w:pPr>
-      <w:r>
-        <w:rPr>
-          <w:b/>
-          <w:bCs/>
-          <w:color w:val="D86DCB" w:themeColor="accent5" w:themeTint="99"/>
-          <w:sz w:val="32"/>
-          <w:szCs w:val="32"/>
-        </w:rPr>
-        <w:t xml:space="preserve">      ),</w:t>
-      </w:r>
-    </w:p>
-    <w:p>
-      <w:pPr>
-        <w:jc w:val="both"/>
-        <w:rPr>
-          <w:b/>
-          <w:bCs/>
-          <w:color w:val="D86DCB" w:themeColor="accent5" w:themeTint="99"/>
-          <w:sz w:val="32"/>
-          <w:szCs w:val="32"/>
-        </w:rPr>
-      </w:pPr>
-      <w:r>
-        <w:rPr>
-          <w:b/>
-          <w:bCs/>
-          <w:color w:val="D86DCB" w:themeColor="accent5" w:themeTint="99"/>
-          <w:sz w:val="32"/>
-          <w:szCs w:val="32"/>
-        </w:rPr>
-        <w:t xml:space="preserve">      context,</w:t>
-      </w:r>
-    </w:p>
-    <w:p>
-      <w:pPr>
-        <w:jc w:val="both"/>
-        <w:rPr>
-          <w:b/>
-          <w:bCs/>
-          <w:color w:val="D86DCB" w:themeColor="accent5" w:themeTint="99"/>
-          <w:sz w:val="32"/>
-          <w:szCs w:val="32"/>
-        </w:rPr>
-      </w:pPr>
-      <w:r>
-        <w:rPr>
-          <w:b/>
-          <w:bCs/>
-          <w:color w:val="D86DCB" w:themeColor="accent5" w:themeTint="99"/>
-          <w:sz w:val="32"/>
-          <w:szCs w:val="32"/>
-        </w:rPr>
-        <w:t xml:space="preserve">    );</w:t>
-      </w:r>
-    </w:p>
-    <w:p>
-      <w:pPr>
-        <w:jc w:val="both"/>
-        <w:rPr>
-          <w:b/>
-          <w:bCs/>
-          <w:color w:val="D86DCB" w:themeColor="accent5" w:themeTint="99"/>
-          <w:sz w:val="32"/>
-          <w:szCs w:val="32"/>
-        </w:rPr>
-      </w:pPr>
-      <w:r>
-        <w:rPr>
-          <w:b/>
-          <w:bCs/>
-          <w:color w:val="D86DCB" w:themeColor="accent5" w:themeTint="99"/>
-          <w:sz w:val="32"/>
-          <w:szCs w:val="32"/>
-        </w:rPr>
-        <w:t xml:space="preserve">  }</w:t>
-      </w:r>
-    </w:p>
-    <w:p>
-      <w:pPr>
-        <w:jc w:val="both"/>
-        <w:rPr>
-          <w:b/>
-          <w:bCs/>
-          <w:color w:val="D86DCB" w:themeColor="accent5" w:themeTint="99"/>
-          <w:sz w:val="32"/>
-          <w:szCs w:val="32"/>
-        </w:rPr>
-      </w:pPr>
-      <w:r>
-        <w:rPr>
-          <w:b/>
-          <w:bCs/>
-          <w:color w:val="D86DCB" w:themeColor="accent5" w:themeTint="99"/>
-          <w:sz w:val="32"/>
-          <w:szCs w:val="32"/>
-        </w:rPr>
-        <w:t xml:space="preserve">  @override</w:t>
-      </w:r>
-    </w:p>
-    <w:p>
-      <w:pPr>
-        <w:jc w:val="both"/>
-        <w:rPr>
-          <w:b/>
-          <w:bCs/>
-          <w:color w:val="D86DCB" w:themeColor="accent5" w:themeTint="99"/>
-          <w:sz w:val="32"/>
-          <w:szCs w:val="32"/>
-        </w:rPr>
-      </w:pPr>
-      <w:r>
-        <w:rPr>
-          <w:b/>
-          <w:bCs/>
-          <w:color w:val="D86DCB" w:themeColor="accent5" w:themeTint="99"/>
-          <w:sz w:val="32"/>
-          <w:szCs w:val="32"/>
-        </w:rPr>
-        <w:t xml:space="preserve">  Widget </w:t>
-      </w:r>
-      <w:proofErr w:type="gramStart"/>
-      <w:r>
-        <w:rPr>
-          <w:b/>
-          <w:bCs/>
-          <w:color w:val="D86DCB" w:themeColor="accent5" w:themeTint="99"/>
-          <w:sz w:val="32"/>
-          <w:szCs w:val="32"/>
-        </w:rPr>
-        <w:t>build(</w:t>
-      </w:r>
-      <w:proofErr w:type="spellStart"/>
-      <w:proofErr w:type="gramEnd"/>
-      <w:r>
-        <w:rPr>
-          <w:b/>
-          <w:bCs/>
-          <w:color w:val="D86DCB" w:themeColor="accent5" w:themeTint="99"/>
-          <w:sz w:val="32"/>
-          <w:szCs w:val="32"/>
-        </w:rPr>
-        <w:t>BuildContext</w:t>
-      </w:r>
-      <w:proofErr w:type="spellEnd"/>
-      <w:r>
-        <w:rPr>
-          <w:b/>
-          <w:bCs/>
-          <w:color w:val="D86DCB" w:themeColor="accent5" w:themeTint="99"/>
-          <w:sz w:val="32"/>
-          <w:szCs w:val="32"/>
-        </w:rPr>
-        <w:t xml:space="preserve"> context) {</w:t>
-      </w:r>
-    </w:p>
-    <w:p>
-      <w:pPr>
-        <w:jc w:val="both"/>
-        <w:rPr>
-          <w:b/>
-          <w:bCs/>
-          <w:color w:val="D86DCB" w:themeColor="accent5" w:themeTint="99"/>
-          <w:sz w:val="32"/>
-          <w:szCs w:val="32"/>
-        </w:rPr>
-      </w:pPr>
-      <w:r>
-        <w:rPr>
-          <w:b/>
-          <w:bCs/>
-          <w:color w:val="D86DCB" w:themeColor="accent5" w:themeTint="99"/>
-          <w:sz w:val="32"/>
-          <w:szCs w:val="32"/>
-        </w:rPr>
-        <w:lastRenderedPageBreak/>
-        <w:t xml:space="preserve">    return const </w:t>
-      </w:r>
-      <w:proofErr w:type="gramStart"/>
-      <w:r>
-        <w:rPr>
-          <w:b/>
-          <w:bCs/>
-          <w:color w:val="D86DCB" w:themeColor="accent5" w:themeTint="99"/>
-          <w:sz w:val="32"/>
-          <w:szCs w:val="32"/>
-        </w:rPr>
-        <w:t>Scaffold(</w:t>
-      </w:r>
-      <w:proofErr w:type="gramEnd"/>
-    </w:p>
-    <w:p>
-      <w:pPr>
-        <w:jc w:val="both"/>
-        <w:rPr>
-          <w:b/>
-          <w:bCs/>
-          <w:color w:val="D86DCB" w:themeColor="accent5" w:themeTint="99"/>
-          <w:sz w:val="32"/>
-          <w:szCs w:val="32"/>
-        </w:rPr>
-      </w:pPr>
-      <w:r>
-        <w:rPr>
-          <w:b/>
-          <w:bCs/>
-          <w:color w:val="D86DCB" w:themeColor="accent5" w:themeTint="99"/>
-          <w:sz w:val="32"/>
-          <w:szCs w:val="32"/>
-        </w:rPr>
-        <w:t xml:space="preserve">      body: </w:t>
-      </w:r>
-      <w:proofErr w:type="gramStart"/>
-      <w:r>
-        <w:rPr>
-          <w:b/>
-          <w:bCs/>
-          <w:color w:val="D86DCB" w:themeColor="accent5" w:themeTint="99"/>
-          <w:sz w:val="32"/>
-          <w:szCs w:val="32"/>
-        </w:rPr>
-        <w:t>Center(</w:t>
-      </w:r>
-      <w:proofErr w:type="gramEnd"/>
-    </w:p>
-    <w:p>
-      <w:pPr>
-        <w:jc w:val="both"/>
-        <w:rPr>
-          <w:b/>
-          <w:bCs/>
-          <w:color w:val="D86DCB" w:themeColor="accent5" w:themeTint="99"/>
-          <w:sz w:val="32"/>
-          <w:szCs w:val="32"/>
-        </w:rPr>
-      </w:pPr>
-      <w:r>
-        <w:rPr>
-          <w:b/>
-          <w:bCs/>
-          <w:color w:val="D86DCB" w:themeColor="accent5" w:themeTint="99"/>
-          <w:sz w:val="32"/>
-          <w:szCs w:val="32"/>
-        </w:rPr>
-        <w:t xml:space="preserve">        child: </w:t>
-      </w:r>
-      <w:proofErr w:type="spellStart"/>
-      <w:proofErr w:type="gramStart"/>
-      <w:r>
-        <w:rPr>
-          <w:b/>
-          <w:bCs/>
-          <w:color w:val="D86DCB" w:themeColor="accent5" w:themeTint="99"/>
-          <w:sz w:val="32"/>
-          <w:szCs w:val="32"/>
-        </w:rPr>
-        <w:t>CircularProgressIndicator</w:t>
-      </w:r>
-      <w:proofErr w:type="spellEnd"/>
-      <w:r>
-        <w:rPr>
-          <w:b/>
-          <w:bCs/>
-          <w:color w:val="D86DCB" w:themeColor="accent5" w:themeTint="99"/>
-          <w:sz w:val="32"/>
-          <w:szCs w:val="32"/>
-        </w:rPr>
-        <w:t>(</w:t>
-      </w:r>
-      <w:proofErr w:type="gramEnd"/>
-      <w:r>
-        <w:rPr>
-          <w:b/>
-          <w:bCs/>
-          <w:color w:val="D86DCB" w:themeColor="accent5" w:themeTint="99"/>
-          <w:sz w:val="32"/>
-          <w:szCs w:val="32"/>
-        </w:rPr>
-        <w:t>),</w:t>
+        <w:t>(),</w:t>
       </w:r>
     </w:p>
     <w:p>
@@ -20234,7 +19811,6 @@
         <w:t xml:space="preserve"># Here’s the example precache the image before navigation or Splash Screen’s </w:t>
       </w:r>
       <w:proofErr w:type="spellStart"/>
-      <w:proofErr w:type="gramStart"/>
       <w:r>
         <w:rPr>
           <w:b/>
@@ -20252,90 +19828,221 @@
           <w:sz w:val="32"/>
           <w:szCs w:val="32"/>
         </w:rPr>
+        <w:t>()</w:t>
+      </w:r>
+      <w:r>
+        <w:rPr>
+          <w:sz w:val="32"/>
+          <w:szCs w:val="32"/>
+        </w:rPr>
+        <w:t xml:space="preserve"> then the image directly comes from image cache</w:t>
+      </w:r>
+    </w:p>
+    <w:p>
+      <w:pPr>
+        <w:jc w:val="both"/>
+        <w:rPr>
+          <w:b/>
+          <w:bCs/>
+          <w:color w:val="D86DCB" w:themeColor="accent5" w:themeTint="99"/>
+          <w:sz w:val="32"/>
+          <w:szCs w:val="32"/>
+        </w:rPr>
+      </w:pPr>
+      <w:r>
+        <w:rPr>
+          <w:b/>
+          <w:bCs/>
+          <w:color w:val="D86DCB" w:themeColor="accent5" w:themeTint="99"/>
+          <w:sz w:val="32"/>
+          <w:szCs w:val="32"/>
+        </w:rPr>
+        <w:t>@override</w:t>
+      </w:r>
+      <w:r>
+        <w:rPr>
+          <w:b/>
+          <w:bCs/>
+          <w:color w:val="D86DCB" w:themeColor="accent5" w:themeTint="99"/>
+          <w:sz w:val="32"/>
+          <w:szCs w:val="32"/>
+        </w:rPr>
+        <w:t xml:space="preserve">  </w:t>
+      </w:r>
+    </w:p>
+    <w:p>
+      <w:pPr>
+        <w:jc w:val="both"/>
+        <w:rPr>
+          <w:b/>
+          <w:bCs/>
+          <w:color w:val="D86DCB" w:themeColor="accent5" w:themeTint="99"/>
+          <w:sz w:val="32"/>
+          <w:szCs w:val="32"/>
+        </w:rPr>
+      </w:pPr>
+      <w:r>
+        <w:rPr>
+          <w:b/>
+          <w:bCs/>
+          <w:color w:val="D86DCB" w:themeColor="accent5" w:themeTint="99"/>
+          <w:sz w:val="32"/>
+          <w:szCs w:val="32"/>
+        </w:rPr>
+        <w:t xml:space="preserve">void </w:t>
+      </w:r>
+      <w:proofErr w:type="spellStart"/>
+      <w:r>
+        <w:rPr>
+          <w:b/>
+          <w:bCs/>
+          <w:color w:val="D86DCB" w:themeColor="accent5" w:themeTint="99"/>
+          <w:sz w:val="32"/>
+          <w:szCs w:val="32"/>
+        </w:rPr>
+        <w:t>didChangeDependencies</w:t>
+      </w:r>
+      <w:proofErr w:type="spellEnd"/>
+      <w:r>
+        <w:rPr>
+          <w:b/>
+          <w:bCs/>
+          <w:color w:val="D86DCB" w:themeColor="accent5" w:themeTint="99"/>
+          <w:sz w:val="32"/>
+          <w:szCs w:val="32"/>
+        </w:rPr>
+        <w:t>() {</w:t>
+      </w:r>
+    </w:p>
+    <w:p>
+      <w:pPr>
+        <w:jc w:val="both"/>
+        <w:rPr>
+          <w:b/>
+          <w:bCs/>
+          <w:color w:val="D86DCB" w:themeColor="accent5" w:themeTint="99"/>
+          <w:sz w:val="32"/>
+          <w:szCs w:val="32"/>
+        </w:rPr>
+      </w:pPr>
+      <w:r>
+        <w:rPr>
+          <w:b/>
+          <w:bCs/>
+          <w:color w:val="D86DCB" w:themeColor="accent5" w:themeTint="99"/>
+          <w:sz w:val="32"/>
+          <w:szCs w:val="32"/>
+        </w:rPr>
+        <w:t xml:space="preserve">    </w:t>
+      </w:r>
+      <w:proofErr w:type="spellStart"/>
+      <w:r>
+        <w:rPr>
+          <w:b/>
+          <w:bCs/>
+          <w:color w:val="D86DCB" w:themeColor="accent5" w:themeTint="99"/>
+          <w:sz w:val="32"/>
+          <w:szCs w:val="32"/>
+        </w:rPr>
+        <w:t>super.didChangeDependencies</w:t>
+      </w:r>
+      <w:proofErr w:type="spellEnd"/>
+      <w:r>
+        <w:rPr>
+          <w:b/>
+          <w:bCs/>
+          <w:color w:val="D86DCB" w:themeColor="accent5" w:themeTint="99"/>
+          <w:sz w:val="32"/>
+          <w:szCs w:val="32"/>
+        </w:rPr>
+        <w:t>();</w:t>
+      </w:r>
+    </w:p>
+    <w:p>
+      <w:pPr>
+        <w:jc w:val="both"/>
+        <w:rPr>
+          <w:b/>
+          <w:bCs/>
+          <w:color w:val="D86DCB" w:themeColor="accent5" w:themeTint="99"/>
+          <w:sz w:val="32"/>
+          <w:szCs w:val="32"/>
+        </w:rPr>
+      </w:pPr>
+      <w:r>
+        <w:rPr>
+          <w:b/>
+          <w:bCs/>
+          <w:color w:val="D86DCB" w:themeColor="accent5" w:themeTint="99"/>
+          <w:sz w:val="32"/>
+          <w:szCs w:val="32"/>
+        </w:rPr>
+        <w:t xml:space="preserve">    </w:t>
+      </w:r>
+      <w:proofErr w:type="spellStart"/>
+      <w:r>
+        <w:rPr>
+          <w:b/>
+          <w:bCs/>
+          <w:color w:val="D86DCB" w:themeColor="accent5" w:themeTint="99"/>
+          <w:sz w:val="32"/>
+          <w:szCs w:val="32"/>
+        </w:rPr>
+        <w:t>precacheImage</w:t>
+      </w:r>
+      <w:proofErr w:type="spellEnd"/>
+      <w:r>
+        <w:rPr>
+          <w:b/>
+          <w:bCs/>
+          <w:color w:val="D86DCB" w:themeColor="accent5" w:themeTint="99"/>
+          <w:sz w:val="32"/>
+          <w:szCs w:val="32"/>
+        </w:rPr>
         <w:t>(</w:t>
       </w:r>
-      <w:proofErr w:type="gramEnd"/>
-      <w:r>
-        <w:rPr>
-          <w:b/>
-          <w:bCs/>
-          <w:sz w:val="32"/>
-          <w:szCs w:val="32"/>
-        </w:rPr>
-        <w:t>)</w:t>
-      </w:r>
-      <w:r>
-        <w:rPr>
-          <w:sz w:val="32"/>
-          <w:szCs w:val="32"/>
-        </w:rPr>
-        <w:t xml:space="preserve"> then the image directly comes from image cache</w:t>
-      </w:r>
-    </w:p>
-    <w:p>
-      <w:pPr>
-        <w:jc w:val="both"/>
-        <w:rPr>
-          <w:b/>
-          <w:bCs/>
-          <w:color w:val="D86DCB" w:themeColor="accent5" w:themeTint="99"/>
-          <w:sz w:val="32"/>
-          <w:szCs w:val="32"/>
-        </w:rPr>
-      </w:pPr>
-      <w:r>
-        <w:rPr>
-          <w:b/>
-          <w:bCs/>
-          <w:color w:val="D86DCB" w:themeColor="accent5" w:themeTint="99"/>
-          <w:sz w:val="32"/>
-          <w:szCs w:val="32"/>
-        </w:rPr>
-        <w:t>@override</w:t>
-      </w:r>
-      <w:r>
-        <w:rPr>
-          <w:b/>
-          <w:bCs/>
-          <w:color w:val="D86DCB" w:themeColor="accent5" w:themeTint="99"/>
-          <w:sz w:val="32"/>
-          <w:szCs w:val="32"/>
-        </w:rPr>
-        <w:t xml:space="preserve">  </w:t>
-      </w:r>
-    </w:p>
-    <w:p>
-      <w:pPr>
-        <w:jc w:val="both"/>
-        <w:rPr>
-          <w:b/>
-          <w:bCs/>
-          <w:color w:val="D86DCB" w:themeColor="accent5" w:themeTint="99"/>
-          <w:sz w:val="32"/>
-          <w:szCs w:val="32"/>
-        </w:rPr>
-      </w:pPr>
-      <w:r>
-        <w:rPr>
-          <w:b/>
-          <w:bCs/>
-          <w:color w:val="D86DCB" w:themeColor="accent5" w:themeTint="99"/>
-          <w:sz w:val="32"/>
-          <w:szCs w:val="32"/>
-        </w:rPr>
-        <w:t xml:space="preserve">void </w:t>
+    </w:p>
+    <w:p>
+      <w:pPr>
+        <w:jc w:val="both"/>
+        <w:rPr>
+          <w:b/>
+          <w:bCs/>
+          <w:color w:val="D86DCB" w:themeColor="accent5" w:themeTint="99"/>
+          <w:sz w:val="32"/>
+          <w:szCs w:val="32"/>
+        </w:rPr>
+      </w:pPr>
+      <w:r>
+        <w:rPr>
+          <w:b/>
+          <w:bCs/>
+          <w:color w:val="D86DCB" w:themeColor="accent5" w:themeTint="99"/>
+          <w:sz w:val="32"/>
+          <w:szCs w:val="32"/>
+        </w:rPr>
+        <w:t xml:space="preserve">      const </w:t>
       </w:r>
       <w:proofErr w:type="spellStart"/>
-      <w:proofErr w:type="gramStart"/>
-      <w:r>
-        <w:rPr>
-          <w:b/>
-          <w:bCs/>
-          <w:color w:val="D86DCB" w:themeColor="accent5" w:themeTint="99"/>
-          <w:sz w:val="32"/>
-          <w:szCs w:val="32"/>
-        </w:rPr>
-        <w:t>didChangeDependencies</w:t>
+      <w:r>
+        <w:rPr>
+          <w:b/>
+          <w:bCs/>
+          <w:color w:val="D86DCB" w:themeColor="accent5" w:themeTint="99"/>
+          <w:sz w:val="32"/>
+          <w:szCs w:val="32"/>
+        </w:rPr>
+        <w:t>Network</w:t>
+      </w:r>
+      <w:r>
+        <w:rPr>
+          <w:b/>
+          <w:bCs/>
+          <w:color w:val="D86DCB" w:themeColor="accent5" w:themeTint="99"/>
+          <w:sz w:val="32"/>
+          <w:szCs w:val="32"/>
+        </w:rPr>
+        <w:t>Image</w:t>
       </w:r>
       <w:proofErr w:type="spellEnd"/>
       <w:r>
@@ -20348,165 +20055,6 @@
         </w:rPr>
         <w:t>(</w:t>
       </w:r>
-      <w:proofErr w:type="gramEnd"/>
-      <w:r>
-        <w:rPr>
-          <w:b/>
-          <w:bCs/>
-          <w:color w:val="D86DCB" w:themeColor="accent5" w:themeTint="99"/>
-          <w:sz w:val="32"/>
-          <w:szCs w:val="32"/>
-        </w:rPr>
-        <w:t>) {</w:t>
-      </w:r>
-    </w:p>
-    <w:p>
-      <w:pPr>
-        <w:jc w:val="both"/>
-        <w:rPr>
-          <w:b/>
-          <w:bCs/>
-          <w:color w:val="D86DCB" w:themeColor="accent5" w:themeTint="99"/>
-          <w:sz w:val="32"/>
-          <w:szCs w:val="32"/>
-        </w:rPr>
-      </w:pPr>
-      <w:r>
-        <w:rPr>
-          <w:b/>
-          <w:bCs/>
-          <w:color w:val="D86DCB" w:themeColor="accent5" w:themeTint="99"/>
-          <w:sz w:val="32"/>
-          <w:szCs w:val="32"/>
-        </w:rPr>
-        <w:t xml:space="preserve">    </w:t>
-      </w:r>
-      <w:proofErr w:type="spellStart"/>
-      <w:proofErr w:type="gramStart"/>
-      <w:r>
-        <w:rPr>
-          <w:b/>
-          <w:bCs/>
-          <w:color w:val="D86DCB" w:themeColor="accent5" w:themeTint="99"/>
-          <w:sz w:val="32"/>
-          <w:szCs w:val="32"/>
-        </w:rPr>
-        <w:t>super.didChangeDependencies</w:t>
-      </w:r>
-      <w:proofErr w:type="spellEnd"/>
-      <w:proofErr w:type="gramEnd"/>
-      <w:r>
-        <w:rPr>
-          <w:b/>
-          <w:bCs/>
-          <w:color w:val="D86DCB" w:themeColor="accent5" w:themeTint="99"/>
-          <w:sz w:val="32"/>
-          <w:szCs w:val="32"/>
-        </w:rPr>
-        <w:t>();</w:t>
-      </w:r>
-    </w:p>
-    <w:p>
-      <w:pPr>
-        <w:jc w:val="both"/>
-        <w:rPr>
-          <w:b/>
-          <w:bCs/>
-          <w:color w:val="D86DCB" w:themeColor="accent5" w:themeTint="99"/>
-          <w:sz w:val="32"/>
-          <w:szCs w:val="32"/>
-        </w:rPr>
-      </w:pPr>
-      <w:r>
-        <w:rPr>
-          <w:b/>
-          <w:bCs/>
-          <w:color w:val="D86DCB" w:themeColor="accent5" w:themeTint="99"/>
-          <w:sz w:val="32"/>
-          <w:szCs w:val="32"/>
-        </w:rPr>
-        <w:t xml:space="preserve">    </w:t>
-      </w:r>
-      <w:proofErr w:type="spellStart"/>
-      <w:proofErr w:type="gramStart"/>
-      <w:r>
-        <w:rPr>
-          <w:b/>
-          <w:bCs/>
-          <w:color w:val="D86DCB" w:themeColor="accent5" w:themeTint="99"/>
-          <w:sz w:val="32"/>
-          <w:szCs w:val="32"/>
-        </w:rPr>
-        <w:t>precacheImage</w:t>
-      </w:r>
-      <w:proofErr w:type="spellEnd"/>
-      <w:r>
-        <w:rPr>
-          <w:b/>
-          <w:bCs/>
-          <w:color w:val="D86DCB" w:themeColor="accent5" w:themeTint="99"/>
-          <w:sz w:val="32"/>
-          <w:szCs w:val="32"/>
-        </w:rPr>
-        <w:t>(</w:t>
-      </w:r>
-      <w:proofErr w:type="gramEnd"/>
-    </w:p>
-    <w:p>
-      <w:pPr>
-        <w:jc w:val="both"/>
-        <w:rPr>
-          <w:b/>
-          <w:bCs/>
-          <w:color w:val="D86DCB" w:themeColor="accent5" w:themeTint="99"/>
-          <w:sz w:val="32"/>
-          <w:szCs w:val="32"/>
-        </w:rPr>
-      </w:pPr>
-      <w:r>
-        <w:rPr>
-          <w:b/>
-          <w:bCs/>
-          <w:color w:val="D86DCB" w:themeColor="accent5" w:themeTint="99"/>
-          <w:sz w:val="32"/>
-          <w:szCs w:val="32"/>
-        </w:rPr>
-        <w:t xml:space="preserve">      const </w:t>
-      </w:r>
-      <w:proofErr w:type="spellStart"/>
-      <w:proofErr w:type="gramStart"/>
-      <w:r>
-        <w:rPr>
-          <w:b/>
-          <w:bCs/>
-          <w:color w:val="D86DCB" w:themeColor="accent5" w:themeTint="99"/>
-          <w:sz w:val="32"/>
-          <w:szCs w:val="32"/>
-        </w:rPr>
-        <w:t>Network</w:t>
-      </w:r>
-      <w:r>
-        <w:rPr>
-          <w:b/>
-          <w:bCs/>
-          <w:color w:val="D86DCB" w:themeColor="accent5" w:themeTint="99"/>
-          <w:sz w:val="32"/>
-          <w:szCs w:val="32"/>
-        </w:rPr>
-        <w:t>Image</w:t>
-      </w:r>
-      <w:proofErr w:type="spellEnd"/>
-      <w:r>
-        <w:rPr>
-          <w:b/>
-          <w:bCs/>
-          <w:color w:val="D86DCB" w:themeColor="accent5" w:themeTint="99"/>
-          <w:sz w:val="32"/>
-          <w:szCs w:val="32"/>
-        </w:rPr>
-        <w:t>(</w:t>
-      </w:r>
-      <w:proofErr w:type="gramEnd"/>
     </w:p>
     <w:p>
       <w:pPr>
@@ -20960,7 +20508,6 @@
         <w:t xml:space="preserve"># Use </w:t>
       </w:r>
       <w:proofErr w:type="spellStart"/>
-      <w:proofErr w:type="gramStart"/>
       <w:r>
         <w:rPr>
           <w:b/>
@@ -20978,17 +20525,7 @@
           <w:sz w:val="32"/>
           <w:szCs w:val="32"/>
         </w:rPr>
-        <w:t>(</w:t>
-      </w:r>
-      <w:proofErr w:type="gramEnd"/>
-      <w:r>
-        <w:rPr>
-          <w:b/>
-          <w:bCs/>
-          <w:sz w:val="32"/>
-          <w:szCs w:val="32"/>
-        </w:rPr>
-        <w:t>)</w:t>
+        <w:t>()</w:t>
       </w:r>
       <w:r>
         <w:rPr>
@@ -21324,39 +20861,17 @@
           <w:sz w:val="32"/>
           <w:szCs w:val="32"/>
         </w:rPr>
-        <w:t xml:space="preserve">for (final image in 100Images) </w:t>
-      </w:r>
-      <w:proofErr w:type="gramStart"/>
-      <w:r>
-        <w:rPr>
-          <w:b/>
-          <w:bCs/>
-          <w:color w:val="D86DCB" w:themeColor="accent5" w:themeTint="99"/>
-          <w:sz w:val="32"/>
-          <w:szCs w:val="32"/>
-        </w:rPr>
-        <w:t>{</w:t>
-      </w:r>
-      <w:r>
-        <w:rPr>
-          <w:b/>
-          <w:bCs/>
-          <w:color w:val="D86DCB" w:themeColor="accent5" w:themeTint="99"/>
-          <w:sz w:val="32"/>
-          <w:szCs w:val="32"/>
-        </w:rPr>
-        <w:t xml:space="preserve">  /</w:t>
-      </w:r>
-      <w:proofErr w:type="gramEnd"/>
-      <w:r>
-        <w:rPr>
-          <w:b/>
-          <w:bCs/>
-          <w:color w:val="D86DCB" w:themeColor="accent5" w:themeTint="99"/>
-          <w:sz w:val="32"/>
-          <w:szCs w:val="32"/>
-        </w:rPr>
-        <w:t>/ wrong</w:t>
+        <w:t>for (final image in 100Images) {</w:t>
+      </w:r>
+      <w:r>
+        <w:rPr>
+          <w:b/>
+          <w:bCs/>
+          <w:color w:val="D86DCB" w:themeColor="accent5" w:themeTint="99"/>
+          <w:sz w:val="32"/>
+          <w:szCs w:val="32"/>
+        </w:rPr>
+        <w:t xml:space="preserve">  // wrong</w:t>
       </w:r>
     </w:p>
     <w:p>
@@ -21381,7 +20896,6 @@
         <w:t xml:space="preserve">  await </w:t>
       </w:r>
       <w:proofErr w:type="spellStart"/>
-      <w:proofErr w:type="gramStart"/>
       <w:r>
         <w:rPr>
           <w:b/>
@@ -21403,7 +20917,6 @@
         </w:rPr>
         <w:t>(</w:t>
       </w:r>
-      <w:proofErr w:type="gramEnd"/>
     </w:p>
     <w:p>
       <w:pPr>
@@ -21800,27 +21313,15 @@
           <w:szCs w:val="32"/>
         </w:rPr>
       </w:pPr>
-      <w:proofErr w:type="gramStart"/>
-      <w:r>
-        <w:rPr>
-          <w:b/>
-          <w:bCs/>
-          <w:color w:val="D86DCB" w:themeColor="accent5" w:themeTint="99"/>
-          <w:sz w:val="32"/>
-          <w:szCs w:val="32"/>
-        </w:rPr>
-        <w:t xml:space="preserve">Padding(  </w:t>
-      </w:r>
-      <w:proofErr w:type="gramEnd"/>
-      <w:r>
-        <w:rPr>
-          <w:b/>
-          <w:bCs/>
-          <w:color w:val="D86DCB" w:themeColor="accent5" w:themeTint="99"/>
-          <w:sz w:val="32"/>
-          <w:szCs w:val="32"/>
-        </w:rPr>
-        <w:t>// Rebuilds on every frame</w:t>
+      <w:r>
+        <w:rPr>
+          <w:b/>
+          <w:bCs/>
+          <w:color w:val="D86DCB" w:themeColor="accent5" w:themeTint="99"/>
+          <w:sz w:val="32"/>
+          <w:szCs w:val="32"/>
+        </w:rPr>
+        <w:t>Padding(  // Rebuilds on every frame</w:t>
       </w:r>
     </w:p>
     <w:p>
@@ -21845,7 +21346,6 @@
         <w:t xml:space="preserve">   padding: </w:t>
       </w:r>
       <w:proofErr w:type="spellStart"/>
-      <w:proofErr w:type="gramStart"/>
       <w:r>
         <w:rPr>
           <w:b/>
@@ -21865,62 +21365,29 @@
           <w:sz w:val="32"/>
           <w:szCs w:val="32"/>
         </w:rPr>
-        <w:t>(</w:t>
-      </w:r>
-      <w:proofErr w:type="gramEnd"/>
-      <w:r>
-        <w:rPr>
-          <w:b/>
-          <w:bCs/>
-          <w:color w:val="D86DCB" w:themeColor="accent5" w:themeTint="99"/>
-          <w:sz w:val="32"/>
-          <w:szCs w:val="32"/>
-        </w:rPr>
-        <w:t>16.0),</w:t>
-      </w:r>
-    </w:p>
-    <w:p>
-      <w:pPr>
-        <w:jc w:val="both"/>
-        <w:rPr>
-          <w:b/>
-          <w:bCs/>
-          <w:color w:val="D86DCB" w:themeColor="accent5" w:themeTint="99"/>
-          <w:sz w:val="32"/>
-          <w:szCs w:val="32"/>
-        </w:rPr>
-      </w:pPr>
-      <w:r>
-        <w:rPr>
-          <w:b/>
-          <w:bCs/>
-          <w:color w:val="D86DCB" w:themeColor="accent5" w:themeTint="99"/>
-          <w:sz w:val="32"/>
-          <w:szCs w:val="32"/>
-        </w:rPr>
-        <w:t xml:space="preserve">   child: </w:t>
-      </w:r>
-      <w:proofErr w:type="gramStart"/>
-      <w:r>
-        <w:rPr>
-          <w:b/>
-          <w:bCs/>
-          <w:color w:val="D86DCB" w:themeColor="accent5" w:themeTint="99"/>
-          <w:sz w:val="32"/>
-          <w:szCs w:val="32"/>
-        </w:rPr>
-        <w:t>Text(</w:t>
-      </w:r>
-      <w:proofErr w:type="gramEnd"/>
-      <w:r>
-        <w:rPr>
-          <w:b/>
-          <w:bCs/>
-          <w:color w:val="D86DCB" w:themeColor="accent5" w:themeTint="99"/>
-          <w:sz w:val="32"/>
-          <w:szCs w:val="32"/>
-        </w:rPr>
-        <w:t>“Hello World”)</w:t>
+        <w:t>(16.0),</w:t>
+      </w:r>
+    </w:p>
+    <w:p>
+      <w:pPr>
+        <w:jc w:val="both"/>
+        <w:rPr>
+          <w:b/>
+          <w:bCs/>
+          <w:color w:val="D86DCB" w:themeColor="accent5" w:themeTint="99"/>
+          <w:sz w:val="32"/>
+          <w:szCs w:val="32"/>
+        </w:rPr>
+      </w:pPr>
+      <w:r>
+        <w:rPr>
+          <w:b/>
+          <w:bCs/>
+          <w:color w:val="D86DCB" w:themeColor="accent5" w:themeTint="99"/>
+          <w:sz w:val="32"/>
+          <w:szCs w:val="32"/>
+        </w:rPr>
+        <w:t xml:space="preserve">   child: Text(“Hello World”)</w:t>
       </w:r>
     </w:p>
     <w:p>
@@ -21965,29 +21432,7 @@
           <w:szCs w:val="32"/>
         </w:rPr>
         <w:lastRenderedPageBreak/>
-        <w:t xml:space="preserve">const </w:t>
-      </w:r>
-      <w:proofErr w:type="gramStart"/>
-      <w:r>
-        <w:rPr>
-          <w:b/>
-          <w:bCs/>
-          <w:color w:val="D86DCB" w:themeColor="accent5" w:themeTint="99"/>
-          <w:sz w:val="32"/>
-          <w:szCs w:val="32"/>
-        </w:rPr>
-        <w:t xml:space="preserve">Padding(  </w:t>
-      </w:r>
-      <w:proofErr w:type="gramEnd"/>
-      <w:r>
-        <w:rPr>
-          <w:b/>
-          <w:bCs/>
-          <w:color w:val="D86DCB" w:themeColor="accent5" w:themeTint="99"/>
-          <w:sz w:val="32"/>
-          <w:szCs w:val="32"/>
-        </w:rPr>
-        <w:t>// Flutter skips rebuilding this widget</w:t>
+        <w:t>const Padding(  // Flutter skips rebuilding this widget</w:t>
       </w:r>
     </w:p>
     <w:p>
@@ -22012,7 +21457,6 @@
         <w:t xml:space="preserve">   padding: </w:t>
       </w:r>
       <w:proofErr w:type="spellStart"/>
-      <w:proofErr w:type="gramStart"/>
       <w:r>
         <w:rPr>
           <w:b/>
@@ -22032,62 +21476,29 @@
           <w:sz w:val="32"/>
           <w:szCs w:val="32"/>
         </w:rPr>
-        <w:t>(</w:t>
-      </w:r>
-      <w:proofErr w:type="gramEnd"/>
-      <w:r>
-        <w:rPr>
-          <w:b/>
-          <w:bCs/>
-          <w:color w:val="D86DCB" w:themeColor="accent5" w:themeTint="99"/>
-          <w:sz w:val="32"/>
-          <w:szCs w:val="32"/>
-        </w:rPr>
-        <w:t>16.0),</w:t>
-      </w:r>
-    </w:p>
-    <w:p>
-      <w:pPr>
-        <w:jc w:val="both"/>
-        <w:rPr>
-          <w:b/>
-          <w:bCs/>
-          <w:color w:val="D86DCB" w:themeColor="accent5" w:themeTint="99"/>
-          <w:sz w:val="32"/>
-          <w:szCs w:val="32"/>
-        </w:rPr>
-      </w:pPr>
-      <w:r>
-        <w:rPr>
-          <w:b/>
-          <w:bCs/>
-          <w:color w:val="D86DCB" w:themeColor="accent5" w:themeTint="99"/>
-          <w:sz w:val="32"/>
-          <w:szCs w:val="32"/>
-        </w:rPr>
-        <w:t xml:space="preserve">   child: </w:t>
-      </w:r>
-      <w:proofErr w:type="gramStart"/>
-      <w:r>
-        <w:rPr>
-          <w:b/>
-          <w:bCs/>
-          <w:color w:val="D86DCB" w:themeColor="accent5" w:themeTint="99"/>
-          <w:sz w:val="32"/>
-          <w:szCs w:val="32"/>
-        </w:rPr>
-        <w:t>Text(</w:t>
-      </w:r>
-      <w:proofErr w:type="gramEnd"/>
-      <w:r>
-        <w:rPr>
-          <w:b/>
-          <w:bCs/>
-          <w:color w:val="D86DCB" w:themeColor="accent5" w:themeTint="99"/>
-          <w:sz w:val="32"/>
-          <w:szCs w:val="32"/>
-        </w:rPr>
-        <w:t>“Hello World”)</w:t>
+        <w:t>(16.0),</w:t>
+      </w:r>
+    </w:p>
+    <w:p>
+      <w:pPr>
+        <w:jc w:val="both"/>
+        <w:rPr>
+          <w:b/>
+          <w:bCs/>
+          <w:color w:val="D86DCB" w:themeColor="accent5" w:themeTint="99"/>
+          <w:sz w:val="32"/>
+          <w:szCs w:val="32"/>
+        </w:rPr>
+      </w:pPr>
+      <w:r>
+        <w:rPr>
+          <w:b/>
+          <w:bCs/>
+          <w:color w:val="D86DCB" w:themeColor="accent5" w:themeTint="99"/>
+          <w:sz w:val="32"/>
+          <w:szCs w:val="32"/>
+        </w:rPr>
+        <w:t xml:space="preserve">   child: Text(“Hello World”)</w:t>
       </w:r>
     </w:p>
     <w:p>
@@ -22336,7 +21747,6 @@
         <w:t xml:space="preserve">include: </w:t>
       </w:r>
       <w:proofErr w:type="spellStart"/>
-      <w:proofErr w:type="gramStart"/>
       <w:r>
         <w:rPr>
           <w:b/>
@@ -22370,7 +21780,6 @@
         <w:t>flutter.yaml</w:t>
       </w:r>
       <w:proofErr w:type="spellEnd"/>
-      <w:proofErr w:type="gramEnd"/>
     </w:p>
     <w:p>
       <w:pPr>
@@ -22557,20 +21966,8 @@
           <w:sz w:val="32"/>
           <w:szCs w:val="32"/>
         </w:rPr>
-        <w:t xml:space="preserve">flutter </w:t>
-      </w:r>
-      <w:proofErr w:type="gramStart"/>
-      <w:r>
-        <w:rPr>
-          <w:b/>
-          <w:bCs/>
-          <w:color w:val="60CAF3" w:themeColor="accent4" w:themeTint="99"/>
-          <w:sz w:val="32"/>
-          <w:szCs w:val="32"/>
-        </w:rPr>
-        <w:t>analyze</w:t>
-      </w:r>
-      <w:proofErr w:type="gramEnd"/>
+        <w:t>flutter analyze</w:t>
+      </w:r>
     </w:p>
     <w:p>
       <w:pPr>
